--- a/docs/PostgreSQL Installation Guideline (Basel III).docx
+++ b/docs/PostgreSQL Installation Guideline (Basel III).docx
@@ -1,30 +1,29 @@
 
 <file path=word/document.xml><?xml version="1.0" encoding="utf-8"?>
-<w:document xmlns:o="urn:schemas-microsoft-com:office:office" xmlns:r="http://schemas.openxmlformats.org/officeDocument/2006/relationships" xmlns:v="urn:schemas-microsoft-com:vml" xmlns:w="http://schemas.openxmlformats.org/wordprocessingml/2006/main" xmlns:w10="urn:schemas-microsoft-com:office:word" xmlns:wp="http://schemas.openxmlformats.org/drawingml/2006/wordprocessingDrawing" xmlns:pic="http://schemas.openxmlformats.org/drawingml/2006/picture" xmlns:wps="http://schemas.microsoft.com/office/word/2010/wordprocessingShape" xmlns:wpg="http://schemas.microsoft.com/office/word/2010/wordprocessingGroup" xmlns:mc="http://schemas.openxmlformats.org/markup-compatibility/2006" xmlns:wp14="http://schemas.microsoft.com/office/word/2010/wordprocessingDrawing" xmlns:w14="http://schemas.microsoft.com/office/word/2010/wordml" xmlns:w15="http://schemas.microsoft.com/office/word/2012/wordml" mc:Ignorable="w14 wp14 w15">
+<w:document xmlns:wpc="http://schemas.microsoft.com/office/word/2010/wordprocessingCanvas" xmlns:cx="http://schemas.microsoft.com/office/drawing/2014/chartex" xmlns:cx1="http://schemas.microsoft.com/office/drawing/2015/9/8/chartex" xmlns:mc="http://schemas.openxmlformats.org/markup-compatibility/2006" xmlns:o="urn:schemas-microsoft-com:office:office" xmlns:r="http://schemas.openxmlformats.org/officeDocument/2006/relationships" xmlns:m="http://schemas.openxmlformats.org/officeDocument/2006/math" xmlns:v="urn:schemas-microsoft-com:vml" xmlns:wp14="http://schemas.microsoft.com/office/word/2010/wordprocessingDrawing" xmlns:wp="http://schemas.openxmlformats.org/drawingml/2006/wordprocessingDrawing" xmlns:w10="urn:schemas-microsoft-com:office:word" xmlns:w="http://schemas.openxmlformats.org/wordprocessingml/2006/main" xmlns:w14="http://schemas.microsoft.com/office/word/2010/wordml" xmlns:w15="http://schemas.microsoft.com/office/word/2012/wordml" xmlns:w16se="http://schemas.microsoft.com/office/word/2015/wordml/symex" xmlns:wpg="http://schemas.microsoft.com/office/word/2010/wordprocessingGroup" xmlns:wpi="http://schemas.microsoft.com/office/word/2010/wordprocessingInk" xmlns:wne="http://schemas.microsoft.com/office/word/2006/wordml" xmlns:wps="http://schemas.microsoft.com/office/word/2010/wordprocessingShape" mc:Ignorable="w14 w15 w16se wp14">
   <w:body>
     <w:p>
       <w:pPr>
         <w:pStyle w:val="normal1"/>
-        <w:spacing w:lineRule="auto" w:line="240" w:before="240" w:after="240"/>
-        <w:rPr/>
-      </w:pPr>
-      <w:r>
-        <w:rPr/>
+        <w:spacing w:before="240" w:after="240" w:line="240" w:lineRule="auto"/>
+      </w:pPr>
+      <w:r>
+        <w:rPr>
+          <w:noProof/>
+          <w:lang w:eastAsia="zh-TW" w:bidi="ar-SA"/>
+        </w:rPr>
         <mc:AlternateContent>
           <mc:Choice Requires="wps">
             <w:drawing>
               <wp:inline distT="0" distB="0" distL="0" distR="0">
                 <wp:extent cx="5731510" cy="19050"/>
                 <wp:effectExtent l="0" t="0" r="0" b="152400"/>
-                <wp:docPr id="1" name=""/>
+                <wp:docPr id="1" name="Rectangle 1"/>
+                <wp:cNvGraphicFramePr/>
                 <a:graphic xmlns:a="http://schemas.openxmlformats.org/drawingml/2006/main">
                   <a:graphicData uri="http://schemas.microsoft.com/office/word/2010/wordprocessingShape">
                     <wps:wsp>
                       <wps:cNvSpPr/>
-                      <wps:nvSpPr>
-                        <wps:cNvPr id="2" name=""/>
-                        <wps:cNvSpPr/>
-                      </wps:nvSpPr>
                       <wps:spPr>
                         <a:xfrm>
                           <a:off x="0" y="0"/>
@@ -44,18 +43,13 @@
                     </wps:wsp>
                   </a:graphicData>
                 </a:graphic>
-                <wp14:sizeRelH relativeFrom="page">
-                  <wp14:pctWidth>100000</wp14:pctWidth>
-                </wp14:sizeRelH>
               </wp:inline>
             </w:drawing>
           </mc:Choice>
           <mc:Fallback>
             <w:pict>
-              <v:rect id="shape_0" fillcolor="#a0a0a0" stroked="f" o:allowincell="f" style="position:absolute;margin-left:0pt;margin-top:-13.55pt;width:451.25pt;height:1.45pt;mso-wrap-style:none;v-text-anchor:middle;mso-position-horizontal:center;mso-position-vertical:top">
-                <v:fill o:detectmouseclick="t" type="solid" color2="#5f5f5f"/>
-                <v:stroke color="#3465a4" joinstyle="round" endcap="flat"/>
-                <w10:wrap type="topAndBottom"/>
+              <v:rect w14:anchorId="1DBDEF90" id="Rectangle 1" o:spid="_x0000_s1026" style="width:451.3pt;height:1.5pt;visibility:visible;mso-wrap-style:square;mso-left-percent:-10001;mso-top-percent:-10001;mso-position-horizontal:absolute;mso-position-horizontal-relative:char;mso-position-vertical:absolute;mso-position-vertical-relative:line;mso-left-percent:-10001;mso-top-percent:-10001;v-text-anchor:top" o:gfxdata="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" fillcolor="#a0a0a0" stroked="f" strokeweight="0">
+                <w10:anchorlock/>
               </v:rect>
             </w:pict>
           </mc:Fallback>
@@ -65,9 +59,9 @@
     <w:p>
       <w:pPr>
         <w:pStyle w:val="Heading1"/>
-        <w:keepNext w:val="false"/>
-        <w:keepLines w:val="false"/>
-        <w:spacing w:lineRule="auto" w:line="240" w:before="480" w:after="120"/>
+        <w:keepNext w:val="0"/>
+        <w:keepLines w:val="0"/>
+        <w:spacing w:before="480"/>
         <w:rPr>
           <w:b/>
           <w:bCs/>
@@ -84,7 +78,7 @@
           <w:sz w:val="46"/>
           <w:szCs w:val="46"/>
         </w:rPr>
-        <w:t xml:space="preserve">📘 </w:t>
+        <w:t>📘</w:t>
       </w:r>
       <w:r>
         <w:rPr>
@@ -93,28 +87,41 @@
           <w:sz w:val="46"/>
           <w:szCs w:val="46"/>
         </w:rPr>
-        <w:t>PostgreSQL 18.3 Installation Guideline</w:t>
-      </w:r>
-    </w:p>
-    <w:p>
-      <w:pPr>
-        <w:pStyle w:val="normal1"/>
-        <w:spacing w:lineRule="auto" w:line="240" w:before="240" w:after="240"/>
-        <w:rPr>
-          <w:b/>
-          <w:bCs/>
-        </w:rPr>
-      </w:pPr>
-      <w:r>
-        <w:rPr>
-          <w:b/>
-          <w:bCs/>
-        </w:rPr>
-        <w:t>Project Context: Basel III Compliance &amp; FP&amp;A Dashboard Demo</w:t>
+        <w:t xml:space="preserve"> PostgreSQL 18.3 Installation Guideline</w:t>
+      </w:r>
+    </w:p>
+    <w:p>
+      <w:pPr>
+        <w:pStyle w:val="normal1"/>
+        <w:spacing w:before="240" w:after="240" w:line="240" w:lineRule="auto"/>
+        <w:rPr>
+          <w:b/>
+          <w:bCs/>
+        </w:rPr>
+      </w:pPr>
+      <w:bookmarkStart w:id="1" w:name="_GoBack"/>
+      <w:bookmarkEnd w:id="1"/>
+      <w:r>
+        <w:rPr>
+          <w:b/>
+          <w:bCs/>
+        </w:rPr>
+        <w:t xml:space="preserve">Project Context: </w:t>
+      </w:r>
+      <w:r>
+        <w:rPr>
+          <w:b/>
+        </w:rPr>
+        <w:t>Basel III Compliance Dashboard Automation</w:t>
+      </w:r>
+      <w:r>
+        <w:rPr>
+          <w:b/>
+          <w:bCs/>
+        </w:rPr>
         <w:br/>
       </w:r>
       <w:r>
-        <w:rPr/>
         <w:t xml:space="preserve"> </w:t>
       </w:r>
       <w:r>
@@ -128,26 +135,25 @@
     <w:p>
       <w:pPr>
         <w:pStyle w:val="normal1"/>
-        <w:spacing w:lineRule="auto" w:line="240" w:before="240" w:after="240"/>
-        <w:rPr/>
-      </w:pPr>
-      <w:r>
-        <w:rPr/>
+        <w:spacing w:before="240" w:after="240" w:line="240" w:lineRule="auto"/>
+      </w:pPr>
+      <w:r>
+        <w:rPr>
+          <w:noProof/>
+          <w:lang w:eastAsia="zh-TW" w:bidi="ar-SA"/>
+        </w:rPr>
         <mc:AlternateContent>
           <mc:Choice Requires="wps">
             <w:drawing>
               <wp:inline distT="0" distB="0" distL="0" distR="0">
                 <wp:extent cx="5731510" cy="19050"/>
                 <wp:effectExtent l="0" t="0" r="0" b="152400"/>
-                <wp:docPr id="3" name=""/>
+                <wp:docPr id="3" name="Rectangle 3"/>
+                <wp:cNvGraphicFramePr/>
                 <a:graphic xmlns:a="http://schemas.openxmlformats.org/drawingml/2006/main">
                   <a:graphicData uri="http://schemas.microsoft.com/office/word/2010/wordprocessingShape">
                     <wps:wsp>
                       <wps:cNvSpPr/>
-                      <wps:nvSpPr>
-                        <wps:cNvPr id="4" name=""/>
-                        <wps:cNvSpPr/>
-                      </wps:nvSpPr>
                       <wps:spPr>
                         <a:xfrm>
                           <a:off x="0" y="0"/>
@@ -167,18 +173,13 @@
                     </wps:wsp>
                   </a:graphicData>
                 </a:graphic>
-                <wp14:sizeRelH relativeFrom="page">
-                  <wp14:pctWidth>100000</wp14:pctWidth>
-                </wp14:sizeRelH>
               </wp:inline>
             </w:drawing>
           </mc:Choice>
           <mc:Fallback>
             <w:pict>
-              <v:rect id="shape_0" fillcolor="#a0a0a0" stroked="f" o:allowincell="f" style="position:absolute;margin-left:0pt;margin-top:-13.55pt;width:451.25pt;height:1.45pt;mso-wrap-style:none;v-text-anchor:middle;mso-position-horizontal:center;mso-position-vertical:top">
-                <v:fill o:detectmouseclick="t" type="solid" color2="#5f5f5f"/>
-                <v:stroke color="#3465a4" joinstyle="round" endcap="flat"/>
-                <w10:wrap type="topAndBottom"/>
+              <v:rect w14:anchorId="77B09F58" id="Rectangle 3" o:spid="_x0000_s1026" style="width:451.3pt;height:1.5pt;visibility:visible;mso-wrap-style:square;mso-left-percent:-10001;mso-top-percent:-10001;mso-position-horizontal:absolute;mso-position-horizontal-relative:char;mso-position-vertical:absolute;mso-position-vertical-relative:line;mso-left-percent:-10001;mso-top-percent:-10001;v-text-anchor:top" o:gfxdata="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" fillcolor="#a0a0a0" stroked="f" strokeweight="0">
+                <w10:anchorlock/>
               </v:rect>
             </w:pict>
           </mc:Fallback>
@@ -188,9 +189,9 @@
     <w:p>
       <w:pPr>
         <w:pStyle w:val="Heading2"/>
-        <w:keepNext w:val="false"/>
-        <w:keepLines w:val="false"/>
-        <w:spacing w:lineRule="auto" w:line="240" w:before="360" w:after="80"/>
+        <w:keepNext w:val="0"/>
+        <w:keepLines w:val="0"/>
+        <w:spacing w:after="80"/>
         <w:rPr>
           <w:b/>
           <w:bCs/>
@@ -198,8 +199,8 @@
           <w:szCs w:val="34"/>
         </w:rPr>
       </w:pPr>
-      <w:bookmarkStart w:id="1" w:name="_8vwcud9aj1i2"/>
-      <w:bookmarkEnd w:id="1"/>
+      <w:bookmarkStart w:id="2" w:name="_8vwcud9aj1i2"/>
+      <w:bookmarkEnd w:id="2"/>
       <w:r>
         <w:rPr>
           <w:b/>
@@ -207,7 +208,7 @@
           <w:sz w:val="34"/>
           <w:szCs w:val="34"/>
         </w:rPr>
-        <w:t xml:space="preserve">🔹 </w:t>
+        <w:t>🔹</w:t>
       </w:r>
       <w:r>
         <w:rPr>
@@ -216,7 +217,7 @@
           <w:sz w:val="34"/>
           <w:szCs w:val="34"/>
         </w:rPr>
-        <w:t>Step 1 – Download Installer</w:t>
+        <w:t xml:space="preserve"> Step 1 – Download Installer</w:t>
       </w:r>
     </w:p>
     <w:p>
@@ -226,13 +227,11 @@
           <w:ilvl w:val="0"/>
           <w:numId w:val="3"/>
         </w:numPr>
-        <w:spacing w:lineRule="auto" w:line="240" w:before="240" w:afterAutospacing="0" w:after="0"/>
-        <w:ind w:hanging="360" w:start="720"/>
-        <w:rPr/>
-      </w:pPr>
-      <w:r>
-        <w:rPr>
-          <w:rFonts w:eastAsia="Arial Unicode MS" w:cs="Arial Unicode MS" w:ascii="Arial Unicode MS" w:hAnsi="Arial Unicode MS"/>
+        <w:spacing w:before="240" w:line="240" w:lineRule="auto"/>
+      </w:pPr>
+      <w:r>
+        <w:rPr>
+          <w:rFonts w:ascii="Arial Unicode MS" w:eastAsia="Arial Unicode MS" w:hAnsi="Arial Unicode MS" w:cs="Arial Unicode MS"/>
         </w:rPr>
         <w:t>Go to the official PostgreSQL website → Windows → Download installer.</w:t>
       </w:r>
@@ -244,13 +243,18 @@
           <w:ilvl w:val="0"/>
           <w:numId w:val="3"/>
         </w:numPr>
-        <w:spacing w:lineRule="auto" w:line="240" w:beforeAutospacing="0" w:before="0" w:afterAutospacing="0" w:after="0"/>
-        <w:ind w:hanging="360" w:start="720"/>
-        <w:rPr/>
-      </w:pPr>
-      <w:r>
-        <w:rPr/>
-        <w:t>Redirects to EnterpriseDB (EDB).</w:t>
+        <w:spacing w:line="240" w:lineRule="auto"/>
+      </w:pPr>
+      <w:r>
+        <w:t xml:space="preserve">Redirects to </w:t>
+      </w:r>
+      <w:proofErr w:type="spellStart"/>
+      <w:r>
+        <w:t>EnterpriseDB</w:t>
+      </w:r>
+      <w:proofErr w:type="spellEnd"/>
+      <w:r>
+        <w:t xml:space="preserve"> (EDB).</w:t>
       </w:r>
     </w:p>
     <w:p>
@@ -260,49 +264,44 @@
           <w:ilvl w:val="0"/>
           <w:numId w:val="3"/>
         </w:numPr>
-        <w:spacing w:lineRule="auto" w:line="240" w:beforeAutospacing="0" w:before="0" w:after="240"/>
-        <w:ind w:hanging="360" w:start="720"/>
-        <w:rPr/>
-      </w:pPr>
-      <w:r>
-        <w:rPr/>
+        <w:spacing w:after="240" w:line="240" w:lineRule="auto"/>
+      </w:pPr>
+      <w:r>
         <w:t xml:space="preserve">Download file: </w:t>
       </w:r>
       <w:r>
         <w:rPr>
-          <w:rFonts w:eastAsia="Roboto Mono" w:cs="Roboto Mono" w:ascii="Roboto Mono" w:hAnsi="Roboto Mono"/>
+          <w:rFonts w:ascii="Roboto Mono" w:eastAsia="Roboto Mono" w:hAnsi="Roboto Mono" w:cs="Roboto Mono"/>
           <w:color w:val="188038"/>
         </w:rPr>
         <w:t>postgresql-18.x-windows-x64.exe</w:t>
       </w:r>
       <w:r>
-        <w:rPr/>
         <w:t>.</w:t>
       </w:r>
     </w:p>
     <w:p>
       <w:pPr>
         <w:pStyle w:val="normal1"/>
-        <w:spacing w:lineRule="auto" w:line="240" w:before="240" w:after="240"/>
-        <w:rPr/>
-      </w:pPr>
-      <w:r>
-        <w:rPr/>
+        <w:spacing w:before="240" w:after="240" w:line="240" w:lineRule="auto"/>
+      </w:pPr>
+      <w:r>
+        <w:rPr>
+          <w:noProof/>
+          <w:lang w:eastAsia="zh-TW" w:bidi="ar-SA"/>
+        </w:rPr>
         <mc:AlternateContent>
           <mc:Choice Requires="wps">
             <w:drawing>
               <wp:inline distT="0" distB="0" distL="0" distR="0">
                 <wp:extent cx="5731510" cy="19050"/>
                 <wp:effectExtent l="0" t="0" r="0" b="152400"/>
-                <wp:docPr id="5" name=""/>
+                <wp:docPr id="5" name="Rectangle 5"/>
+                <wp:cNvGraphicFramePr/>
                 <a:graphic xmlns:a="http://schemas.openxmlformats.org/drawingml/2006/main">
                   <a:graphicData uri="http://schemas.microsoft.com/office/word/2010/wordprocessingShape">
                     <wps:wsp>
                       <wps:cNvSpPr/>
-                      <wps:nvSpPr>
-                        <wps:cNvPr id="6" name=""/>
-                        <wps:cNvSpPr/>
-                      </wps:nvSpPr>
                       <wps:spPr>
                         <a:xfrm>
                           <a:off x="0" y="0"/>
@@ -322,18 +321,13 @@
                     </wps:wsp>
                   </a:graphicData>
                 </a:graphic>
-                <wp14:sizeRelH relativeFrom="page">
-                  <wp14:pctWidth>100000</wp14:pctWidth>
-                </wp14:sizeRelH>
               </wp:inline>
             </w:drawing>
           </mc:Choice>
           <mc:Fallback>
             <w:pict>
-              <v:rect id="shape_0" fillcolor="#a0a0a0" stroked="f" o:allowincell="f" style="position:absolute;margin-left:0pt;margin-top:-13.55pt;width:451.25pt;height:1.45pt;mso-wrap-style:none;v-text-anchor:middle;mso-position-horizontal:center;mso-position-vertical:top">
-                <v:fill o:detectmouseclick="t" type="solid" color2="#5f5f5f"/>
-                <v:stroke color="#3465a4" joinstyle="round" endcap="flat"/>
-                <w10:wrap type="topAndBottom"/>
+              <v:rect w14:anchorId="5DD63241" id="Rectangle 5" o:spid="_x0000_s1026" style="width:451.3pt;height:1.5pt;visibility:visible;mso-wrap-style:square;mso-left-percent:-10001;mso-top-percent:-10001;mso-position-horizontal:absolute;mso-position-horizontal-relative:char;mso-position-vertical:absolute;mso-position-vertical-relative:line;mso-left-percent:-10001;mso-top-percent:-10001;v-text-anchor:top" o:gfxdata="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" fillcolor="#a0a0a0" stroked="f" strokeweight="0">
+                <w10:anchorlock/>
               </v:rect>
             </w:pict>
           </mc:Fallback>
@@ -343,9 +337,9 @@
     <w:p>
       <w:pPr>
         <w:pStyle w:val="Heading2"/>
-        <w:keepNext w:val="false"/>
-        <w:keepLines w:val="false"/>
-        <w:spacing w:lineRule="auto" w:line="240" w:before="360" w:after="80"/>
+        <w:keepNext w:val="0"/>
+        <w:keepLines w:val="0"/>
+        <w:spacing w:after="80"/>
         <w:rPr>
           <w:b/>
           <w:bCs/>
@@ -353,8 +347,8 @@
           <w:szCs w:val="34"/>
         </w:rPr>
       </w:pPr>
-      <w:bookmarkStart w:id="2" w:name="_26i4jfv4atrt"/>
-      <w:bookmarkEnd w:id="2"/>
+      <w:bookmarkStart w:id="3" w:name="_26i4jfv4atrt"/>
+      <w:bookmarkEnd w:id="3"/>
       <w:r>
         <w:rPr>
           <w:b/>
@@ -362,7 +356,7 @@
           <w:sz w:val="34"/>
           <w:szCs w:val="34"/>
         </w:rPr>
-        <w:t xml:space="preserve">🔹 </w:t>
+        <w:t>🔹</w:t>
       </w:r>
       <w:r>
         <w:rPr>
@@ -371,7 +365,7 @@
           <w:sz w:val="34"/>
           <w:szCs w:val="34"/>
         </w:rPr>
-        <w:t>Step 2 – Run Installer</w:t>
+        <w:t xml:space="preserve"> Step 2 – Run Installer</w:t>
       </w:r>
     </w:p>
     <w:p>
@@ -381,13 +375,12 @@
           <w:ilvl w:val="0"/>
           <w:numId w:val="1"/>
         </w:numPr>
-        <w:spacing w:lineRule="auto" w:line="240" w:before="240" w:afterAutospacing="0" w:after="0"/>
-        <w:ind w:hanging="360" w:start="720"/>
-        <w:rPr/>
-      </w:pPr>
-      <w:r>
-        <w:rPr/>
+        <w:spacing w:before="240" w:line="240" w:lineRule="auto"/>
+      </w:pPr>
+      <w:r>
         <w:t>Double</w:t>
+      </w:r>
+      <w:r>
         <w:noBreakHyphen/>
         <w:t>click installer.</w:t>
       </w:r>
@@ -399,12 +392,9 @@
           <w:ilvl w:val="0"/>
           <w:numId w:val="1"/>
         </w:numPr>
-        <w:spacing w:lineRule="auto" w:line="240" w:beforeAutospacing="0" w:before="0" w:afterAutospacing="0" w:after="0"/>
-        <w:ind w:hanging="360" w:start="720"/>
-        <w:rPr/>
-      </w:pPr>
-      <w:r>
-        <w:rPr/>
+        <w:spacing w:line="240" w:lineRule="auto"/>
+      </w:pPr>
+      <w:r>
         <w:t>Select components:</w:t>
       </w:r>
     </w:p>
@@ -415,9 +405,7 @@
           <w:ilvl w:val="1"/>
           <w:numId w:val="1"/>
         </w:numPr>
-        <w:spacing w:lineRule="auto" w:line="240" w:beforeAutospacing="0" w:before="0" w:afterAutospacing="0" w:after="0"/>
-        <w:ind w:hanging="360" w:start="1440"/>
-        <w:rPr/>
+        <w:spacing w:line="240" w:lineRule="auto"/>
       </w:pPr>
       <w:r>
         <w:rPr>
@@ -428,7 +416,7 @@
       </w:r>
       <w:r>
         <w:rPr>
-          <w:rFonts w:eastAsia="Arial Unicode MS" w:cs="Arial Unicode MS" w:ascii="Arial Unicode MS" w:hAnsi="Arial Unicode MS"/>
+          <w:rFonts w:ascii="Arial Unicode MS" w:eastAsia="Arial Unicode MS" w:hAnsi="Arial Unicode MS" w:cs="Arial Unicode MS"/>
         </w:rPr>
         <w:t xml:space="preserve"> ✅</w:t>
       </w:r>
@@ -440,20 +428,27 @@
           <w:ilvl w:val="1"/>
           <w:numId w:val="1"/>
         </w:numPr>
-        <w:spacing w:lineRule="auto" w:line="240" w:beforeAutospacing="0" w:before="0" w:afterAutospacing="0" w:after="0"/>
-        <w:ind w:hanging="360" w:start="1440"/>
-        <w:rPr/>
-      </w:pPr>
-      <w:r>
-        <w:rPr>
-          <w:b/>
-          <w:bCs/>
-        </w:rPr>
-        <w:t>pgAdmin 4</w:t>
-      </w:r>
-      <w:r>
-        <w:rPr>
-          <w:rFonts w:eastAsia="Arial Unicode MS" w:cs="Arial Unicode MS" w:ascii="Arial Unicode MS" w:hAnsi="Arial Unicode MS"/>
+        <w:spacing w:line="240" w:lineRule="auto"/>
+      </w:pPr>
+      <w:proofErr w:type="spellStart"/>
+      <w:r>
+        <w:rPr>
+          <w:b/>
+          <w:bCs/>
+        </w:rPr>
+        <w:t>pgAdmin</w:t>
+      </w:r>
+      <w:proofErr w:type="spellEnd"/>
+      <w:r>
+        <w:rPr>
+          <w:b/>
+          <w:bCs/>
+        </w:rPr>
+        <w:t xml:space="preserve"> 4</w:t>
+      </w:r>
+      <w:r>
+        <w:rPr>
+          <w:rFonts w:ascii="Arial Unicode MS" w:eastAsia="Arial Unicode MS" w:hAnsi="Arial Unicode MS" w:cs="Arial Unicode MS"/>
         </w:rPr>
         <w:t xml:space="preserve"> ✅</w:t>
       </w:r>
@@ -465,9 +460,7 @@
           <w:ilvl w:val="1"/>
           <w:numId w:val="1"/>
         </w:numPr>
-        <w:spacing w:lineRule="auto" w:line="240" w:beforeAutospacing="0" w:before="0" w:afterAutospacing="0" w:after="0"/>
-        <w:ind w:hanging="360" w:start="1440"/>
-        <w:rPr/>
+        <w:spacing w:line="240" w:lineRule="auto"/>
       </w:pPr>
       <w:r>
         <w:rPr>
@@ -478,7 +471,7 @@
       </w:r>
       <w:r>
         <w:rPr>
-          <w:rFonts w:eastAsia="Arial Unicode MS" w:cs="Arial Unicode MS" w:ascii="Arial Unicode MS" w:hAnsi="Arial Unicode MS"/>
+          <w:rFonts w:ascii="Arial Unicode MS" w:eastAsia="Arial Unicode MS" w:hAnsi="Arial Unicode MS" w:cs="Arial Unicode MS"/>
         </w:rPr>
         <w:t xml:space="preserve"> ✅</w:t>
       </w:r>
@@ -490,9 +483,7 @@
           <w:ilvl w:val="1"/>
           <w:numId w:val="1"/>
         </w:numPr>
-        <w:spacing w:lineRule="auto" w:line="240" w:beforeAutospacing="0" w:before="0" w:after="240"/>
-        <w:ind w:hanging="360" w:start="1440"/>
-        <w:rPr/>
+        <w:spacing w:after="240" w:line="240" w:lineRule="auto"/>
       </w:pPr>
       <w:r>
         <w:rPr>
@@ -502,8 +493,9 @@
         <w:t>Stack Builder</w:t>
       </w:r>
       <w:r>
-        <w:rPr/>
         <w:t xml:space="preserve"> (optional, but recommended for add</w:t>
+      </w:r>
+      <w:r>
         <w:noBreakHyphen/>
         <w:t>ons).</w:t>
       </w:r>
@@ -511,26 +503,25 @@
     <w:p>
       <w:pPr>
         <w:pStyle w:val="normal1"/>
-        <w:spacing w:lineRule="auto" w:line="240" w:before="240" w:after="240"/>
-        <w:rPr/>
-      </w:pPr>
-      <w:r>
-        <w:rPr/>
+        <w:spacing w:before="240" w:after="240" w:line="240" w:lineRule="auto"/>
+      </w:pPr>
+      <w:r>
+        <w:rPr>
+          <w:noProof/>
+          <w:lang w:eastAsia="zh-TW" w:bidi="ar-SA"/>
+        </w:rPr>
         <mc:AlternateContent>
           <mc:Choice Requires="wps">
             <w:drawing>
               <wp:inline distT="0" distB="0" distL="0" distR="0">
                 <wp:extent cx="5731510" cy="19050"/>
                 <wp:effectExtent l="0" t="0" r="0" b="152400"/>
-                <wp:docPr id="7" name=""/>
+                <wp:docPr id="7" name="Rectangle 7"/>
+                <wp:cNvGraphicFramePr/>
                 <a:graphic xmlns:a="http://schemas.openxmlformats.org/drawingml/2006/main">
                   <a:graphicData uri="http://schemas.microsoft.com/office/word/2010/wordprocessingShape">
                     <wps:wsp>
                       <wps:cNvSpPr/>
-                      <wps:nvSpPr>
-                        <wps:cNvPr id="8" name=""/>
-                        <wps:cNvSpPr/>
-                      </wps:nvSpPr>
                       <wps:spPr>
                         <a:xfrm>
                           <a:off x="0" y="0"/>
@@ -550,18 +541,13 @@
                     </wps:wsp>
                   </a:graphicData>
                 </a:graphic>
-                <wp14:sizeRelH relativeFrom="page">
-                  <wp14:pctWidth>100000</wp14:pctWidth>
-                </wp14:sizeRelH>
               </wp:inline>
             </w:drawing>
           </mc:Choice>
           <mc:Fallback>
             <w:pict>
-              <v:rect id="shape_0" fillcolor="#a0a0a0" stroked="f" o:allowincell="f" style="position:absolute;margin-left:0pt;margin-top:-13.55pt;width:451.25pt;height:1.45pt;mso-wrap-style:none;v-text-anchor:middle;mso-position-horizontal:center;mso-position-vertical:top">
-                <v:fill o:detectmouseclick="t" type="solid" color2="#5f5f5f"/>
-                <v:stroke color="#3465a4" joinstyle="round" endcap="flat"/>
-                <w10:wrap type="topAndBottom"/>
+              <v:rect w14:anchorId="0CC5D44C" id="Rectangle 7" o:spid="_x0000_s1026" style="width:451.3pt;height:1.5pt;visibility:visible;mso-wrap-style:square;mso-left-percent:-10001;mso-top-percent:-10001;mso-position-horizontal:absolute;mso-position-horizontal-relative:char;mso-position-vertical:absolute;mso-position-vertical-relative:line;mso-left-percent:-10001;mso-top-percent:-10001;v-text-anchor:top" o:gfxdata="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" fillcolor="#a0a0a0" stroked="f" strokeweight="0">
+                <w10:anchorlock/>
               </v:rect>
             </w:pict>
           </mc:Fallback>
@@ -571,9 +557,9 @@
     <w:p>
       <w:pPr>
         <w:pStyle w:val="Heading2"/>
-        <w:keepNext w:val="false"/>
-        <w:keepLines w:val="false"/>
-        <w:spacing w:lineRule="auto" w:line="240" w:before="360" w:after="80"/>
+        <w:keepNext w:val="0"/>
+        <w:keepLines w:val="0"/>
+        <w:spacing w:after="80"/>
         <w:rPr>
           <w:b/>
           <w:bCs/>
@@ -581,8 +567,8 @@
           <w:szCs w:val="34"/>
         </w:rPr>
       </w:pPr>
-      <w:bookmarkStart w:id="3" w:name="_d1nzrw9wf9u7"/>
-      <w:bookmarkEnd w:id="3"/>
+      <w:bookmarkStart w:id="4" w:name="_d1nzrw9wf9u7"/>
+      <w:bookmarkEnd w:id="4"/>
       <w:r>
         <w:rPr>
           <w:b/>
@@ -590,7 +576,7 @@
           <w:sz w:val="34"/>
           <w:szCs w:val="34"/>
         </w:rPr>
-        <w:t xml:space="preserve">🔹 </w:t>
+        <w:t>🔹</w:t>
       </w:r>
       <w:r>
         <w:rPr>
@@ -599,7 +585,16 @@
           <w:sz w:val="34"/>
           <w:szCs w:val="34"/>
         </w:rPr>
-        <w:t>Step 3 – Data Directory</w:t>
+        <w:t xml:space="preserve"> Step 3 – Data Di</w:t>
+      </w:r>
+      <w:r>
+        <w:rPr>
+          <w:b/>
+          <w:bCs/>
+          <w:sz w:val="34"/>
+          <w:szCs w:val="34"/>
+        </w:rPr>
+        <w:t>rectory</w:t>
       </w:r>
     </w:p>
     <w:p>
@@ -609,23 +604,19 @@
           <w:ilvl w:val="0"/>
           <w:numId w:val="5"/>
         </w:numPr>
-        <w:spacing w:lineRule="auto" w:line="240" w:before="240" w:afterAutospacing="0" w:after="0"/>
-        <w:ind w:hanging="360" w:start="720"/>
-        <w:rPr/>
-      </w:pPr>
-      <w:r>
-        <w:rPr/>
+        <w:spacing w:before="240" w:line="240" w:lineRule="auto"/>
+      </w:pPr>
+      <w:r>
         <w:t xml:space="preserve">Default path: </w:t>
       </w:r>
       <w:r>
         <w:rPr>
-          <w:rFonts w:eastAsia="Roboto Mono" w:cs="Roboto Mono" w:ascii="Roboto Mono" w:hAnsi="Roboto Mono"/>
+          <w:rFonts w:ascii="Roboto Mono" w:eastAsia="Roboto Mono" w:hAnsi="Roboto Mono" w:cs="Roboto Mono"/>
           <w:color w:val="188038"/>
         </w:rPr>
         <w:t>C:\Program Files\PostgreSQL\18\data\</w:t>
       </w:r>
       <w:r>
-        <w:rPr/>
         <w:t>.</w:t>
       </w:r>
     </w:p>
@@ -636,38 +627,34 @@
           <w:ilvl w:val="0"/>
           <w:numId w:val="5"/>
         </w:numPr>
-        <w:spacing w:lineRule="auto" w:line="240" w:beforeAutospacing="0" w:before="0" w:after="240"/>
-        <w:ind w:hanging="360" w:start="720"/>
-        <w:rPr/>
-      </w:pPr>
-      <w:r>
-        <w:rPr/>
+        <w:spacing w:after="240" w:line="240" w:lineRule="auto"/>
+      </w:pPr>
+      <w:r>
         <w:t>Accept unless you need a custom location.</w:t>
       </w:r>
     </w:p>
     <w:p>
       <w:pPr>
         <w:pStyle w:val="normal1"/>
-        <w:spacing w:lineRule="auto" w:line="240" w:before="240" w:after="240"/>
-        <w:rPr/>
-      </w:pPr>
-      <w:r>
-        <w:rPr/>
+        <w:spacing w:before="240" w:after="240" w:line="240" w:lineRule="auto"/>
+      </w:pPr>
+      <w:r>
+        <w:rPr>
+          <w:noProof/>
+          <w:lang w:eastAsia="zh-TW" w:bidi="ar-SA"/>
+        </w:rPr>
         <mc:AlternateContent>
           <mc:Choice Requires="wps">
             <w:drawing>
               <wp:inline distT="0" distB="0" distL="0" distR="0">
                 <wp:extent cx="5731510" cy="19050"/>
                 <wp:effectExtent l="0" t="0" r="0" b="152400"/>
-                <wp:docPr id="9" name=""/>
+                <wp:docPr id="9" name="Rectangle 9"/>
+                <wp:cNvGraphicFramePr/>
                 <a:graphic xmlns:a="http://schemas.openxmlformats.org/drawingml/2006/main">
                   <a:graphicData uri="http://schemas.microsoft.com/office/word/2010/wordprocessingShape">
                     <wps:wsp>
                       <wps:cNvSpPr/>
-                      <wps:nvSpPr>
-                        <wps:cNvPr id="10" name=""/>
-                        <wps:cNvSpPr/>
-                      </wps:nvSpPr>
                       <wps:spPr>
                         <a:xfrm>
                           <a:off x="0" y="0"/>
@@ -687,18 +674,13 @@
                     </wps:wsp>
                   </a:graphicData>
                 </a:graphic>
-                <wp14:sizeRelH relativeFrom="page">
-                  <wp14:pctWidth>100000</wp14:pctWidth>
-                </wp14:sizeRelH>
               </wp:inline>
             </w:drawing>
           </mc:Choice>
           <mc:Fallback>
             <w:pict>
-              <v:rect id="shape_0" fillcolor="#a0a0a0" stroked="f" o:allowincell="f" style="position:absolute;margin-left:0pt;margin-top:-13.55pt;width:451.25pt;height:1.45pt;mso-wrap-style:none;v-text-anchor:middle;mso-position-horizontal:center;mso-position-vertical:top">
-                <v:fill o:detectmouseclick="t" type="solid" color2="#5f5f5f"/>
-                <v:stroke color="#3465a4" joinstyle="round" endcap="flat"/>
-                <w10:wrap type="topAndBottom"/>
+              <v:rect w14:anchorId="5E6143CD" id="Rectangle 9" o:spid="_x0000_s1026" style="width:451.3pt;height:1.5pt;visibility:visible;mso-wrap-style:square;mso-left-percent:-10001;mso-top-percent:-10001;mso-position-horizontal:absolute;mso-position-horizontal-relative:char;mso-position-vertical:absolute;mso-position-vertical-relative:line;mso-left-percent:-10001;mso-top-percent:-10001;v-text-anchor:top" o:gfxdata="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" fillcolor="#a0a0a0" stroked="f" strokeweight="0">
+                <w10:anchorlock/>
               </v:rect>
             </w:pict>
           </mc:Fallback>
@@ -708,9 +690,9 @@
     <w:p>
       <w:pPr>
         <w:pStyle w:val="Heading2"/>
-        <w:keepNext w:val="false"/>
-        <w:keepLines w:val="false"/>
-        <w:spacing w:lineRule="auto" w:line="240" w:before="360" w:after="80"/>
+        <w:keepNext w:val="0"/>
+        <w:keepLines w:val="0"/>
+        <w:spacing w:after="80"/>
         <w:rPr>
           <w:b/>
           <w:bCs/>
@@ -718,8 +700,8 @@
           <w:szCs w:val="34"/>
         </w:rPr>
       </w:pPr>
-      <w:bookmarkStart w:id="4" w:name="_k4qifaazbvx1"/>
-      <w:bookmarkEnd w:id="4"/>
+      <w:bookmarkStart w:id="5" w:name="_k4qifaazbvx1"/>
+      <w:bookmarkEnd w:id="5"/>
       <w:r>
         <w:rPr>
           <w:b/>
@@ -727,7 +709,7 @@
           <w:sz w:val="34"/>
           <w:szCs w:val="34"/>
         </w:rPr>
-        <w:t xml:space="preserve">🔹 </w:t>
+        <w:t>🔹</w:t>
       </w:r>
       <w:r>
         <w:rPr>
@@ -736,7 +718,27 @@
           <w:sz w:val="34"/>
           <w:szCs w:val="34"/>
         </w:rPr>
-        <w:t>Step 4 – Superuser Password</w:t>
+        <w:t xml:space="preserve"> Step 4 – </w:t>
+      </w:r>
+      <w:proofErr w:type="spellStart"/>
+      <w:r>
+        <w:rPr>
+          <w:b/>
+          <w:bCs/>
+          <w:sz w:val="34"/>
+          <w:szCs w:val="34"/>
+        </w:rPr>
+        <w:t>Superuser</w:t>
+      </w:r>
+      <w:proofErr w:type="spellEnd"/>
+      <w:r>
+        <w:rPr>
+          <w:b/>
+          <w:bCs/>
+          <w:sz w:val="34"/>
+          <w:szCs w:val="34"/>
+        </w:rPr>
+        <w:t xml:space="preserve"> Password</w:t>
       </w:r>
     </w:p>
     <w:p>
@@ -746,24 +748,30 @@
           <w:ilvl w:val="0"/>
           <w:numId w:val="8"/>
         </w:numPr>
-        <w:spacing w:lineRule="auto" w:line="240" w:before="240" w:afterAutospacing="0" w:after="0"/>
-        <w:ind w:hanging="360" w:start="720"/>
-        <w:rPr/>
-      </w:pPr>
-      <w:r>
-        <w:rPr/>
+        <w:spacing w:before="240" w:line="240" w:lineRule="auto"/>
+      </w:pPr>
+      <w:r>
         <w:t xml:space="preserve">Set password for </w:t>
       </w:r>
-      <w:r>
-        <w:rPr>
-          <w:rFonts w:eastAsia="Roboto Mono" w:cs="Roboto Mono" w:ascii="Roboto Mono" w:hAnsi="Roboto Mono"/>
+      <w:proofErr w:type="spellStart"/>
+      <w:r>
+        <w:rPr>
+          <w:rFonts w:ascii="Roboto Mono" w:eastAsia="Roboto Mono" w:hAnsi="Roboto Mono" w:cs="Roboto Mono"/>
           <w:color w:val="188038"/>
         </w:rPr>
         <w:t>postgres</w:t>
       </w:r>
-      <w:r>
-        <w:rPr/>
-        <w:t xml:space="preserve"> superuser.</w:t>
+      <w:proofErr w:type="spellEnd"/>
+      <w:r>
+        <w:t xml:space="preserve"> </w:t>
+      </w:r>
+      <w:proofErr w:type="spellStart"/>
+      <w:r>
+        <w:t>superuser</w:t>
+      </w:r>
+      <w:proofErr w:type="spellEnd"/>
+      <w:r>
+        <w:t>.</w:t>
       </w:r>
     </w:p>
     <w:p>
@@ -773,23 +781,23 @@
           <w:ilvl w:val="0"/>
           <w:numId w:val="8"/>
         </w:numPr>
-        <w:spacing w:lineRule="auto" w:line="240" w:beforeAutospacing="0" w:before="0" w:afterAutospacing="0" w:after="0"/>
-        <w:ind w:hanging="360" w:start="720"/>
-        <w:rPr/>
-      </w:pPr>
-      <w:r>
-        <w:rPr/>
+        <w:spacing w:line="240" w:lineRule="auto"/>
+      </w:pPr>
+      <w:r>
         <w:t xml:space="preserve">For demo: </w:t>
       </w:r>
-      <w:r>
-        <w:rPr>
-          <w:rFonts w:eastAsia="Roboto Mono" w:cs="Roboto Mono" w:ascii="Roboto Mono" w:hAnsi="Roboto Mono"/>
+      <w:proofErr w:type="spellStart"/>
+      <w:proofErr w:type="gramStart"/>
+      <w:r>
+        <w:rPr>
+          <w:rFonts w:ascii="Roboto Mono" w:eastAsia="Roboto Mono" w:hAnsi="Roboto Mono" w:cs="Roboto Mono"/>
           <w:color w:val="188038"/>
         </w:rPr>
         <w:t>sa</w:t>
       </w:r>
-      <w:r>
-        <w:rPr/>
+      <w:proofErr w:type="spellEnd"/>
+      <w:proofErr w:type="gramEnd"/>
+      <w:r>
         <w:t xml:space="preserve"> (easy to remember).</w:t>
       </w:r>
     </w:p>
@@ -800,42 +808,48 @@
           <w:ilvl w:val="0"/>
           <w:numId w:val="8"/>
         </w:numPr>
-        <w:spacing w:lineRule="auto" w:line="240" w:beforeAutospacing="0" w:before="0" w:after="240"/>
-        <w:ind w:hanging="360" w:start="720"/>
-        <w:rPr/>
-      </w:pPr>
-      <w:r>
-        <w:rPr/>
-        <w:t xml:space="preserve">⚠️ </w:t>
-      </w:r>
-      <w:r>
-        <w:rPr/>
-        <w:t>For production: use a strong passphrase.</w:t>
-      </w:r>
-    </w:p>
-    <w:p>
-      <w:pPr>
-        <w:pStyle w:val="normal1"/>
-        <w:spacing w:lineRule="auto" w:line="240" w:before="240" w:after="240"/>
-        <w:rPr/>
-      </w:pPr>
-      <w:r>
-        <w:rPr/>
+        <w:spacing w:after="240" w:line="240" w:lineRule="auto"/>
+      </w:pPr>
+      <w:r>
+        <w:t>⚠</w:t>
+      </w:r>
+      <w:r>
+        <w:t>️</w:t>
+      </w:r>
+      <w:r>
+        <w:t xml:space="preserve"> </w:t>
+      </w:r>
+      <w:proofErr w:type="gramStart"/>
+      <w:r>
+        <w:t>For</w:t>
+      </w:r>
+      <w:proofErr w:type="gramEnd"/>
+      <w:r>
+        <w:t xml:space="preserve"> production: use a strong passphrase.</w:t>
+      </w:r>
+    </w:p>
+    <w:p>
+      <w:pPr>
+        <w:pStyle w:val="normal1"/>
+        <w:spacing w:before="240" w:after="240" w:line="240" w:lineRule="auto"/>
+      </w:pPr>
+      <w:r>
+        <w:rPr>
+          <w:noProof/>
+          <w:lang w:eastAsia="zh-TW" w:bidi="ar-SA"/>
+        </w:rPr>
         <mc:AlternateContent>
           <mc:Choice Requires="wps">
             <w:drawing>
               <wp:inline distT="0" distB="0" distL="0" distR="0">
                 <wp:extent cx="5731510" cy="19050"/>
                 <wp:effectExtent l="0" t="0" r="0" b="152400"/>
-                <wp:docPr id="11" name=""/>
+                <wp:docPr id="11" name="Rectangle 11"/>
+                <wp:cNvGraphicFramePr/>
                 <a:graphic xmlns:a="http://schemas.openxmlformats.org/drawingml/2006/main">
                   <a:graphicData uri="http://schemas.microsoft.com/office/word/2010/wordprocessingShape">
                     <wps:wsp>
                       <wps:cNvSpPr/>
-                      <wps:nvSpPr>
-                        <wps:cNvPr id="12" name=""/>
-                        <wps:cNvSpPr/>
-                      </wps:nvSpPr>
                       <wps:spPr>
                         <a:xfrm>
                           <a:off x="0" y="0"/>
@@ -855,18 +869,13 @@
                     </wps:wsp>
                   </a:graphicData>
                 </a:graphic>
-                <wp14:sizeRelH relativeFrom="page">
-                  <wp14:pctWidth>100000</wp14:pctWidth>
-                </wp14:sizeRelH>
               </wp:inline>
             </w:drawing>
           </mc:Choice>
           <mc:Fallback>
             <w:pict>
-              <v:rect id="shape_0" fillcolor="#a0a0a0" stroked="f" o:allowincell="f" style="position:absolute;margin-left:0pt;margin-top:-13.55pt;width:451.25pt;height:1.45pt;mso-wrap-style:none;v-text-anchor:middle;mso-position-horizontal:center;mso-position-vertical:top">
-                <v:fill o:detectmouseclick="t" type="solid" color2="#5f5f5f"/>
-                <v:stroke color="#3465a4" joinstyle="round" endcap="flat"/>
-                <w10:wrap type="topAndBottom"/>
+              <v:rect w14:anchorId="12097F1B" id="Rectangle 11" o:spid="_x0000_s1026" style="width:451.3pt;height:1.5pt;visibility:visible;mso-wrap-style:square;mso-left-percent:-10001;mso-top-percent:-10001;mso-position-horizontal:absolute;mso-position-horizontal-relative:char;mso-position-vertical:absolute;mso-position-vertical-relative:line;mso-left-percent:-10001;mso-top-percent:-10001;v-text-anchor:top" o:gfxdata="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" fillcolor="#a0a0a0" stroked="f" strokeweight="0">
+                <w10:anchorlock/>
               </v:rect>
             </w:pict>
           </mc:Fallback>
@@ -876,9 +885,9 @@
     <w:p>
       <w:pPr>
         <w:pStyle w:val="Heading2"/>
-        <w:keepNext w:val="false"/>
-        <w:keepLines w:val="false"/>
-        <w:spacing w:lineRule="auto" w:line="240" w:before="360" w:after="80"/>
+        <w:keepNext w:val="0"/>
+        <w:keepLines w:val="0"/>
+        <w:spacing w:after="80"/>
         <w:rPr>
           <w:b/>
           <w:bCs/>
@@ -886,8 +895,8 @@
           <w:szCs w:val="34"/>
         </w:rPr>
       </w:pPr>
-      <w:bookmarkStart w:id="5" w:name="_w4fj4sj4ovy9"/>
-      <w:bookmarkEnd w:id="5"/>
+      <w:bookmarkStart w:id="6" w:name="_w4fj4sj4ovy9"/>
+      <w:bookmarkEnd w:id="6"/>
       <w:r>
         <w:rPr>
           <w:b/>
@@ -895,7 +904,16 @@
           <w:sz w:val="34"/>
           <w:szCs w:val="34"/>
         </w:rPr>
-        <w:t xml:space="preserve">🔹 </w:t>
+        <w:t>🔹</w:t>
+      </w:r>
+      <w:r>
+        <w:rPr>
+          <w:b/>
+          <w:bCs/>
+          <w:sz w:val="34"/>
+          <w:szCs w:val="34"/>
+        </w:rPr>
+        <w:t xml:space="preserve"> </w:t>
       </w:r>
       <w:r>
         <w:rPr>
@@ -914,12 +932,9 @@
           <w:ilvl w:val="0"/>
           <w:numId w:val="7"/>
         </w:numPr>
-        <w:spacing w:lineRule="auto" w:line="240" w:before="240" w:afterAutospacing="0" w:after="0"/>
-        <w:ind w:hanging="360" w:start="720"/>
-        <w:rPr/>
-      </w:pPr>
-      <w:r>
-        <w:rPr/>
+        <w:spacing w:before="240" w:line="240" w:lineRule="auto"/>
+      </w:pPr>
+      <w:r>
         <w:t xml:space="preserve">Keep default </w:t>
       </w:r>
       <w:r>
@@ -930,7 +945,6 @@
         <w:t>5432</w:t>
       </w:r>
       <w:r>
-        <w:rPr/>
         <w:t>.</w:t>
       </w:r>
     </w:p>
@@ -941,38 +955,43 @@
           <w:ilvl w:val="0"/>
           <w:numId w:val="7"/>
         </w:numPr>
-        <w:spacing w:lineRule="auto" w:line="240" w:beforeAutospacing="0" w:before="0" w:after="240"/>
-        <w:ind w:hanging="360" w:start="720"/>
-        <w:rPr/>
-      </w:pPr>
-      <w:r>
-        <w:rPr/>
-        <w:t>Ensures compatibility with pgAdmin, Power BI, and scripts.</w:t>
-      </w:r>
-    </w:p>
-    <w:p>
-      <w:pPr>
-        <w:pStyle w:val="normal1"/>
-        <w:spacing w:lineRule="auto" w:line="240" w:before="240" w:after="240"/>
-        <w:rPr/>
-      </w:pPr>
-      <w:r>
-        <w:rPr/>
+        <w:spacing w:after="240" w:line="240" w:lineRule="auto"/>
+      </w:pPr>
+      <w:r>
+        <w:lastRenderedPageBreak/>
+        <w:t xml:space="preserve">Ensures compatibility with </w:t>
+      </w:r>
+      <w:proofErr w:type="spellStart"/>
+      <w:r>
+        <w:t>pgAdmin</w:t>
+      </w:r>
+      <w:proofErr w:type="spellEnd"/>
+      <w:r>
+        <w:t>, Power BI, and scripts.</w:t>
+      </w:r>
+    </w:p>
+    <w:p>
+      <w:pPr>
+        <w:pStyle w:val="normal1"/>
+        <w:spacing w:before="240" w:after="240" w:line="240" w:lineRule="auto"/>
+      </w:pPr>
+      <w:r>
+        <w:rPr>
+          <w:noProof/>
+          <w:lang w:eastAsia="zh-TW" w:bidi="ar-SA"/>
+        </w:rPr>
         <mc:AlternateContent>
           <mc:Choice Requires="wps">
             <w:drawing>
               <wp:inline distT="0" distB="0" distL="0" distR="0">
                 <wp:extent cx="5731510" cy="19050"/>
                 <wp:effectExtent l="0" t="0" r="0" b="152400"/>
-                <wp:docPr id="13" name=""/>
+                <wp:docPr id="13" name="Rectangle 13"/>
+                <wp:cNvGraphicFramePr/>
                 <a:graphic xmlns:a="http://schemas.openxmlformats.org/drawingml/2006/main">
                   <a:graphicData uri="http://schemas.microsoft.com/office/word/2010/wordprocessingShape">
                     <wps:wsp>
                       <wps:cNvSpPr/>
-                      <wps:nvSpPr>
-                        <wps:cNvPr id="14" name=""/>
-                        <wps:cNvSpPr/>
-                      </wps:nvSpPr>
                       <wps:spPr>
                         <a:xfrm>
                           <a:off x="0" y="0"/>
@@ -992,18 +1011,13 @@
                     </wps:wsp>
                   </a:graphicData>
                 </a:graphic>
-                <wp14:sizeRelH relativeFrom="page">
-                  <wp14:pctWidth>100000</wp14:pctWidth>
-                </wp14:sizeRelH>
               </wp:inline>
             </w:drawing>
           </mc:Choice>
           <mc:Fallback>
             <w:pict>
-              <v:rect id="shape_0" fillcolor="#a0a0a0" stroked="f" o:allowincell="f" style="position:absolute;margin-left:0pt;margin-top:-13.55pt;width:451.25pt;height:1.45pt;mso-wrap-style:none;v-text-anchor:middle;mso-position-horizontal:center;mso-position-vertical:top">
-                <v:fill o:detectmouseclick="t" type="solid" color2="#5f5f5f"/>
-                <v:stroke color="#3465a4" joinstyle="round" endcap="flat"/>
-                <w10:wrap type="topAndBottom"/>
+              <v:rect w14:anchorId="0AFB8AF1" id="Rectangle 13" o:spid="_x0000_s1026" style="width:451.3pt;height:1.5pt;visibility:visible;mso-wrap-style:square;mso-left-percent:-10001;mso-top-percent:-10001;mso-position-horizontal:absolute;mso-position-horizontal-relative:char;mso-position-vertical:absolute;mso-position-vertical-relative:line;mso-left-percent:-10001;mso-top-percent:-10001;v-text-anchor:top" o:gfxdata="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" fillcolor="#a0a0a0" stroked="f" strokeweight="0">
+                <w10:anchorlock/>
               </v:rect>
             </w:pict>
           </mc:Fallback>
@@ -1013,9 +1027,9 @@
     <w:p>
       <w:pPr>
         <w:pStyle w:val="Heading2"/>
-        <w:keepNext w:val="false"/>
-        <w:keepLines w:val="false"/>
-        <w:spacing w:lineRule="auto" w:line="240" w:before="360" w:after="80"/>
+        <w:keepNext w:val="0"/>
+        <w:keepLines w:val="0"/>
+        <w:spacing w:after="80"/>
         <w:rPr>
           <w:b/>
           <w:bCs/>
@@ -1023,8 +1037,8 @@
           <w:szCs w:val="34"/>
         </w:rPr>
       </w:pPr>
-      <w:bookmarkStart w:id="6" w:name="_tq7f83f7z4oz"/>
-      <w:bookmarkEnd w:id="6"/>
+      <w:bookmarkStart w:id="7" w:name="_tq7f83f7z4oz"/>
+      <w:bookmarkEnd w:id="7"/>
       <w:r>
         <w:rPr>
           <w:b/>
@@ -1032,7 +1046,7 @@
           <w:sz w:val="34"/>
           <w:szCs w:val="34"/>
         </w:rPr>
-        <w:t xml:space="preserve">🔹 </w:t>
+        <w:t>🔹</w:t>
       </w:r>
       <w:r>
         <w:rPr>
@@ -1041,7 +1055,7 @@
           <w:sz w:val="34"/>
           <w:szCs w:val="34"/>
         </w:rPr>
-        <w:t>Step 6 – Locale</w:t>
+        <w:t xml:space="preserve"> Step 6 – Locale</w:t>
       </w:r>
     </w:p>
     <w:p>
@@ -1051,12 +1065,9 @@
           <w:ilvl w:val="0"/>
           <w:numId w:val="6"/>
         </w:numPr>
-        <w:spacing w:lineRule="auto" w:line="240" w:before="240" w:afterAutospacing="0" w:after="0"/>
-        <w:ind w:hanging="360" w:start="720"/>
-        <w:rPr/>
-      </w:pPr>
-      <w:r>
-        <w:rPr/>
+        <w:spacing w:before="240" w:line="240" w:lineRule="auto"/>
+      </w:pPr>
+      <w:r>
         <w:t xml:space="preserve">Select </w:t>
       </w:r>
       <w:r>
@@ -1067,7 +1078,6 @@
         <w:t>DEFAULT</w:t>
       </w:r>
       <w:r>
-        <w:rPr/>
         <w:t>.</w:t>
       </w:r>
     </w:p>
@@ -1078,38 +1088,34 @@
           <w:ilvl w:val="0"/>
           <w:numId w:val="6"/>
         </w:numPr>
-        <w:spacing w:lineRule="auto" w:line="240" w:beforeAutospacing="0" w:before="0" w:after="240"/>
-        <w:ind w:hanging="360" w:start="720"/>
-        <w:rPr/>
-      </w:pPr>
-      <w:r>
-        <w:rPr/>
+        <w:spacing w:after="240" w:line="240" w:lineRule="auto"/>
+      </w:pPr>
+      <w:r>
         <w:t>Ensures system locale is used for collation and encoding.</w:t>
       </w:r>
     </w:p>
     <w:p>
       <w:pPr>
         <w:pStyle w:val="normal1"/>
-        <w:spacing w:lineRule="auto" w:line="240" w:before="240" w:after="240"/>
-        <w:rPr/>
-      </w:pPr>
-      <w:r>
-        <w:rPr/>
+        <w:spacing w:before="240" w:after="240" w:line="240" w:lineRule="auto"/>
+      </w:pPr>
+      <w:r>
+        <w:rPr>
+          <w:noProof/>
+          <w:lang w:eastAsia="zh-TW" w:bidi="ar-SA"/>
+        </w:rPr>
         <mc:AlternateContent>
           <mc:Choice Requires="wps">
             <w:drawing>
               <wp:inline distT="0" distB="0" distL="0" distR="0">
                 <wp:extent cx="5731510" cy="19050"/>
                 <wp:effectExtent l="0" t="0" r="0" b="152400"/>
-                <wp:docPr id="15" name=""/>
+                <wp:docPr id="15" name="Rectangle 15"/>
+                <wp:cNvGraphicFramePr/>
                 <a:graphic xmlns:a="http://schemas.openxmlformats.org/drawingml/2006/main">
                   <a:graphicData uri="http://schemas.microsoft.com/office/word/2010/wordprocessingShape">
                     <wps:wsp>
                       <wps:cNvSpPr/>
-                      <wps:nvSpPr>
-                        <wps:cNvPr id="16" name=""/>
-                        <wps:cNvSpPr/>
-                      </wps:nvSpPr>
                       <wps:spPr>
                         <a:xfrm>
                           <a:off x="0" y="0"/>
@@ -1129,18 +1135,13 @@
                     </wps:wsp>
                   </a:graphicData>
                 </a:graphic>
-                <wp14:sizeRelH relativeFrom="page">
-                  <wp14:pctWidth>100000</wp14:pctWidth>
-                </wp14:sizeRelH>
               </wp:inline>
             </w:drawing>
           </mc:Choice>
           <mc:Fallback>
             <w:pict>
-              <v:rect id="shape_0" fillcolor="#a0a0a0" stroked="f" o:allowincell="f" style="position:absolute;margin-left:0pt;margin-top:-13.55pt;width:451.25pt;height:1.45pt;mso-wrap-style:none;v-text-anchor:middle;mso-position-horizontal:center;mso-position-vertical:top">
-                <v:fill o:detectmouseclick="t" type="solid" color2="#5f5f5f"/>
-                <v:stroke color="#3465a4" joinstyle="round" endcap="flat"/>
-                <w10:wrap type="topAndBottom"/>
+              <v:rect w14:anchorId="327D51ED" id="Rectangle 15" o:spid="_x0000_s1026" style="width:451.3pt;height:1.5pt;visibility:visible;mso-wrap-style:square;mso-left-percent:-10001;mso-top-percent:-10001;mso-position-horizontal:absolute;mso-position-horizontal-relative:char;mso-position-vertical:absolute;mso-position-vertical-relative:line;mso-left-percent:-10001;mso-top-percent:-10001;v-text-anchor:top" o:gfxdata="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" fillcolor="#a0a0a0" stroked="f" strokeweight="0">
+                <w10:anchorlock/>
               </v:rect>
             </w:pict>
           </mc:Fallback>
@@ -1150,9 +1151,9 @@
     <w:p>
       <w:pPr>
         <w:pStyle w:val="Heading2"/>
-        <w:keepNext w:val="false"/>
-        <w:keepLines w:val="false"/>
-        <w:spacing w:lineRule="auto" w:line="240" w:before="360" w:after="80"/>
+        <w:keepNext w:val="0"/>
+        <w:keepLines w:val="0"/>
+        <w:spacing w:after="80"/>
         <w:rPr>
           <w:b/>
           <w:bCs/>
@@ -1160,8 +1161,8 @@
           <w:szCs w:val="34"/>
         </w:rPr>
       </w:pPr>
-      <w:bookmarkStart w:id="7" w:name="_egonmb22d5gf"/>
-      <w:bookmarkEnd w:id="7"/>
+      <w:bookmarkStart w:id="8" w:name="_egonmb22d5gf"/>
+      <w:bookmarkEnd w:id="8"/>
       <w:r>
         <w:rPr>
           <w:b/>
@@ -1169,7 +1170,7 @@
           <w:sz w:val="34"/>
           <w:szCs w:val="34"/>
         </w:rPr>
-        <w:t xml:space="preserve">🔹 </w:t>
+        <w:t>🔹</w:t>
       </w:r>
       <w:r>
         <w:rPr>
@@ -1178,7 +1179,7 @@
           <w:sz w:val="34"/>
           <w:szCs w:val="34"/>
         </w:rPr>
-        <w:t>Step 7 – Finish Installation</w:t>
+        <w:t xml:space="preserve"> Step 7 – Finish Installation</w:t>
       </w:r>
     </w:p>
     <w:p>
@@ -1188,24 +1189,20 @@
           <w:ilvl w:val="0"/>
           <w:numId w:val="2"/>
         </w:numPr>
-        <w:spacing w:lineRule="auto" w:line="240" w:before="240" w:afterAutospacing="0" w:after="0"/>
-        <w:ind w:hanging="360" w:start="720"/>
-        <w:rPr/>
-      </w:pPr>
-      <w:r>
-        <w:rPr/>
+        <w:spacing w:before="240" w:line="240" w:lineRule="auto"/>
+      </w:pPr>
+      <w:r>
         <w:t xml:space="preserve">Click </w:t>
       </w:r>
       <w:r>
         <w:rPr>
-          <w:rFonts w:eastAsia="Arial Unicode MS" w:cs="Arial Unicode MS" w:ascii="Arial Unicode MS" w:hAnsi="Arial Unicode MS"/>
+          <w:rFonts w:ascii="Arial Unicode MS" w:eastAsia="Arial Unicode MS" w:hAnsi="Arial Unicode MS" w:cs="Arial Unicode MS"/>
           <w:i/>
           <w:iCs/>
         </w:rPr>
         <w:t>Next → Finish</w:t>
       </w:r>
       <w:r>
-        <w:rPr/>
         <w:t>.</w:t>
       </w:r>
     </w:p>
@@ -1216,38 +1213,34 @@
           <w:ilvl w:val="0"/>
           <w:numId w:val="2"/>
         </w:numPr>
-        <w:spacing w:lineRule="auto" w:line="240" w:beforeAutospacing="0" w:before="0" w:after="240"/>
-        <w:ind w:hanging="360" w:start="720"/>
-        <w:rPr/>
-      </w:pPr>
-      <w:r>
-        <w:rPr/>
+        <w:spacing w:after="240" w:line="240" w:lineRule="auto"/>
+      </w:pPr>
+      <w:r>
         <w:t>PostgreSQL service starts automatically.</w:t>
       </w:r>
     </w:p>
     <w:p>
       <w:pPr>
         <w:pStyle w:val="normal1"/>
-        <w:spacing w:lineRule="auto" w:line="240" w:before="240" w:after="240"/>
-        <w:rPr/>
-      </w:pPr>
-      <w:r>
-        <w:rPr/>
+        <w:spacing w:before="240" w:after="240" w:line="240" w:lineRule="auto"/>
+      </w:pPr>
+      <w:r>
+        <w:rPr>
+          <w:noProof/>
+          <w:lang w:eastAsia="zh-TW" w:bidi="ar-SA"/>
+        </w:rPr>
         <mc:AlternateContent>
           <mc:Choice Requires="wps">
             <w:drawing>
               <wp:inline distT="0" distB="0" distL="0" distR="0">
                 <wp:extent cx="5731510" cy="19050"/>
                 <wp:effectExtent l="0" t="0" r="0" b="152400"/>
-                <wp:docPr id="17" name=""/>
+                <wp:docPr id="17" name="Rectangle 17"/>
+                <wp:cNvGraphicFramePr/>
                 <a:graphic xmlns:a="http://schemas.openxmlformats.org/drawingml/2006/main">
                   <a:graphicData uri="http://schemas.microsoft.com/office/word/2010/wordprocessingShape">
                     <wps:wsp>
                       <wps:cNvSpPr/>
-                      <wps:nvSpPr>
-                        <wps:cNvPr id="18" name=""/>
-                        <wps:cNvSpPr/>
-                      </wps:nvSpPr>
                       <wps:spPr>
                         <a:xfrm>
                           <a:off x="0" y="0"/>
@@ -1267,18 +1260,13 @@
                     </wps:wsp>
                   </a:graphicData>
                 </a:graphic>
-                <wp14:sizeRelH relativeFrom="page">
-                  <wp14:pctWidth>100000</wp14:pctWidth>
-                </wp14:sizeRelH>
               </wp:inline>
             </w:drawing>
           </mc:Choice>
           <mc:Fallback>
             <w:pict>
-              <v:rect id="shape_0" fillcolor="#a0a0a0" stroked="f" o:allowincell="f" style="position:absolute;margin-left:0pt;margin-top:-13.55pt;width:451.25pt;height:1.45pt;mso-wrap-style:none;v-text-anchor:middle;mso-position-horizontal:center;mso-position-vertical:top">
-                <v:fill o:detectmouseclick="t" type="solid" color2="#5f5f5f"/>
-                <v:stroke color="#3465a4" joinstyle="round" endcap="flat"/>
-                <w10:wrap type="topAndBottom"/>
+              <v:rect w14:anchorId="52BB389E" id="Rectangle 17" o:spid="_x0000_s1026" style="width:451.3pt;height:1.5pt;visibility:visible;mso-wrap-style:square;mso-left-percent:-10001;mso-top-percent:-10001;mso-position-horizontal:absolute;mso-position-horizontal-relative:char;mso-position-vertical:absolute;mso-position-vertical-relative:line;mso-left-percent:-10001;mso-top-percent:-10001;v-text-anchor:top" o:gfxdata="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" fillcolor="#a0a0a0" stroked="f" strokeweight="0">
+                <w10:anchorlock/>
               </v:rect>
             </w:pict>
           </mc:Fallback>
@@ -1288,9 +1276,9 @@
     <w:p>
       <w:pPr>
         <w:pStyle w:val="Heading2"/>
-        <w:keepNext w:val="false"/>
-        <w:keepLines w:val="false"/>
-        <w:spacing w:lineRule="auto" w:line="240" w:before="360" w:after="80"/>
+        <w:keepNext w:val="0"/>
+        <w:keepLines w:val="0"/>
+        <w:spacing w:after="80"/>
         <w:rPr>
           <w:b/>
           <w:bCs/>
@@ -1298,27 +1286,36 @@
           <w:szCs w:val="34"/>
         </w:rPr>
       </w:pPr>
-      <w:bookmarkStart w:id="8" w:name="_lqg7wkqcbczb"/>
-      <w:bookmarkEnd w:id="8"/>
-      <w:r>
-        <w:rPr>
-          <w:rFonts w:eastAsia="Arial Unicode MS" w:cs="Arial Unicode MS" w:ascii="Arial Unicode MS" w:hAnsi="Arial Unicode MS"/>
+      <w:bookmarkStart w:id="9" w:name="_lqg7wkqcbczb"/>
+      <w:bookmarkEnd w:id="9"/>
+      <w:r>
+        <w:rPr>
+          <w:rFonts w:ascii="Arial Unicode MS" w:eastAsia="Arial Unicode MS" w:hAnsi="Arial Unicode MS" w:cs="Arial Unicode MS"/>
           <w:b/>
           <w:bCs/>
           <w:sz w:val="34"/>
           <w:szCs w:val="34"/>
         </w:rPr>
-        <w:t xml:space="preserve">✅ </w:t>
-      </w:r>
-      <w:r>
-        <w:rPr>
-          <w:rFonts w:eastAsia="Arial Unicode MS" w:cs="Arial Unicode MS" w:ascii="Arial Unicode MS" w:hAnsi="Arial Unicode MS"/>
+        <w:t>✅</w:t>
+      </w:r>
+      <w:r>
+        <w:rPr>
+          <w:rFonts w:ascii="Arial Unicode MS" w:eastAsia="Arial Unicode MS" w:hAnsi="Arial Unicode MS" w:cs="Arial Unicode MS"/>
           <w:b/>
           <w:bCs/>
           <w:sz w:val="34"/>
           <w:szCs w:val="34"/>
         </w:rPr>
-        <w:t>Post</w:t>
+        <w:t xml:space="preserve"> Post</w:t>
+      </w:r>
+      <w:r>
+        <w:rPr>
+          <w:rFonts w:ascii="Arial Unicode MS" w:eastAsia="Arial Unicode MS" w:hAnsi="Arial Unicode MS" w:cs="Arial Unicode MS"/>
+          <w:b/>
+          <w:bCs/>
+          <w:sz w:val="34"/>
+          <w:szCs w:val="34"/>
+        </w:rPr>
         <w:noBreakHyphen/>
         <w:t>Install Verification</w:t>
       </w:r>
@@ -1326,45 +1323,43 @@
     <w:p>
       <w:pPr>
         <w:pStyle w:val="normal1"/>
-        <w:spacing w:lineRule="auto" w:line="240" w:before="240" w:after="240"/>
-        <w:rPr/>
-      </w:pPr>
-      <w:r>
-        <w:rPr/>
+        <w:spacing w:before="240" w:after="240" w:line="240" w:lineRule="auto"/>
+      </w:pPr>
+      <w:r>
         <w:t>Run these commands in PowerShell:</w:t>
       </w:r>
     </w:p>
     <w:p>
       <w:pPr>
         <w:pStyle w:val="normal1"/>
-        <w:spacing w:lineRule="auto" w:line="240" w:before="240" w:after="240"/>
-        <w:rPr/>
-      </w:pPr>
-      <w:r>
-        <w:rPr/>
+        <w:spacing w:before="240" w:after="240" w:line="240" w:lineRule="auto"/>
+      </w:pPr>
+      <w:r>
         <w:t>"C:\Program Files\PostgreSQL\18\bin\psql.exe" --version</w:t>
       </w:r>
     </w:p>
     <w:p>
       <w:pPr>
         <w:pStyle w:val="normal1"/>
-        <w:spacing w:lineRule="auto" w:line="240" w:before="240" w:after="240"/>
-        <w:rPr/>
-      </w:pPr>
-      <w:r>
-        <w:rPr/>
-        <w:t>"C:\Program Files\PostgreSQL\18\bin\psql.exe" -U postgres -h localhost -p 5432</w:t>
-      </w:r>
-    </w:p>
-    <w:p>
-      <w:pPr>
-        <w:pStyle w:val="normal1"/>
-        <w:spacing w:lineRule="auto" w:line="240" w:before="240" w:after="240"/>
-        <w:rPr/>
-      </w:pPr>
-      <w:r>
-        <w:rPr/>
-      </w:r>
+        <w:spacing w:before="240" w:after="240" w:line="240" w:lineRule="auto"/>
+      </w:pPr>
+      <w:r>
+        <w:t xml:space="preserve">"C:\Program Files\PostgreSQL\18\bin\psql.exe" -U </w:t>
+      </w:r>
+      <w:proofErr w:type="spellStart"/>
+      <w:r>
+        <w:t>postgres</w:t>
+      </w:r>
+      <w:proofErr w:type="spellEnd"/>
+      <w:r>
+        <w:t xml:space="preserve"> -h localhost -p 5432</w:t>
+      </w:r>
+    </w:p>
+    <w:p>
+      <w:pPr>
+        <w:pStyle w:val="normal1"/>
+        <w:spacing w:before="240" w:after="240" w:line="240" w:lineRule="auto"/>
+      </w:pPr>
     </w:p>
     <w:p>
       <w:pPr>
@@ -1373,23 +1368,26 @@
           <w:ilvl w:val="0"/>
           <w:numId w:val="4"/>
         </w:numPr>
-        <w:spacing w:lineRule="auto" w:line="240" w:before="240" w:afterAutospacing="0" w:after="0"/>
-        <w:ind w:hanging="360" w:start="720"/>
-        <w:rPr/>
-      </w:pPr>
-      <w:r>
-        <w:rPr/>
-        <w:t>Enter password (</w:t>
-      </w:r>
-      <w:r>
-        <w:rPr>
-          <w:rFonts w:eastAsia="Roboto Mono" w:cs="Roboto Mono" w:ascii="Roboto Mono" w:hAnsi="Roboto Mono"/>
+        <w:spacing w:before="240" w:line="240" w:lineRule="auto"/>
+      </w:pPr>
+      <w:r>
+        <w:t xml:space="preserve">Enter password </w:t>
+      </w:r>
+      <w:r>
+        <w:t>(</w:t>
+      </w:r>
+      <w:proofErr w:type="spellStart"/>
+      <w:proofErr w:type="gramStart"/>
+      <w:r>
+        <w:rPr>
+          <w:rFonts w:ascii="Roboto Mono" w:eastAsia="Roboto Mono" w:hAnsi="Roboto Mono" w:cs="Roboto Mono"/>
           <w:color w:val="188038"/>
         </w:rPr>
         <w:t>sa</w:t>
       </w:r>
-      <w:r>
-        <w:rPr/>
+      <w:proofErr w:type="spellEnd"/>
+      <w:proofErr w:type="gramEnd"/>
+      <w:r>
         <w:t>).</w:t>
       </w:r>
     </w:p>
@@ -1400,49 +1398,53 @@
           <w:ilvl w:val="0"/>
           <w:numId w:val="4"/>
         </w:numPr>
-        <w:spacing w:lineRule="auto" w:line="240" w:beforeAutospacing="0" w:before="0" w:after="240"/>
-        <w:ind w:hanging="360" w:start="720"/>
-        <w:rPr/>
-      </w:pPr>
-      <w:r>
-        <w:rPr/>
+        <w:spacing w:after="240" w:line="240" w:lineRule="auto"/>
+      </w:pPr>
+      <w:r>
         <w:t xml:space="preserve">You should see the </w:t>
       </w:r>
-      <w:r>
-        <w:rPr>
-          <w:rFonts w:eastAsia="Roboto Mono" w:cs="Roboto Mono" w:ascii="Roboto Mono" w:hAnsi="Roboto Mono"/>
+      <w:proofErr w:type="spellStart"/>
+      <w:r>
+        <w:rPr>
+          <w:rFonts w:ascii="Roboto Mono" w:eastAsia="Roboto Mono" w:hAnsi="Roboto Mono" w:cs="Roboto Mono"/>
           <w:color w:val="188038"/>
         </w:rPr>
-        <w:t>postgres=#</w:t>
-      </w:r>
-      <w:r>
-        <w:rPr/>
+        <w:t>postgres</w:t>
+      </w:r>
+      <w:proofErr w:type="spellEnd"/>
+      <w:r>
+        <w:rPr>
+          <w:rFonts w:ascii="Roboto Mono" w:eastAsia="Roboto Mono" w:hAnsi="Roboto Mono" w:cs="Roboto Mono"/>
+          <w:color w:val="188038"/>
+        </w:rPr>
+        <w:t>=#</w:t>
+      </w:r>
+      <w:r>
         <w:t xml:space="preserve"> prompt.</w:t>
       </w:r>
     </w:p>
     <w:p>
       <w:pPr>
         <w:pStyle w:val="normal1"/>
-        <w:spacing w:lineRule="auto" w:line="240" w:before="240" w:after="240"/>
-        <w:rPr/>
-      </w:pPr>
-      <w:r>
-        <w:rPr/>
+        <w:spacing w:before="240" w:after="240" w:line="240" w:lineRule="auto"/>
+      </w:pPr>
+      <w:r>
+        <w:rPr>
+          <w:noProof/>
+          <w:lang w:eastAsia="zh-TW" w:bidi="ar-SA"/>
+        </w:rPr>
         <mc:AlternateContent>
           <mc:Choice Requires="wps">
             <w:drawing>
               <wp:inline distT="0" distB="0" distL="0" distR="0">
                 <wp:extent cx="5731510" cy="19050"/>
                 <wp:effectExtent l="0" t="0" r="0" b="152400"/>
-                <wp:docPr id="19" name=""/>
+                <wp:docPr id="19" name="Rectangle 19"/>
+                <wp:cNvGraphicFramePr/>
                 <a:graphic xmlns:a="http://schemas.openxmlformats.org/drawingml/2006/main">
                   <a:graphicData uri="http://schemas.microsoft.com/office/word/2010/wordprocessingShape">
                     <wps:wsp>
                       <wps:cNvSpPr/>
-                      <wps:nvSpPr>
-                        <wps:cNvPr id="20" name=""/>
-                        <wps:cNvSpPr/>
-                      </wps:nvSpPr>
                       <wps:spPr>
                         <a:xfrm>
                           <a:off x="0" y="0"/>
@@ -1462,18 +1464,13 @@
                     </wps:wsp>
                   </a:graphicData>
                 </a:graphic>
-                <wp14:sizeRelH relativeFrom="page">
-                  <wp14:pctWidth>100000</wp14:pctWidth>
-                </wp14:sizeRelH>
               </wp:inline>
             </w:drawing>
           </mc:Choice>
           <mc:Fallback>
             <w:pict>
-              <v:rect id="shape_0" fillcolor="#a0a0a0" stroked="f" o:allowincell="f" style="position:absolute;margin-left:0pt;margin-top:-13.55pt;width:451.25pt;height:1.45pt;mso-wrap-style:none;v-text-anchor:middle;mso-position-horizontal:center;mso-position-vertical:top">
-                <v:fill o:detectmouseclick="t" type="solid" color2="#5f5f5f"/>
-                <v:stroke color="#3465a4" joinstyle="round" endcap="flat"/>
-                <w10:wrap type="topAndBottom"/>
+              <v:rect w14:anchorId="0F12A9F8" id="Rectangle 19" o:spid="_x0000_s1026" style="width:451.3pt;height:1.5pt;visibility:visible;mso-wrap-style:square;mso-left-percent:-10001;mso-top-percent:-10001;mso-position-horizontal:absolute;mso-position-horizontal-relative:char;mso-position-vertical:absolute;mso-position-vertical-relative:line;mso-left-percent:-10001;mso-top-percent:-10001;v-text-anchor:top" o:gfxdata="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" fillcolor="#a0a0a0" stroked="f" strokeweight="0">
+                <w10:anchorlock/>
               </v:rect>
             </w:pict>
           </mc:Fallback>
@@ -1483,9 +1480,9 @@
     <w:p>
       <w:pPr>
         <w:pStyle w:val="Heading2"/>
-        <w:keepNext w:val="false"/>
-        <w:keepLines w:val="false"/>
-        <w:spacing w:lineRule="auto" w:line="240" w:before="360" w:after="80"/>
+        <w:keepNext w:val="0"/>
+        <w:keepLines w:val="0"/>
+        <w:spacing w:after="80"/>
         <w:rPr>
           <w:b/>
           <w:bCs/>
@@ -1493,55 +1490,46 @@
           <w:szCs w:val="34"/>
         </w:rPr>
       </w:pPr>
-      <w:r>
-        <w:rPr/>
-      </w:r>
-    </w:p>
-    <w:p>
-      <w:pPr>
-        <w:pStyle w:val="normal1"/>
-        <w:spacing w:lineRule="auto" w:line="240" w:before="240" w:after="240"/>
-        <w:rPr/>
-      </w:pPr>
-      <w:r>
-        <w:rPr/>
-      </w:r>
-    </w:p>
-    <w:p>
-      <w:pPr>
-        <w:pStyle w:val="normal1"/>
-        <w:rPr/>
-      </w:pPr>
-      <w:r>
-        <w:rPr/>
-      </w:r>
+    </w:p>
+    <w:p>
+      <w:pPr>
+        <w:pStyle w:val="normal1"/>
+        <w:spacing w:before="240" w:after="240" w:line="240" w:lineRule="auto"/>
+      </w:pPr>
+    </w:p>
+    <w:p>
+      <w:pPr>
+        <w:pStyle w:val="normal1"/>
+      </w:pPr>
     </w:p>
     <w:sectPr>
-      <w:type w:val="nextPage"/>
       <w:pgSz w:w="11906" w:h="16838"/>
-      <w:pgMar w:left="1440" w:right="1440" w:gutter="0" w:header="0" w:top="1440" w:footer="0" w:bottom="1440"/>
-      <w:pgNumType w:start="1" w:fmt="decimal"/>
-      <w:formProt w:val="false"/>
-      <w:textDirection w:val="lrTb"/>
-      <w:docGrid w:type="default" w:linePitch="100" w:charSpace="0"/>
+      <w:pgMar w:top="1440" w:right="1440" w:bottom="1440" w:left="1440" w:header="0" w:footer="0" w:gutter="0"/>
+      <w:pgNumType w:start="1"/>
+      <w:cols w:space="720"/>
+      <w:formProt w:val="0"/>
+      <w:docGrid w:linePitch="100"/>
     </w:sectPr>
   </w:body>
 </w:document>
 </file>
 
 <file path=word/numbering.xml><?xml version="1.0" encoding="utf-8"?>
-<w:numbering xmlns:w="http://schemas.openxmlformats.org/wordprocessingml/2006/main" xmlns:o="urn:schemas-microsoft-com:office:office" xmlns:r="http://schemas.openxmlformats.org/officeDocument/2006/relationships" xmlns:v="urn:schemas-microsoft-com:vml" xmlns:mc="http://schemas.openxmlformats.org/markup-compatibility/2006" xmlns:w14="http://schemas.microsoft.com/office/word/2010/wordml" mc:Ignorable="w14">
-  <w:abstractNum w:abstractNumId="1">
+<w:numbering xmlns:wpc="http://schemas.microsoft.com/office/word/2010/wordprocessingCanvas" xmlns:cx="http://schemas.microsoft.com/office/drawing/2014/chartex" xmlns:cx1="http://schemas.microsoft.com/office/drawing/2015/9/8/chartex" xmlns:mc="http://schemas.openxmlformats.org/markup-compatibility/2006" xmlns:o="urn:schemas-microsoft-com:office:office" xmlns:r="http://schemas.openxmlformats.org/officeDocument/2006/relationships" xmlns:m="http://schemas.openxmlformats.org/officeDocument/2006/math" xmlns:v="urn:schemas-microsoft-com:vml" xmlns:wp14="http://schemas.microsoft.com/office/word/2010/wordprocessingDrawing" xmlns:wp="http://schemas.openxmlformats.org/drawingml/2006/wordprocessingDrawing" xmlns:w10="urn:schemas-microsoft-com:office:word" xmlns:w="http://schemas.openxmlformats.org/wordprocessingml/2006/main" xmlns:w14="http://schemas.microsoft.com/office/word/2010/wordml" xmlns:w15="http://schemas.microsoft.com/office/word/2012/wordml" xmlns:w16se="http://schemas.microsoft.com/office/word/2015/wordml/symex" xmlns:wpg="http://schemas.microsoft.com/office/word/2010/wordprocessingGroup" xmlns:wpi="http://schemas.microsoft.com/office/word/2010/wordprocessingInk" xmlns:wne="http://schemas.microsoft.com/office/word/2006/wordml" xmlns:wps="http://schemas.microsoft.com/office/word/2010/wordprocessingShape" mc:Ignorable="w14 w15 w16se wp14">
+  <w:abstractNum w:abstractNumId="0" w15:restartNumberingAfterBreak="0">
+    <w:nsid w:val="1D4E62DF"/>
+    <w:multiLevelType w:val="multilevel"/>
+    <w:tmpl w:val="98F8EE62"/>
     <w:lvl w:ilvl="0">
       <w:start w:val="1"/>
       <w:numFmt w:val="bullet"/>
       <w:lvlText w:val=""/>
-      <w:lvlJc w:val="start"/>
-      <w:pPr>
-        <w:tabs>
-          <w:tab w:val="num" w:pos="0"/>
-        </w:tabs>
-        <w:ind w:start="720" w:hanging="360"/>
+      <w:lvlJc w:val="left"/>
+      <w:pPr>
+        <w:tabs>
+          <w:tab w:val="num" w:pos="0"/>
+        </w:tabs>
+        <w:ind w:left="720" w:hanging="360"/>
       </w:pPr>
       <w:rPr>
         <w:rFonts w:ascii="Wingdings" w:hAnsi="Wingdings" w:cs="Wingdings" w:hint="default"/>
@@ -1552,12 +1540,12 @@
       <w:start w:val="1"/>
       <w:numFmt w:val="bullet"/>
       <w:lvlText w:val=""/>
-      <w:lvlJc w:val="start"/>
-      <w:pPr>
-        <w:tabs>
-          <w:tab w:val="num" w:pos="0"/>
-        </w:tabs>
-        <w:ind w:start="1440" w:hanging="360"/>
+      <w:lvlJc w:val="left"/>
+      <w:pPr>
+        <w:tabs>
+          <w:tab w:val="num" w:pos="0"/>
+        </w:tabs>
+        <w:ind w:left="1440" w:hanging="360"/>
       </w:pPr>
       <w:rPr>
         <w:rFonts w:ascii="Wingdings 2" w:hAnsi="Wingdings 2" w:cs="Wingdings 2" w:hint="default"/>
@@ -1568,12 +1556,12 @@
       <w:start w:val="1"/>
       <w:numFmt w:val="bullet"/>
       <w:lvlText w:val="■"/>
-      <w:lvlJc w:val="start"/>
-      <w:pPr>
-        <w:tabs>
-          <w:tab w:val="num" w:pos="0"/>
-        </w:tabs>
-        <w:ind w:start="2160" w:hanging="360"/>
+      <w:lvlJc w:val="left"/>
+      <w:pPr>
+        <w:tabs>
+          <w:tab w:val="num" w:pos="0"/>
+        </w:tabs>
+        <w:ind w:left="2160" w:hanging="360"/>
       </w:pPr>
       <w:rPr>
         <w:rFonts w:ascii="OpenSymbol" w:hAnsi="OpenSymbol" w:cs="OpenSymbol" w:hint="default"/>
@@ -1584,12 +1572,12 @@
       <w:start w:val="1"/>
       <w:numFmt w:val="bullet"/>
       <w:lvlText w:val=""/>
-      <w:lvlJc w:val="start"/>
-      <w:pPr>
-        <w:tabs>
-          <w:tab w:val="num" w:pos="0"/>
-        </w:tabs>
-        <w:ind w:start="2880" w:hanging="360"/>
+      <w:lvlJc w:val="left"/>
+      <w:pPr>
+        <w:tabs>
+          <w:tab w:val="num" w:pos="0"/>
+        </w:tabs>
+        <w:ind w:left="2880" w:hanging="360"/>
       </w:pPr>
       <w:rPr>
         <w:rFonts w:ascii="Wingdings" w:hAnsi="Wingdings" w:cs="Wingdings" w:hint="default"/>
@@ -1600,12 +1588,12 @@
       <w:start w:val="1"/>
       <w:numFmt w:val="bullet"/>
       <w:lvlText w:val=""/>
-      <w:lvlJc w:val="start"/>
-      <w:pPr>
-        <w:tabs>
-          <w:tab w:val="num" w:pos="0"/>
-        </w:tabs>
-        <w:ind w:start="3600" w:hanging="360"/>
+      <w:lvlJc w:val="left"/>
+      <w:pPr>
+        <w:tabs>
+          <w:tab w:val="num" w:pos="0"/>
+        </w:tabs>
+        <w:ind w:left="3600" w:hanging="360"/>
       </w:pPr>
       <w:rPr>
         <w:rFonts w:ascii="Wingdings 2" w:hAnsi="Wingdings 2" w:cs="Wingdings 2" w:hint="default"/>
@@ -1616,12 +1604,12 @@
       <w:start w:val="1"/>
       <w:numFmt w:val="bullet"/>
       <w:lvlText w:val="■"/>
-      <w:lvlJc w:val="start"/>
-      <w:pPr>
-        <w:tabs>
-          <w:tab w:val="num" w:pos="0"/>
-        </w:tabs>
-        <w:ind w:start="4320" w:hanging="360"/>
+      <w:lvlJc w:val="left"/>
+      <w:pPr>
+        <w:tabs>
+          <w:tab w:val="num" w:pos="0"/>
+        </w:tabs>
+        <w:ind w:left="4320" w:hanging="360"/>
       </w:pPr>
       <w:rPr>
         <w:rFonts w:ascii="OpenSymbol" w:hAnsi="OpenSymbol" w:cs="OpenSymbol" w:hint="default"/>
@@ -1632,12 +1620,12 @@
       <w:start w:val="1"/>
       <w:numFmt w:val="bullet"/>
       <w:lvlText w:val=""/>
-      <w:lvlJc w:val="start"/>
-      <w:pPr>
-        <w:tabs>
-          <w:tab w:val="num" w:pos="0"/>
-        </w:tabs>
-        <w:ind w:start="5040" w:hanging="360"/>
+      <w:lvlJc w:val="left"/>
+      <w:pPr>
+        <w:tabs>
+          <w:tab w:val="num" w:pos="0"/>
+        </w:tabs>
+        <w:ind w:left="5040" w:hanging="360"/>
       </w:pPr>
       <w:rPr>
         <w:rFonts w:ascii="Wingdings" w:hAnsi="Wingdings" w:cs="Wingdings" w:hint="default"/>
@@ -1648,12 +1636,12 @@
       <w:start w:val="1"/>
       <w:numFmt w:val="bullet"/>
       <w:lvlText w:val=""/>
-      <w:lvlJc w:val="start"/>
-      <w:pPr>
-        <w:tabs>
-          <w:tab w:val="num" w:pos="0"/>
-        </w:tabs>
-        <w:ind w:start="5760" w:hanging="360"/>
+      <w:lvlJc w:val="left"/>
+      <w:pPr>
+        <w:tabs>
+          <w:tab w:val="num" w:pos="0"/>
+        </w:tabs>
+        <w:ind w:left="5760" w:hanging="360"/>
       </w:pPr>
       <w:rPr>
         <w:rFonts w:ascii="Wingdings 2" w:hAnsi="Wingdings 2" w:cs="Wingdings 2" w:hint="default"/>
@@ -1664,12 +1652,12 @@
       <w:start w:val="1"/>
       <w:numFmt w:val="bullet"/>
       <w:lvlText w:val="■"/>
-      <w:lvlJc w:val="start"/>
-      <w:pPr>
-        <w:tabs>
-          <w:tab w:val="num" w:pos="0"/>
-        </w:tabs>
-        <w:ind w:start="6480" w:hanging="360"/>
+      <w:lvlJc w:val="left"/>
+      <w:pPr>
+        <w:tabs>
+          <w:tab w:val="num" w:pos="0"/>
+        </w:tabs>
+        <w:ind w:left="6480" w:hanging="360"/>
       </w:pPr>
       <w:rPr>
         <w:rFonts w:ascii="OpenSymbol" w:hAnsi="OpenSymbol" w:cs="OpenSymbol" w:hint="default"/>
@@ -1677,17 +1665,20 @@
       </w:rPr>
     </w:lvl>
   </w:abstractNum>
-  <w:abstractNum w:abstractNumId="2">
+  <w:abstractNum w:abstractNumId="1" w15:restartNumberingAfterBreak="0">
+    <w:nsid w:val="30E155D6"/>
+    <w:multiLevelType w:val="multilevel"/>
+    <w:tmpl w:val="5576F496"/>
     <w:lvl w:ilvl="0">
       <w:start w:val="1"/>
       <w:numFmt w:val="bullet"/>
       <w:lvlText w:val=""/>
-      <w:lvlJc w:val="start"/>
-      <w:pPr>
-        <w:tabs>
-          <w:tab w:val="num" w:pos="0"/>
-        </w:tabs>
-        <w:ind w:start="720" w:hanging="360"/>
+      <w:lvlJc w:val="left"/>
+      <w:pPr>
+        <w:tabs>
+          <w:tab w:val="num" w:pos="0"/>
+        </w:tabs>
+        <w:ind w:left="720" w:hanging="360"/>
       </w:pPr>
       <w:rPr>
         <w:rFonts w:ascii="Wingdings" w:hAnsi="Wingdings" w:cs="Wingdings" w:hint="default"/>
@@ -1698,12 +1689,12 @@
       <w:start w:val="1"/>
       <w:numFmt w:val="bullet"/>
       <w:lvlText w:val=""/>
-      <w:lvlJc w:val="start"/>
-      <w:pPr>
-        <w:tabs>
-          <w:tab w:val="num" w:pos="0"/>
-        </w:tabs>
-        <w:ind w:start="1440" w:hanging="360"/>
+      <w:lvlJc w:val="left"/>
+      <w:pPr>
+        <w:tabs>
+          <w:tab w:val="num" w:pos="0"/>
+        </w:tabs>
+        <w:ind w:left="1440" w:hanging="360"/>
       </w:pPr>
       <w:rPr>
         <w:rFonts w:ascii="Wingdings 2" w:hAnsi="Wingdings 2" w:cs="Wingdings 2" w:hint="default"/>
@@ -1714,12 +1705,12 @@
       <w:start w:val="1"/>
       <w:numFmt w:val="bullet"/>
       <w:lvlText w:val="■"/>
-      <w:lvlJc w:val="start"/>
-      <w:pPr>
-        <w:tabs>
-          <w:tab w:val="num" w:pos="0"/>
-        </w:tabs>
-        <w:ind w:start="2160" w:hanging="360"/>
+      <w:lvlJc w:val="left"/>
+      <w:pPr>
+        <w:tabs>
+          <w:tab w:val="num" w:pos="0"/>
+        </w:tabs>
+        <w:ind w:left="2160" w:hanging="360"/>
       </w:pPr>
       <w:rPr>
         <w:rFonts w:ascii="OpenSymbol" w:hAnsi="OpenSymbol" w:cs="OpenSymbol" w:hint="default"/>
@@ -1730,12 +1721,12 @@
       <w:start w:val="1"/>
       <w:numFmt w:val="bullet"/>
       <w:lvlText w:val=""/>
-      <w:lvlJc w:val="start"/>
-      <w:pPr>
-        <w:tabs>
-          <w:tab w:val="num" w:pos="0"/>
-        </w:tabs>
-        <w:ind w:start="2880" w:hanging="360"/>
+      <w:lvlJc w:val="left"/>
+      <w:pPr>
+        <w:tabs>
+          <w:tab w:val="num" w:pos="0"/>
+        </w:tabs>
+        <w:ind w:left="2880" w:hanging="360"/>
       </w:pPr>
       <w:rPr>
         <w:rFonts w:ascii="Wingdings" w:hAnsi="Wingdings" w:cs="Wingdings" w:hint="default"/>
@@ -1746,12 +1737,12 @@
       <w:start w:val="1"/>
       <w:numFmt w:val="bullet"/>
       <w:lvlText w:val=""/>
-      <w:lvlJc w:val="start"/>
-      <w:pPr>
-        <w:tabs>
-          <w:tab w:val="num" w:pos="0"/>
-        </w:tabs>
-        <w:ind w:start="3600" w:hanging="360"/>
+      <w:lvlJc w:val="left"/>
+      <w:pPr>
+        <w:tabs>
+          <w:tab w:val="num" w:pos="0"/>
+        </w:tabs>
+        <w:ind w:left="3600" w:hanging="360"/>
       </w:pPr>
       <w:rPr>
         <w:rFonts w:ascii="Wingdings 2" w:hAnsi="Wingdings 2" w:cs="Wingdings 2" w:hint="default"/>
@@ -1762,12 +1753,12 @@
       <w:start w:val="1"/>
       <w:numFmt w:val="bullet"/>
       <w:lvlText w:val="■"/>
-      <w:lvlJc w:val="start"/>
-      <w:pPr>
-        <w:tabs>
-          <w:tab w:val="num" w:pos="0"/>
-        </w:tabs>
-        <w:ind w:start="4320" w:hanging="360"/>
+      <w:lvlJc w:val="left"/>
+      <w:pPr>
+        <w:tabs>
+          <w:tab w:val="num" w:pos="0"/>
+        </w:tabs>
+        <w:ind w:left="4320" w:hanging="360"/>
       </w:pPr>
       <w:rPr>
         <w:rFonts w:ascii="OpenSymbol" w:hAnsi="OpenSymbol" w:cs="OpenSymbol" w:hint="default"/>
@@ -1778,12 +1769,12 @@
       <w:start w:val="1"/>
       <w:numFmt w:val="bullet"/>
       <w:lvlText w:val=""/>
-      <w:lvlJc w:val="start"/>
-      <w:pPr>
-        <w:tabs>
-          <w:tab w:val="num" w:pos="0"/>
-        </w:tabs>
-        <w:ind w:start="5040" w:hanging="360"/>
+      <w:lvlJc w:val="left"/>
+      <w:pPr>
+        <w:tabs>
+          <w:tab w:val="num" w:pos="0"/>
+        </w:tabs>
+        <w:ind w:left="5040" w:hanging="360"/>
       </w:pPr>
       <w:rPr>
         <w:rFonts w:ascii="Wingdings" w:hAnsi="Wingdings" w:cs="Wingdings" w:hint="default"/>
@@ -1794,12 +1785,12 @@
       <w:start w:val="1"/>
       <w:numFmt w:val="bullet"/>
       <w:lvlText w:val=""/>
-      <w:lvlJc w:val="start"/>
-      <w:pPr>
-        <w:tabs>
-          <w:tab w:val="num" w:pos="0"/>
-        </w:tabs>
-        <w:ind w:start="5760" w:hanging="360"/>
+      <w:lvlJc w:val="left"/>
+      <w:pPr>
+        <w:tabs>
+          <w:tab w:val="num" w:pos="0"/>
+        </w:tabs>
+        <w:ind w:left="5760" w:hanging="360"/>
       </w:pPr>
       <w:rPr>
         <w:rFonts w:ascii="Wingdings 2" w:hAnsi="Wingdings 2" w:cs="Wingdings 2" w:hint="default"/>
@@ -1810,12 +1801,12 @@
       <w:start w:val="1"/>
       <w:numFmt w:val="bullet"/>
       <w:lvlText w:val="■"/>
-      <w:lvlJc w:val="start"/>
-      <w:pPr>
-        <w:tabs>
-          <w:tab w:val="num" w:pos="0"/>
-        </w:tabs>
-        <w:ind w:start="6480" w:hanging="360"/>
+      <w:lvlJc w:val="left"/>
+      <w:pPr>
+        <w:tabs>
+          <w:tab w:val="num" w:pos="0"/>
+        </w:tabs>
+        <w:ind w:left="6480" w:hanging="360"/>
       </w:pPr>
       <w:rPr>
         <w:rFonts w:ascii="OpenSymbol" w:hAnsi="OpenSymbol" w:cs="OpenSymbol" w:hint="default"/>
@@ -1823,17 +1814,20 @@
       </w:rPr>
     </w:lvl>
   </w:abstractNum>
-  <w:abstractNum w:abstractNumId="3">
+  <w:abstractNum w:abstractNumId="2" w15:restartNumberingAfterBreak="0">
+    <w:nsid w:val="39C60DB6"/>
+    <w:multiLevelType w:val="multilevel"/>
+    <w:tmpl w:val="76EEFD9E"/>
     <w:lvl w:ilvl="0">
       <w:start w:val="1"/>
       <w:numFmt w:val="bullet"/>
       <w:lvlText w:val=""/>
-      <w:lvlJc w:val="start"/>
-      <w:pPr>
-        <w:tabs>
-          <w:tab w:val="num" w:pos="0"/>
-        </w:tabs>
-        <w:ind w:start="720" w:hanging="360"/>
+      <w:lvlJc w:val="left"/>
+      <w:pPr>
+        <w:tabs>
+          <w:tab w:val="num" w:pos="0"/>
+        </w:tabs>
+        <w:ind w:left="720" w:hanging="360"/>
       </w:pPr>
       <w:rPr>
         <w:rFonts w:ascii="Wingdings" w:hAnsi="Wingdings" w:cs="Wingdings" w:hint="default"/>
@@ -1844,12 +1838,12 @@
       <w:start w:val="1"/>
       <w:numFmt w:val="bullet"/>
       <w:lvlText w:val=""/>
-      <w:lvlJc w:val="start"/>
-      <w:pPr>
-        <w:tabs>
-          <w:tab w:val="num" w:pos="0"/>
-        </w:tabs>
-        <w:ind w:start="1440" w:hanging="360"/>
+      <w:lvlJc w:val="left"/>
+      <w:pPr>
+        <w:tabs>
+          <w:tab w:val="num" w:pos="0"/>
+        </w:tabs>
+        <w:ind w:left="1440" w:hanging="360"/>
       </w:pPr>
       <w:rPr>
         <w:rFonts w:ascii="Wingdings 2" w:hAnsi="Wingdings 2" w:cs="Wingdings 2" w:hint="default"/>
@@ -1860,12 +1854,12 @@
       <w:start w:val="1"/>
       <w:numFmt w:val="bullet"/>
       <w:lvlText w:val="■"/>
-      <w:lvlJc w:val="start"/>
-      <w:pPr>
-        <w:tabs>
-          <w:tab w:val="num" w:pos="0"/>
-        </w:tabs>
-        <w:ind w:start="2160" w:hanging="360"/>
+      <w:lvlJc w:val="left"/>
+      <w:pPr>
+        <w:tabs>
+          <w:tab w:val="num" w:pos="0"/>
+        </w:tabs>
+        <w:ind w:left="2160" w:hanging="360"/>
       </w:pPr>
       <w:rPr>
         <w:rFonts w:ascii="OpenSymbol" w:hAnsi="OpenSymbol" w:cs="OpenSymbol" w:hint="default"/>
@@ -1876,12 +1870,12 @@
       <w:start w:val="1"/>
       <w:numFmt w:val="bullet"/>
       <w:lvlText w:val=""/>
-      <w:lvlJc w:val="start"/>
-      <w:pPr>
-        <w:tabs>
-          <w:tab w:val="num" w:pos="0"/>
-        </w:tabs>
-        <w:ind w:start="2880" w:hanging="360"/>
+      <w:lvlJc w:val="left"/>
+      <w:pPr>
+        <w:tabs>
+          <w:tab w:val="num" w:pos="0"/>
+        </w:tabs>
+        <w:ind w:left="2880" w:hanging="360"/>
       </w:pPr>
       <w:rPr>
         <w:rFonts w:ascii="Wingdings" w:hAnsi="Wingdings" w:cs="Wingdings" w:hint="default"/>
@@ -1892,12 +1886,12 @@
       <w:start w:val="1"/>
       <w:numFmt w:val="bullet"/>
       <w:lvlText w:val=""/>
-      <w:lvlJc w:val="start"/>
-      <w:pPr>
-        <w:tabs>
-          <w:tab w:val="num" w:pos="0"/>
-        </w:tabs>
-        <w:ind w:start="3600" w:hanging="360"/>
+      <w:lvlJc w:val="left"/>
+      <w:pPr>
+        <w:tabs>
+          <w:tab w:val="num" w:pos="0"/>
+        </w:tabs>
+        <w:ind w:left="3600" w:hanging="360"/>
       </w:pPr>
       <w:rPr>
         <w:rFonts w:ascii="Wingdings 2" w:hAnsi="Wingdings 2" w:cs="Wingdings 2" w:hint="default"/>
@@ -1908,12 +1902,12 @@
       <w:start w:val="1"/>
       <w:numFmt w:val="bullet"/>
       <w:lvlText w:val="■"/>
-      <w:lvlJc w:val="start"/>
-      <w:pPr>
-        <w:tabs>
-          <w:tab w:val="num" w:pos="0"/>
-        </w:tabs>
-        <w:ind w:start="4320" w:hanging="360"/>
+      <w:lvlJc w:val="left"/>
+      <w:pPr>
+        <w:tabs>
+          <w:tab w:val="num" w:pos="0"/>
+        </w:tabs>
+        <w:ind w:left="4320" w:hanging="360"/>
       </w:pPr>
       <w:rPr>
         <w:rFonts w:ascii="OpenSymbol" w:hAnsi="OpenSymbol" w:cs="OpenSymbol" w:hint="default"/>
@@ -1924,12 +1918,12 @@
       <w:start w:val="1"/>
       <w:numFmt w:val="bullet"/>
       <w:lvlText w:val=""/>
-      <w:lvlJc w:val="start"/>
-      <w:pPr>
-        <w:tabs>
-          <w:tab w:val="num" w:pos="0"/>
-        </w:tabs>
-        <w:ind w:start="5040" w:hanging="360"/>
+      <w:lvlJc w:val="left"/>
+      <w:pPr>
+        <w:tabs>
+          <w:tab w:val="num" w:pos="0"/>
+        </w:tabs>
+        <w:ind w:left="5040" w:hanging="360"/>
       </w:pPr>
       <w:rPr>
         <w:rFonts w:ascii="Wingdings" w:hAnsi="Wingdings" w:cs="Wingdings" w:hint="default"/>
@@ -1940,12 +1934,12 @@
       <w:start w:val="1"/>
       <w:numFmt w:val="bullet"/>
       <w:lvlText w:val=""/>
-      <w:lvlJc w:val="start"/>
-      <w:pPr>
-        <w:tabs>
-          <w:tab w:val="num" w:pos="0"/>
-        </w:tabs>
-        <w:ind w:start="5760" w:hanging="360"/>
+      <w:lvlJc w:val="left"/>
+      <w:pPr>
+        <w:tabs>
+          <w:tab w:val="num" w:pos="0"/>
+        </w:tabs>
+        <w:ind w:left="5760" w:hanging="360"/>
       </w:pPr>
       <w:rPr>
         <w:rFonts w:ascii="Wingdings 2" w:hAnsi="Wingdings 2" w:cs="Wingdings 2" w:hint="default"/>
@@ -1956,12 +1950,12 @@
       <w:start w:val="1"/>
       <w:numFmt w:val="bullet"/>
       <w:lvlText w:val="■"/>
-      <w:lvlJc w:val="start"/>
-      <w:pPr>
-        <w:tabs>
-          <w:tab w:val="num" w:pos="0"/>
-        </w:tabs>
-        <w:ind w:start="6480" w:hanging="360"/>
+      <w:lvlJc w:val="left"/>
+      <w:pPr>
+        <w:tabs>
+          <w:tab w:val="num" w:pos="0"/>
+        </w:tabs>
+        <w:ind w:left="6480" w:hanging="360"/>
       </w:pPr>
       <w:rPr>
         <w:rFonts w:ascii="OpenSymbol" w:hAnsi="OpenSymbol" w:cs="OpenSymbol" w:hint="default"/>
@@ -1969,17 +1963,20 @@
       </w:rPr>
     </w:lvl>
   </w:abstractNum>
-  <w:abstractNum w:abstractNumId="4">
+  <w:abstractNum w:abstractNumId="3" w15:restartNumberingAfterBreak="0">
+    <w:nsid w:val="41837753"/>
+    <w:multiLevelType w:val="multilevel"/>
+    <w:tmpl w:val="D612FC58"/>
     <w:lvl w:ilvl="0">
       <w:start w:val="1"/>
       <w:numFmt w:val="bullet"/>
       <w:lvlText w:val=""/>
-      <w:lvlJc w:val="start"/>
-      <w:pPr>
-        <w:tabs>
-          <w:tab w:val="num" w:pos="0"/>
-        </w:tabs>
-        <w:ind w:start="720" w:hanging="360"/>
+      <w:lvlJc w:val="left"/>
+      <w:pPr>
+        <w:tabs>
+          <w:tab w:val="num" w:pos="0"/>
+        </w:tabs>
+        <w:ind w:left="720" w:hanging="360"/>
       </w:pPr>
       <w:rPr>
         <w:rFonts w:ascii="Wingdings" w:hAnsi="Wingdings" w:cs="Wingdings" w:hint="default"/>
@@ -1990,12 +1987,12 @@
       <w:start w:val="1"/>
       <w:numFmt w:val="bullet"/>
       <w:lvlText w:val=""/>
-      <w:lvlJc w:val="start"/>
-      <w:pPr>
-        <w:tabs>
-          <w:tab w:val="num" w:pos="0"/>
-        </w:tabs>
-        <w:ind w:start="1440" w:hanging="360"/>
+      <w:lvlJc w:val="left"/>
+      <w:pPr>
+        <w:tabs>
+          <w:tab w:val="num" w:pos="0"/>
+        </w:tabs>
+        <w:ind w:left="1440" w:hanging="360"/>
       </w:pPr>
       <w:rPr>
         <w:rFonts w:ascii="Wingdings 2" w:hAnsi="Wingdings 2" w:cs="Wingdings 2" w:hint="default"/>
@@ -2006,12 +2003,12 @@
       <w:start w:val="1"/>
       <w:numFmt w:val="bullet"/>
       <w:lvlText w:val="■"/>
-      <w:lvlJc w:val="start"/>
-      <w:pPr>
-        <w:tabs>
-          <w:tab w:val="num" w:pos="0"/>
-        </w:tabs>
-        <w:ind w:start="2160" w:hanging="360"/>
+      <w:lvlJc w:val="left"/>
+      <w:pPr>
+        <w:tabs>
+          <w:tab w:val="num" w:pos="0"/>
+        </w:tabs>
+        <w:ind w:left="2160" w:hanging="360"/>
       </w:pPr>
       <w:rPr>
         <w:rFonts w:ascii="OpenSymbol" w:hAnsi="OpenSymbol" w:cs="OpenSymbol" w:hint="default"/>
@@ -2022,12 +2019,12 @@
       <w:start w:val="1"/>
       <w:numFmt w:val="bullet"/>
       <w:lvlText w:val=""/>
-      <w:lvlJc w:val="start"/>
-      <w:pPr>
-        <w:tabs>
-          <w:tab w:val="num" w:pos="0"/>
-        </w:tabs>
-        <w:ind w:start="2880" w:hanging="360"/>
+      <w:lvlJc w:val="left"/>
+      <w:pPr>
+        <w:tabs>
+          <w:tab w:val="num" w:pos="0"/>
+        </w:tabs>
+        <w:ind w:left="2880" w:hanging="360"/>
       </w:pPr>
       <w:rPr>
         <w:rFonts w:ascii="Wingdings" w:hAnsi="Wingdings" w:cs="Wingdings" w:hint="default"/>
@@ -2038,12 +2035,12 @@
       <w:start w:val="1"/>
       <w:numFmt w:val="bullet"/>
       <w:lvlText w:val=""/>
-      <w:lvlJc w:val="start"/>
-      <w:pPr>
-        <w:tabs>
-          <w:tab w:val="num" w:pos="0"/>
-        </w:tabs>
-        <w:ind w:start="3600" w:hanging="360"/>
+      <w:lvlJc w:val="left"/>
+      <w:pPr>
+        <w:tabs>
+          <w:tab w:val="num" w:pos="0"/>
+        </w:tabs>
+        <w:ind w:left="3600" w:hanging="360"/>
       </w:pPr>
       <w:rPr>
         <w:rFonts w:ascii="Wingdings 2" w:hAnsi="Wingdings 2" w:cs="Wingdings 2" w:hint="default"/>
@@ -2054,12 +2051,12 @@
       <w:start w:val="1"/>
       <w:numFmt w:val="bullet"/>
       <w:lvlText w:val="■"/>
-      <w:lvlJc w:val="start"/>
-      <w:pPr>
-        <w:tabs>
-          <w:tab w:val="num" w:pos="0"/>
-        </w:tabs>
-        <w:ind w:start="4320" w:hanging="360"/>
+      <w:lvlJc w:val="left"/>
+      <w:pPr>
+        <w:tabs>
+          <w:tab w:val="num" w:pos="0"/>
+        </w:tabs>
+        <w:ind w:left="4320" w:hanging="360"/>
       </w:pPr>
       <w:rPr>
         <w:rFonts w:ascii="OpenSymbol" w:hAnsi="OpenSymbol" w:cs="OpenSymbol" w:hint="default"/>
@@ -2070,12 +2067,12 @@
       <w:start w:val="1"/>
       <w:numFmt w:val="bullet"/>
       <w:lvlText w:val=""/>
-      <w:lvlJc w:val="start"/>
-      <w:pPr>
-        <w:tabs>
-          <w:tab w:val="num" w:pos="0"/>
-        </w:tabs>
-        <w:ind w:start="5040" w:hanging="360"/>
+      <w:lvlJc w:val="left"/>
+      <w:pPr>
+        <w:tabs>
+          <w:tab w:val="num" w:pos="0"/>
+        </w:tabs>
+        <w:ind w:left="5040" w:hanging="360"/>
       </w:pPr>
       <w:rPr>
         <w:rFonts w:ascii="Wingdings" w:hAnsi="Wingdings" w:cs="Wingdings" w:hint="default"/>
@@ -2086,12 +2083,12 @@
       <w:start w:val="1"/>
       <w:numFmt w:val="bullet"/>
       <w:lvlText w:val=""/>
-      <w:lvlJc w:val="start"/>
-      <w:pPr>
-        <w:tabs>
-          <w:tab w:val="num" w:pos="0"/>
-        </w:tabs>
-        <w:ind w:start="5760" w:hanging="360"/>
+      <w:lvlJc w:val="left"/>
+      <w:pPr>
+        <w:tabs>
+          <w:tab w:val="num" w:pos="0"/>
+        </w:tabs>
+        <w:ind w:left="5760" w:hanging="360"/>
       </w:pPr>
       <w:rPr>
         <w:rFonts w:ascii="Wingdings 2" w:hAnsi="Wingdings 2" w:cs="Wingdings 2" w:hint="default"/>
@@ -2102,12 +2099,12 @@
       <w:start w:val="1"/>
       <w:numFmt w:val="bullet"/>
       <w:lvlText w:val="■"/>
-      <w:lvlJc w:val="start"/>
-      <w:pPr>
-        <w:tabs>
-          <w:tab w:val="num" w:pos="0"/>
-        </w:tabs>
-        <w:ind w:start="6480" w:hanging="360"/>
+      <w:lvlJc w:val="left"/>
+      <w:pPr>
+        <w:tabs>
+          <w:tab w:val="num" w:pos="0"/>
+        </w:tabs>
+        <w:ind w:left="6480" w:hanging="360"/>
       </w:pPr>
       <w:rPr>
         <w:rFonts w:ascii="OpenSymbol" w:hAnsi="OpenSymbol" w:cs="OpenSymbol" w:hint="default"/>
@@ -2115,17 +2112,20 @@
       </w:rPr>
     </w:lvl>
   </w:abstractNum>
-  <w:abstractNum w:abstractNumId="5">
+  <w:abstractNum w:abstractNumId="4" w15:restartNumberingAfterBreak="0">
+    <w:nsid w:val="41F048BA"/>
+    <w:multiLevelType w:val="multilevel"/>
+    <w:tmpl w:val="A282D002"/>
     <w:lvl w:ilvl="0">
       <w:start w:val="1"/>
       <w:numFmt w:val="bullet"/>
       <w:lvlText w:val=""/>
-      <w:lvlJc w:val="start"/>
-      <w:pPr>
-        <w:tabs>
-          <w:tab w:val="num" w:pos="0"/>
-        </w:tabs>
-        <w:ind w:start="720" w:hanging="360"/>
+      <w:lvlJc w:val="left"/>
+      <w:pPr>
+        <w:tabs>
+          <w:tab w:val="num" w:pos="0"/>
+        </w:tabs>
+        <w:ind w:left="720" w:hanging="360"/>
       </w:pPr>
       <w:rPr>
         <w:rFonts w:ascii="Wingdings" w:hAnsi="Wingdings" w:cs="Wingdings" w:hint="default"/>
@@ -2136,12 +2136,12 @@
       <w:start w:val="1"/>
       <w:numFmt w:val="bullet"/>
       <w:lvlText w:val=""/>
-      <w:lvlJc w:val="start"/>
-      <w:pPr>
-        <w:tabs>
-          <w:tab w:val="num" w:pos="0"/>
-        </w:tabs>
-        <w:ind w:start="1440" w:hanging="360"/>
+      <w:lvlJc w:val="left"/>
+      <w:pPr>
+        <w:tabs>
+          <w:tab w:val="num" w:pos="0"/>
+        </w:tabs>
+        <w:ind w:left="1440" w:hanging="360"/>
       </w:pPr>
       <w:rPr>
         <w:rFonts w:ascii="Wingdings 2" w:hAnsi="Wingdings 2" w:cs="Wingdings 2" w:hint="default"/>
@@ -2152,12 +2152,12 @@
       <w:start w:val="1"/>
       <w:numFmt w:val="bullet"/>
       <w:lvlText w:val="■"/>
-      <w:lvlJc w:val="start"/>
-      <w:pPr>
-        <w:tabs>
-          <w:tab w:val="num" w:pos="0"/>
-        </w:tabs>
-        <w:ind w:start="2160" w:hanging="360"/>
+      <w:lvlJc w:val="left"/>
+      <w:pPr>
+        <w:tabs>
+          <w:tab w:val="num" w:pos="0"/>
+        </w:tabs>
+        <w:ind w:left="2160" w:hanging="360"/>
       </w:pPr>
       <w:rPr>
         <w:rFonts w:ascii="OpenSymbol" w:hAnsi="OpenSymbol" w:cs="OpenSymbol" w:hint="default"/>
@@ -2168,12 +2168,12 @@
       <w:start w:val="1"/>
       <w:numFmt w:val="bullet"/>
       <w:lvlText w:val=""/>
-      <w:lvlJc w:val="start"/>
-      <w:pPr>
-        <w:tabs>
-          <w:tab w:val="num" w:pos="0"/>
-        </w:tabs>
-        <w:ind w:start="2880" w:hanging="360"/>
+      <w:lvlJc w:val="left"/>
+      <w:pPr>
+        <w:tabs>
+          <w:tab w:val="num" w:pos="0"/>
+        </w:tabs>
+        <w:ind w:left="2880" w:hanging="360"/>
       </w:pPr>
       <w:rPr>
         <w:rFonts w:ascii="Wingdings" w:hAnsi="Wingdings" w:cs="Wingdings" w:hint="default"/>
@@ -2184,12 +2184,12 @@
       <w:start w:val="1"/>
       <w:numFmt w:val="bullet"/>
       <w:lvlText w:val=""/>
-      <w:lvlJc w:val="start"/>
-      <w:pPr>
-        <w:tabs>
-          <w:tab w:val="num" w:pos="0"/>
-        </w:tabs>
-        <w:ind w:start="3600" w:hanging="360"/>
+      <w:lvlJc w:val="left"/>
+      <w:pPr>
+        <w:tabs>
+          <w:tab w:val="num" w:pos="0"/>
+        </w:tabs>
+        <w:ind w:left="3600" w:hanging="360"/>
       </w:pPr>
       <w:rPr>
         <w:rFonts w:ascii="Wingdings 2" w:hAnsi="Wingdings 2" w:cs="Wingdings 2" w:hint="default"/>
@@ -2200,12 +2200,12 @@
       <w:start w:val="1"/>
       <w:numFmt w:val="bullet"/>
       <w:lvlText w:val="■"/>
-      <w:lvlJc w:val="start"/>
-      <w:pPr>
-        <w:tabs>
-          <w:tab w:val="num" w:pos="0"/>
-        </w:tabs>
-        <w:ind w:start="4320" w:hanging="360"/>
+      <w:lvlJc w:val="left"/>
+      <w:pPr>
+        <w:tabs>
+          <w:tab w:val="num" w:pos="0"/>
+        </w:tabs>
+        <w:ind w:left="4320" w:hanging="360"/>
       </w:pPr>
       <w:rPr>
         <w:rFonts w:ascii="OpenSymbol" w:hAnsi="OpenSymbol" w:cs="OpenSymbol" w:hint="default"/>
@@ -2216,12 +2216,12 @@
       <w:start w:val="1"/>
       <w:numFmt w:val="bullet"/>
       <w:lvlText w:val=""/>
-      <w:lvlJc w:val="start"/>
-      <w:pPr>
-        <w:tabs>
-          <w:tab w:val="num" w:pos="0"/>
-        </w:tabs>
-        <w:ind w:start="5040" w:hanging="360"/>
+      <w:lvlJc w:val="left"/>
+      <w:pPr>
+        <w:tabs>
+          <w:tab w:val="num" w:pos="0"/>
+        </w:tabs>
+        <w:ind w:left="5040" w:hanging="360"/>
       </w:pPr>
       <w:rPr>
         <w:rFonts w:ascii="Wingdings" w:hAnsi="Wingdings" w:cs="Wingdings" w:hint="default"/>
@@ -2232,12 +2232,12 @@
       <w:start w:val="1"/>
       <w:numFmt w:val="bullet"/>
       <w:lvlText w:val=""/>
-      <w:lvlJc w:val="start"/>
-      <w:pPr>
-        <w:tabs>
-          <w:tab w:val="num" w:pos="0"/>
-        </w:tabs>
-        <w:ind w:start="5760" w:hanging="360"/>
+      <w:lvlJc w:val="left"/>
+      <w:pPr>
+        <w:tabs>
+          <w:tab w:val="num" w:pos="0"/>
+        </w:tabs>
+        <w:ind w:left="5760" w:hanging="360"/>
       </w:pPr>
       <w:rPr>
         <w:rFonts w:ascii="Wingdings 2" w:hAnsi="Wingdings 2" w:cs="Wingdings 2" w:hint="default"/>
@@ -2248,12 +2248,12 @@
       <w:start w:val="1"/>
       <w:numFmt w:val="bullet"/>
       <w:lvlText w:val="■"/>
-      <w:lvlJc w:val="start"/>
-      <w:pPr>
-        <w:tabs>
-          <w:tab w:val="num" w:pos="0"/>
-        </w:tabs>
-        <w:ind w:start="6480" w:hanging="360"/>
+      <w:lvlJc w:val="left"/>
+      <w:pPr>
+        <w:tabs>
+          <w:tab w:val="num" w:pos="0"/>
+        </w:tabs>
+        <w:ind w:left="6480" w:hanging="360"/>
       </w:pPr>
       <w:rPr>
         <w:rFonts w:ascii="OpenSymbol" w:hAnsi="OpenSymbol" w:cs="OpenSymbol" w:hint="default"/>
@@ -2261,456 +2261,21 @@
       </w:rPr>
     </w:lvl>
   </w:abstractNum>
-  <w:abstractNum w:abstractNumId="6">
-    <w:lvl w:ilvl="0">
-      <w:start w:val="1"/>
-      <w:numFmt w:val="bullet"/>
-      <w:lvlText w:val=""/>
-      <w:lvlJc w:val="start"/>
-      <w:pPr>
-        <w:tabs>
-          <w:tab w:val="num" w:pos="0"/>
-        </w:tabs>
-        <w:ind w:start="720" w:hanging="360"/>
-      </w:pPr>
-      <w:rPr>
-        <w:rFonts w:ascii="Wingdings" w:hAnsi="Wingdings" w:cs="Wingdings" w:hint="default"/>
-        <w:u w:val="none"/>
-      </w:rPr>
-    </w:lvl>
-    <w:lvl w:ilvl="1">
-      <w:start w:val="1"/>
-      <w:numFmt w:val="bullet"/>
-      <w:lvlText w:val=""/>
-      <w:lvlJc w:val="start"/>
-      <w:pPr>
-        <w:tabs>
-          <w:tab w:val="num" w:pos="0"/>
-        </w:tabs>
-        <w:ind w:start="1440" w:hanging="360"/>
-      </w:pPr>
-      <w:rPr>
-        <w:rFonts w:ascii="Wingdings 2" w:hAnsi="Wingdings 2" w:cs="Wingdings 2" w:hint="default"/>
-        <w:u w:val="none"/>
-      </w:rPr>
-    </w:lvl>
-    <w:lvl w:ilvl="2">
-      <w:start w:val="1"/>
-      <w:numFmt w:val="bullet"/>
-      <w:lvlText w:val="■"/>
-      <w:lvlJc w:val="start"/>
-      <w:pPr>
-        <w:tabs>
-          <w:tab w:val="num" w:pos="0"/>
-        </w:tabs>
-        <w:ind w:start="2160" w:hanging="360"/>
-      </w:pPr>
-      <w:rPr>
-        <w:rFonts w:ascii="OpenSymbol" w:hAnsi="OpenSymbol" w:cs="OpenSymbol" w:hint="default"/>
-        <w:u w:val="none"/>
-      </w:rPr>
-    </w:lvl>
-    <w:lvl w:ilvl="3">
-      <w:start w:val="1"/>
-      <w:numFmt w:val="bullet"/>
-      <w:lvlText w:val=""/>
-      <w:lvlJc w:val="start"/>
-      <w:pPr>
-        <w:tabs>
-          <w:tab w:val="num" w:pos="0"/>
-        </w:tabs>
-        <w:ind w:start="2880" w:hanging="360"/>
-      </w:pPr>
-      <w:rPr>
-        <w:rFonts w:ascii="Wingdings" w:hAnsi="Wingdings" w:cs="Wingdings" w:hint="default"/>
-        <w:u w:val="none"/>
-      </w:rPr>
-    </w:lvl>
-    <w:lvl w:ilvl="4">
-      <w:start w:val="1"/>
-      <w:numFmt w:val="bullet"/>
-      <w:lvlText w:val=""/>
-      <w:lvlJc w:val="start"/>
-      <w:pPr>
-        <w:tabs>
-          <w:tab w:val="num" w:pos="0"/>
-        </w:tabs>
-        <w:ind w:start="3600" w:hanging="360"/>
-      </w:pPr>
-      <w:rPr>
-        <w:rFonts w:ascii="Wingdings 2" w:hAnsi="Wingdings 2" w:cs="Wingdings 2" w:hint="default"/>
-        <w:u w:val="none"/>
-      </w:rPr>
-    </w:lvl>
-    <w:lvl w:ilvl="5">
-      <w:start w:val="1"/>
-      <w:numFmt w:val="bullet"/>
-      <w:lvlText w:val="■"/>
-      <w:lvlJc w:val="start"/>
-      <w:pPr>
-        <w:tabs>
-          <w:tab w:val="num" w:pos="0"/>
-        </w:tabs>
-        <w:ind w:start="4320" w:hanging="360"/>
-      </w:pPr>
-      <w:rPr>
-        <w:rFonts w:ascii="OpenSymbol" w:hAnsi="OpenSymbol" w:cs="OpenSymbol" w:hint="default"/>
-        <w:u w:val="none"/>
-      </w:rPr>
-    </w:lvl>
-    <w:lvl w:ilvl="6">
-      <w:start w:val="1"/>
-      <w:numFmt w:val="bullet"/>
-      <w:lvlText w:val=""/>
-      <w:lvlJc w:val="start"/>
-      <w:pPr>
-        <w:tabs>
-          <w:tab w:val="num" w:pos="0"/>
-        </w:tabs>
-        <w:ind w:start="5040" w:hanging="360"/>
-      </w:pPr>
-      <w:rPr>
-        <w:rFonts w:ascii="Wingdings" w:hAnsi="Wingdings" w:cs="Wingdings" w:hint="default"/>
-        <w:u w:val="none"/>
-      </w:rPr>
-    </w:lvl>
-    <w:lvl w:ilvl="7">
-      <w:start w:val="1"/>
-      <w:numFmt w:val="bullet"/>
-      <w:lvlText w:val=""/>
-      <w:lvlJc w:val="start"/>
-      <w:pPr>
-        <w:tabs>
-          <w:tab w:val="num" w:pos="0"/>
-        </w:tabs>
-        <w:ind w:start="5760" w:hanging="360"/>
-      </w:pPr>
-      <w:rPr>
-        <w:rFonts w:ascii="Wingdings 2" w:hAnsi="Wingdings 2" w:cs="Wingdings 2" w:hint="default"/>
-        <w:u w:val="none"/>
-      </w:rPr>
-    </w:lvl>
-    <w:lvl w:ilvl="8">
-      <w:start w:val="1"/>
-      <w:numFmt w:val="bullet"/>
-      <w:lvlText w:val="■"/>
-      <w:lvlJc w:val="start"/>
-      <w:pPr>
-        <w:tabs>
-          <w:tab w:val="num" w:pos="0"/>
-        </w:tabs>
-        <w:ind w:start="6480" w:hanging="360"/>
-      </w:pPr>
-      <w:rPr>
-        <w:rFonts w:ascii="OpenSymbol" w:hAnsi="OpenSymbol" w:cs="OpenSymbol" w:hint="default"/>
-        <w:u w:val="none"/>
-      </w:rPr>
-    </w:lvl>
-  </w:abstractNum>
-  <w:abstractNum w:abstractNumId="7">
-    <w:lvl w:ilvl="0">
-      <w:start w:val="1"/>
-      <w:numFmt w:val="bullet"/>
-      <w:lvlText w:val=""/>
-      <w:lvlJc w:val="start"/>
-      <w:pPr>
-        <w:tabs>
-          <w:tab w:val="num" w:pos="0"/>
-        </w:tabs>
-        <w:ind w:start="720" w:hanging="360"/>
-      </w:pPr>
-      <w:rPr>
-        <w:rFonts w:ascii="Wingdings" w:hAnsi="Wingdings" w:cs="Wingdings" w:hint="default"/>
-        <w:u w:val="none"/>
-      </w:rPr>
-    </w:lvl>
-    <w:lvl w:ilvl="1">
-      <w:start w:val="1"/>
-      <w:numFmt w:val="bullet"/>
-      <w:lvlText w:val=""/>
-      <w:lvlJc w:val="start"/>
-      <w:pPr>
-        <w:tabs>
-          <w:tab w:val="num" w:pos="0"/>
-        </w:tabs>
-        <w:ind w:start="1440" w:hanging="360"/>
-      </w:pPr>
-      <w:rPr>
-        <w:rFonts w:ascii="Wingdings 2" w:hAnsi="Wingdings 2" w:cs="Wingdings 2" w:hint="default"/>
-        <w:u w:val="none"/>
-      </w:rPr>
-    </w:lvl>
-    <w:lvl w:ilvl="2">
-      <w:start w:val="1"/>
-      <w:numFmt w:val="bullet"/>
-      <w:lvlText w:val="■"/>
-      <w:lvlJc w:val="start"/>
-      <w:pPr>
-        <w:tabs>
-          <w:tab w:val="num" w:pos="0"/>
-        </w:tabs>
-        <w:ind w:start="2160" w:hanging="360"/>
-      </w:pPr>
-      <w:rPr>
-        <w:rFonts w:ascii="OpenSymbol" w:hAnsi="OpenSymbol" w:cs="OpenSymbol" w:hint="default"/>
-        <w:u w:val="none"/>
-      </w:rPr>
-    </w:lvl>
-    <w:lvl w:ilvl="3">
-      <w:start w:val="1"/>
-      <w:numFmt w:val="bullet"/>
-      <w:lvlText w:val=""/>
-      <w:lvlJc w:val="start"/>
-      <w:pPr>
-        <w:tabs>
-          <w:tab w:val="num" w:pos="0"/>
-        </w:tabs>
-        <w:ind w:start="2880" w:hanging="360"/>
-      </w:pPr>
-      <w:rPr>
-        <w:rFonts w:ascii="Wingdings" w:hAnsi="Wingdings" w:cs="Wingdings" w:hint="default"/>
-        <w:u w:val="none"/>
-      </w:rPr>
-    </w:lvl>
-    <w:lvl w:ilvl="4">
-      <w:start w:val="1"/>
-      <w:numFmt w:val="bullet"/>
-      <w:lvlText w:val=""/>
-      <w:lvlJc w:val="start"/>
-      <w:pPr>
-        <w:tabs>
-          <w:tab w:val="num" w:pos="0"/>
-        </w:tabs>
-        <w:ind w:start="3600" w:hanging="360"/>
-      </w:pPr>
-      <w:rPr>
-        <w:rFonts w:ascii="Wingdings 2" w:hAnsi="Wingdings 2" w:cs="Wingdings 2" w:hint="default"/>
-        <w:u w:val="none"/>
-      </w:rPr>
-    </w:lvl>
-    <w:lvl w:ilvl="5">
-      <w:start w:val="1"/>
-      <w:numFmt w:val="bullet"/>
-      <w:lvlText w:val="■"/>
-      <w:lvlJc w:val="start"/>
-      <w:pPr>
-        <w:tabs>
-          <w:tab w:val="num" w:pos="0"/>
-        </w:tabs>
-        <w:ind w:start="4320" w:hanging="360"/>
-      </w:pPr>
-      <w:rPr>
-        <w:rFonts w:ascii="OpenSymbol" w:hAnsi="OpenSymbol" w:cs="OpenSymbol" w:hint="default"/>
-        <w:u w:val="none"/>
-      </w:rPr>
-    </w:lvl>
-    <w:lvl w:ilvl="6">
-      <w:start w:val="1"/>
-      <w:numFmt w:val="bullet"/>
-      <w:lvlText w:val=""/>
-      <w:lvlJc w:val="start"/>
-      <w:pPr>
-        <w:tabs>
-          <w:tab w:val="num" w:pos="0"/>
-        </w:tabs>
-        <w:ind w:start="5040" w:hanging="360"/>
-      </w:pPr>
-      <w:rPr>
-        <w:rFonts w:ascii="Wingdings" w:hAnsi="Wingdings" w:cs="Wingdings" w:hint="default"/>
-        <w:u w:val="none"/>
-      </w:rPr>
-    </w:lvl>
-    <w:lvl w:ilvl="7">
-      <w:start w:val="1"/>
-      <w:numFmt w:val="bullet"/>
-      <w:lvlText w:val=""/>
-      <w:lvlJc w:val="start"/>
-      <w:pPr>
-        <w:tabs>
-          <w:tab w:val="num" w:pos="0"/>
-        </w:tabs>
-        <w:ind w:start="5760" w:hanging="360"/>
-      </w:pPr>
-      <w:rPr>
-        <w:rFonts w:ascii="Wingdings 2" w:hAnsi="Wingdings 2" w:cs="Wingdings 2" w:hint="default"/>
-        <w:u w:val="none"/>
-      </w:rPr>
-    </w:lvl>
-    <w:lvl w:ilvl="8">
-      <w:start w:val="1"/>
-      <w:numFmt w:val="bullet"/>
-      <w:lvlText w:val="■"/>
-      <w:lvlJc w:val="start"/>
-      <w:pPr>
-        <w:tabs>
-          <w:tab w:val="num" w:pos="0"/>
-        </w:tabs>
-        <w:ind w:start="6480" w:hanging="360"/>
-      </w:pPr>
-      <w:rPr>
-        <w:rFonts w:ascii="OpenSymbol" w:hAnsi="OpenSymbol" w:cs="OpenSymbol" w:hint="default"/>
-        <w:u w:val="none"/>
-      </w:rPr>
-    </w:lvl>
-  </w:abstractNum>
-  <w:abstractNum w:abstractNumId="8">
-    <w:lvl w:ilvl="0">
-      <w:start w:val="1"/>
-      <w:numFmt w:val="bullet"/>
-      <w:lvlText w:val=""/>
-      <w:lvlJc w:val="start"/>
-      <w:pPr>
-        <w:tabs>
-          <w:tab w:val="num" w:pos="0"/>
-        </w:tabs>
-        <w:ind w:start="720" w:hanging="360"/>
-      </w:pPr>
-      <w:rPr>
-        <w:rFonts w:ascii="Wingdings" w:hAnsi="Wingdings" w:cs="Wingdings" w:hint="default"/>
-        <w:u w:val="none"/>
-      </w:rPr>
-    </w:lvl>
-    <w:lvl w:ilvl="1">
-      <w:start w:val="1"/>
-      <w:numFmt w:val="bullet"/>
-      <w:lvlText w:val=""/>
-      <w:lvlJc w:val="start"/>
-      <w:pPr>
-        <w:tabs>
-          <w:tab w:val="num" w:pos="0"/>
-        </w:tabs>
-        <w:ind w:start="1440" w:hanging="360"/>
-      </w:pPr>
-      <w:rPr>
-        <w:rFonts w:ascii="Wingdings 2" w:hAnsi="Wingdings 2" w:cs="Wingdings 2" w:hint="default"/>
-        <w:u w:val="none"/>
-      </w:rPr>
-    </w:lvl>
-    <w:lvl w:ilvl="2">
-      <w:start w:val="1"/>
-      <w:numFmt w:val="bullet"/>
-      <w:lvlText w:val="■"/>
-      <w:lvlJc w:val="start"/>
-      <w:pPr>
-        <w:tabs>
-          <w:tab w:val="num" w:pos="0"/>
-        </w:tabs>
-        <w:ind w:start="2160" w:hanging="360"/>
-      </w:pPr>
-      <w:rPr>
-        <w:rFonts w:ascii="OpenSymbol" w:hAnsi="OpenSymbol" w:cs="OpenSymbol" w:hint="default"/>
-        <w:u w:val="none"/>
-      </w:rPr>
-    </w:lvl>
-    <w:lvl w:ilvl="3">
-      <w:start w:val="1"/>
-      <w:numFmt w:val="bullet"/>
-      <w:lvlText w:val=""/>
-      <w:lvlJc w:val="start"/>
-      <w:pPr>
-        <w:tabs>
-          <w:tab w:val="num" w:pos="0"/>
-        </w:tabs>
-        <w:ind w:start="2880" w:hanging="360"/>
-      </w:pPr>
-      <w:rPr>
-        <w:rFonts w:ascii="Wingdings" w:hAnsi="Wingdings" w:cs="Wingdings" w:hint="default"/>
-        <w:u w:val="none"/>
-      </w:rPr>
-    </w:lvl>
-    <w:lvl w:ilvl="4">
-      <w:start w:val="1"/>
-      <w:numFmt w:val="bullet"/>
-      <w:lvlText w:val=""/>
-      <w:lvlJc w:val="start"/>
-      <w:pPr>
-        <w:tabs>
-          <w:tab w:val="num" w:pos="0"/>
-        </w:tabs>
-        <w:ind w:start="3600" w:hanging="360"/>
-      </w:pPr>
-      <w:rPr>
-        <w:rFonts w:ascii="Wingdings 2" w:hAnsi="Wingdings 2" w:cs="Wingdings 2" w:hint="default"/>
-        <w:u w:val="none"/>
-      </w:rPr>
-    </w:lvl>
-    <w:lvl w:ilvl="5">
-      <w:start w:val="1"/>
-      <w:numFmt w:val="bullet"/>
-      <w:lvlText w:val="■"/>
-      <w:lvlJc w:val="start"/>
-      <w:pPr>
-        <w:tabs>
-          <w:tab w:val="num" w:pos="0"/>
-        </w:tabs>
-        <w:ind w:start="4320" w:hanging="360"/>
-      </w:pPr>
-      <w:rPr>
-        <w:rFonts w:ascii="OpenSymbol" w:hAnsi="OpenSymbol" w:cs="OpenSymbol" w:hint="default"/>
-        <w:u w:val="none"/>
-      </w:rPr>
-    </w:lvl>
-    <w:lvl w:ilvl="6">
-      <w:start w:val="1"/>
-      <w:numFmt w:val="bullet"/>
-      <w:lvlText w:val=""/>
-      <w:lvlJc w:val="start"/>
-      <w:pPr>
-        <w:tabs>
-          <w:tab w:val="num" w:pos="0"/>
-        </w:tabs>
-        <w:ind w:start="5040" w:hanging="360"/>
-      </w:pPr>
-      <w:rPr>
-        <w:rFonts w:ascii="Wingdings" w:hAnsi="Wingdings" w:cs="Wingdings" w:hint="default"/>
-        <w:u w:val="none"/>
-      </w:rPr>
-    </w:lvl>
-    <w:lvl w:ilvl="7">
-      <w:start w:val="1"/>
-      <w:numFmt w:val="bullet"/>
-      <w:lvlText w:val=""/>
-      <w:lvlJc w:val="start"/>
-      <w:pPr>
-        <w:tabs>
-          <w:tab w:val="num" w:pos="0"/>
-        </w:tabs>
-        <w:ind w:start="5760" w:hanging="360"/>
-      </w:pPr>
-      <w:rPr>
-        <w:rFonts w:ascii="Wingdings 2" w:hAnsi="Wingdings 2" w:cs="Wingdings 2" w:hint="default"/>
-        <w:u w:val="none"/>
-      </w:rPr>
-    </w:lvl>
-    <w:lvl w:ilvl="8">
-      <w:start w:val="1"/>
-      <w:numFmt w:val="bullet"/>
-      <w:lvlText w:val="■"/>
-      <w:lvlJc w:val="start"/>
-      <w:pPr>
-        <w:tabs>
-          <w:tab w:val="num" w:pos="0"/>
-        </w:tabs>
-        <w:ind w:start="6480" w:hanging="360"/>
-      </w:pPr>
-      <w:rPr>
-        <w:rFonts w:ascii="OpenSymbol" w:hAnsi="OpenSymbol" w:cs="OpenSymbol" w:hint="default"/>
-        <w:u w:val="none"/>
-      </w:rPr>
-    </w:lvl>
-  </w:abstractNum>
-  <w:abstractNum w:abstractNumId="9">
+  <w:abstractNum w:abstractNumId="5" w15:restartNumberingAfterBreak="0">
+    <w:nsid w:val="42853AF8"/>
+    <w:multiLevelType w:val="multilevel"/>
+    <w:tmpl w:val="F5FEA216"/>
     <w:lvl w:ilvl="0">
       <w:start w:val="1"/>
       <w:numFmt w:val="none"/>
       <w:suff w:val="nothing"/>
       <w:lvlText w:val=""/>
-      <w:lvlJc w:val="start"/>
-      <w:pPr>
-        <w:tabs>
-          <w:tab w:val="num" w:pos="0"/>
-        </w:tabs>
-        <w:ind w:start="0" w:hanging="0"/>
+      <w:lvlJc w:val="left"/>
+      <w:pPr>
+        <w:tabs>
+          <w:tab w:val="num" w:pos="0"/>
+        </w:tabs>
+        <w:ind w:left="0" w:firstLine="0"/>
       </w:pPr>
     </w:lvl>
     <w:lvl w:ilvl="1">
@@ -2718,12 +2283,12 @@
       <w:numFmt w:val="none"/>
       <w:suff w:val="nothing"/>
       <w:lvlText w:val=""/>
-      <w:lvlJc w:val="start"/>
-      <w:pPr>
-        <w:tabs>
-          <w:tab w:val="num" w:pos="0"/>
-        </w:tabs>
-        <w:ind w:start="0" w:hanging="0"/>
+      <w:lvlJc w:val="left"/>
+      <w:pPr>
+        <w:tabs>
+          <w:tab w:val="num" w:pos="0"/>
+        </w:tabs>
+        <w:ind w:left="0" w:firstLine="0"/>
       </w:pPr>
     </w:lvl>
     <w:lvl w:ilvl="2">
@@ -2731,12 +2296,12 @@
       <w:numFmt w:val="none"/>
       <w:suff w:val="nothing"/>
       <w:lvlText w:val=""/>
-      <w:lvlJc w:val="start"/>
-      <w:pPr>
-        <w:tabs>
-          <w:tab w:val="num" w:pos="0"/>
-        </w:tabs>
-        <w:ind w:start="0" w:hanging="0"/>
+      <w:lvlJc w:val="left"/>
+      <w:pPr>
+        <w:tabs>
+          <w:tab w:val="num" w:pos="0"/>
+        </w:tabs>
+        <w:ind w:left="0" w:firstLine="0"/>
       </w:pPr>
     </w:lvl>
     <w:lvl w:ilvl="3">
@@ -2744,12 +2309,12 @@
       <w:numFmt w:val="none"/>
       <w:suff w:val="nothing"/>
       <w:lvlText w:val=""/>
-      <w:lvlJc w:val="start"/>
-      <w:pPr>
-        <w:tabs>
-          <w:tab w:val="num" w:pos="0"/>
-        </w:tabs>
-        <w:ind w:start="0" w:hanging="0"/>
+      <w:lvlJc w:val="left"/>
+      <w:pPr>
+        <w:tabs>
+          <w:tab w:val="num" w:pos="0"/>
+        </w:tabs>
+        <w:ind w:left="0" w:firstLine="0"/>
       </w:pPr>
     </w:lvl>
     <w:lvl w:ilvl="4">
@@ -2757,12 +2322,12 @@
       <w:numFmt w:val="none"/>
       <w:suff w:val="nothing"/>
       <w:lvlText w:val=""/>
-      <w:lvlJc w:val="start"/>
-      <w:pPr>
-        <w:tabs>
-          <w:tab w:val="num" w:pos="0"/>
-        </w:tabs>
-        <w:ind w:start="0" w:hanging="0"/>
+      <w:lvlJc w:val="left"/>
+      <w:pPr>
+        <w:tabs>
+          <w:tab w:val="num" w:pos="0"/>
+        </w:tabs>
+        <w:ind w:left="0" w:firstLine="0"/>
       </w:pPr>
     </w:lvl>
     <w:lvl w:ilvl="5">
@@ -2770,12 +2335,12 @@
       <w:numFmt w:val="none"/>
       <w:suff w:val="nothing"/>
       <w:lvlText w:val=""/>
-      <w:lvlJc w:val="start"/>
-      <w:pPr>
-        <w:tabs>
-          <w:tab w:val="num" w:pos="0"/>
-        </w:tabs>
-        <w:ind w:start="0" w:hanging="0"/>
+      <w:lvlJc w:val="left"/>
+      <w:pPr>
+        <w:tabs>
+          <w:tab w:val="num" w:pos="0"/>
+        </w:tabs>
+        <w:ind w:left="0" w:firstLine="0"/>
       </w:pPr>
     </w:lvl>
     <w:lvl w:ilvl="6">
@@ -2783,12 +2348,12 @@
       <w:numFmt w:val="none"/>
       <w:suff w:val="nothing"/>
       <w:lvlText w:val=""/>
-      <w:lvlJc w:val="start"/>
-      <w:pPr>
-        <w:tabs>
-          <w:tab w:val="num" w:pos="0"/>
-        </w:tabs>
-        <w:ind w:start="0" w:hanging="0"/>
+      <w:lvlJc w:val="left"/>
+      <w:pPr>
+        <w:tabs>
+          <w:tab w:val="num" w:pos="0"/>
+        </w:tabs>
+        <w:ind w:left="0" w:firstLine="0"/>
       </w:pPr>
     </w:lvl>
     <w:lvl w:ilvl="7">
@@ -2796,12 +2361,12 @@
       <w:numFmt w:val="none"/>
       <w:suff w:val="nothing"/>
       <w:lvlText w:val=""/>
-      <w:lvlJc w:val="start"/>
-      <w:pPr>
-        <w:tabs>
-          <w:tab w:val="num" w:pos="0"/>
-        </w:tabs>
-        <w:ind w:start="0" w:hanging="0"/>
+      <w:lvlJc w:val="left"/>
+      <w:pPr>
+        <w:tabs>
+          <w:tab w:val="num" w:pos="0"/>
+        </w:tabs>
+        <w:ind w:left="0" w:firstLine="0"/>
       </w:pPr>
     </w:lvl>
     <w:lvl w:ilvl="8">
@@ -2809,20 +2374,467 @@
       <w:numFmt w:val="none"/>
       <w:suff w:val="nothing"/>
       <w:lvlText w:val=""/>
-      <w:lvlJc w:val="start"/>
-      <w:pPr>
-        <w:tabs>
-          <w:tab w:val="num" w:pos="0"/>
-        </w:tabs>
-        <w:ind w:start="0" w:hanging="0"/>
-      </w:pPr>
+      <w:lvlJc w:val="left"/>
+      <w:pPr>
+        <w:tabs>
+          <w:tab w:val="num" w:pos="0"/>
+        </w:tabs>
+        <w:ind w:left="0" w:firstLine="0"/>
+      </w:pPr>
+    </w:lvl>
+  </w:abstractNum>
+  <w:abstractNum w:abstractNumId="6" w15:restartNumberingAfterBreak="0">
+    <w:nsid w:val="470C6C5B"/>
+    <w:multiLevelType w:val="multilevel"/>
+    <w:tmpl w:val="383808F8"/>
+    <w:lvl w:ilvl="0">
+      <w:start w:val="1"/>
+      <w:numFmt w:val="bullet"/>
+      <w:lvlText w:val=""/>
+      <w:lvlJc w:val="left"/>
+      <w:pPr>
+        <w:tabs>
+          <w:tab w:val="num" w:pos="0"/>
+        </w:tabs>
+        <w:ind w:left="720" w:hanging="360"/>
+      </w:pPr>
+      <w:rPr>
+        <w:rFonts w:ascii="Wingdings" w:hAnsi="Wingdings" w:cs="Wingdings" w:hint="default"/>
+        <w:u w:val="none"/>
+      </w:rPr>
+    </w:lvl>
+    <w:lvl w:ilvl="1">
+      <w:start w:val="1"/>
+      <w:numFmt w:val="bullet"/>
+      <w:lvlText w:val=""/>
+      <w:lvlJc w:val="left"/>
+      <w:pPr>
+        <w:tabs>
+          <w:tab w:val="num" w:pos="0"/>
+        </w:tabs>
+        <w:ind w:left="1440" w:hanging="360"/>
+      </w:pPr>
+      <w:rPr>
+        <w:rFonts w:ascii="Wingdings 2" w:hAnsi="Wingdings 2" w:cs="Wingdings 2" w:hint="default"/>
+        <w:u w:val="none"/>
+      </w:rPr>
+    </w:lvl>
+    <w:lvl w:ilvl="2">
+      <w:start w:val="1"/>
+      <w:numFmt w:val="bullet"/>
+      <w:lvlText w:val="■"/>
+      <w:lvlJc w:val="left"/>
+      <w:pPr>
+        <w:tabs>
+          <w:tab w:val="num" w:pos="0"/>
+        </w:tabs>
+        <w:ind w:left="2160" w:hanging="360"/>
+      </w:pPr>
+      <w:rPr>
+        <w:rFonts w:ascii="OpenSymbol" w:hAnsi="OpenSymbol" w:cs="OpenSymbol" w:hint="default"/>
+        <w:u w:val="none"/>
+      </w:rPr>
+    </w:lvl>
+    <w:lvl w:ilvl="3">
+      <w:start w:val="1"/>
+      <w:numFmt w:val="bullet"/>
+      <w:lvlText w:val=""/>
+      <w:lvlJc w:val="left"/>
+      <w:pPr>
+        <w:tabs>
+          <w:tab w:val="num" w:pos="0"/>
+        </w:tabs>
+        <w:ind w:left="2880" w:hanging="360"/>
+      </w:pPr>
+      <w:rPr>
+        <w:rFonts w:ascii="Wingdings" w:hAnsi="Wingdings" w:cs="Wingdings" w:hint="default"/>
+        <w:u w:val="none"/>
+      </w:rPr>
+    </w:lvl>
+    <w:lvl w:ilvl="4">
+      <w:start w:val="1"/>
+      <w:numFmt w:val="bullet"/>
+      <w:lvlText w:val=""/>
+      <w:lvlJc w:val="left"/>
+      <w:pPr>
+        <w:tabs>
+          <w:tab w:val="num" w:pos="0"/>
+        </w:tabs>
+        <w:ind w:left="3600" w:hanging="360"/>
+      </w:pPr>
+      <w:rPr>
+        <w:rFonts w:ascii="Wingdings 2" w:hAnsi="Wingdings 2" w:cs="Wingdings 2" w:hint="default"/>
+        <w:u w:val="none"/>
+      </w:rPr>
+    </w:lvl>
+    <w:lvl w:ilvl="5">
+      <w:start w:val="1"/>
+      <w:numFmt w:val="bullet"/>
+      <w:lvlText w:val="■"/>
+      <w:lvlJc w:val="left"/>
+      <w:pPr>
+        <w:tabs>
+          <w:tab w:val="num" w:pos="0"/>
+        </w:tabs>
+        <w:ind w:left="4320" w:hanging="360"/>
+      </w:pPr>
+      <w:rPr>
+        <w:rFonts w:ascii="OpenSymbol" w:hAnsi="OpenSymbol" w:cs="OpenSymbol" w:hint="default"/>
+        <w:u w:val="none"/>
+      </w:rPr>
+    </w:lvl>
+    <w:lvl w:ilvl="6">
+      <w:start w:val="1"/>
+      <w:numFmt w:val="bullet"/>
+      <w:lvlText w:val=""/>
+      <w:lvlJc w:val="left"/>
+      <w:pPr>
+        <w:tabs>
+          <w:tab w:val="num" w:pos="0"/>
+        </w:tabs>
+        <w:ind w:left="5040" w:hanging="360"/>
+      </w:pPr>
+      <w:rPr>
+        <w:rFonts w:ascii="Wingdings" w:hAnsi="Wingdings" w:cs="Wingdings" w:hint="default"/>
+        <w:u w:val="none"/>
+      </w:rPr>
+    </w:lvl>
+    <w:lvl w:ilvl="7">
+      <w:start w:val="1"/>
+      <w:numFmt w:val="bullet"/>
+      <w:lvlText w:val=""/>
+      <w:lvlJc w:val="left"/>
+      <w:pPr>
+        <w:tabs>
+          <w:tab w:val="num" w:pos="0"/>
+        </w:tabs>
+        <w:ind w:left="5760" w:hanging="360"/>
+      </w:pPr>
+      <w:rPr>
+        <w:rFonts w:ascii="Wingdings 2" w:hAnsi="Wingdings 2" w:cs="Wingdings 2" w:hint="default"/>
+        <w:u w:val="none"/>
+      </w:rPr>
+    </w:lvl>
+    <w:lvl w:ilvl="8">
+      <w:start w:val="1"/>
+      <w:numFmt w:val="bullet"/>
+      <w:lvlText w:val="■"/>
+      <w:lvlJc w:val="left"/>
+      <w:pPr>
+        <w:tabs>
+          <w:tab w:val="num" w:pos="0"/>
+        </w:tabs>
+        <w:ind w:left="6480" w:hanging="360"/>
+      </w:pPr>
+      <w:rPr>
+        <w:rFonts w:ascii="OpenSymbol" w:hAnsi="OpenSymbol" w:cs="OpenSymbol" w:hint="default"/>
+        <w:u w:val="none"/>
+      </w:rPr>
+    </w:lvl>
+  </w:abstractNum>
+  <w:abstractNum w:abstractNumId="7" w15:restartNumberingAfterBreak="0">
+    <w:nsid w:val="5AD90823"/>
+    <w:multiLevelType w:val="multilevel"/>
+    <w:tmpl w:val="A2589234"/>
+    <w:lvl w:ilvl="0">
+      <w:start w:val="1"/>
+      <w:numFmt w:val="bullet"/>
+      <w:lvlText w:val=""/>
+      <w:lvlJc w:val="left"/>
+      <w:pPr>
+        <w:tabs>
+          <w:tab w:val="num" w:pos="0"/>
+        </w:tabs>
+        <w:ind w:left="720" w:hanging="360"/>
+      </w:pPr>
+      <w:rPr>
+        <w:rFonts w:ascii="Wingdings" w:hAnsi="Wingdings" w:cs="Wingdings" w:hint="default"/>
+        <w:u w:val="none"/>
+      </w:rPr>
+    </w:lvl>
+    <w:lvl w:ilvl="1">
+      <w:start w:val="1"/>
+      <w:numFmt w:val="bullet"/>
+      <w:lvlText w:val=""/>
+      <w:lvlJc w:val="left"/>
+      <w:pPr>
+        <w:tabs>
+          <w:tab w:val="num" w:pos="0"/>
+        </w:tabs>
+        <w:ind w:left="1440" w:hanging="360"/>
+      </w:pPr>
+      <w:rPr>
+        <w:rFonts w:ascii="Wingdings 2" w:hAnsi="Wingdings 2" w:cs="Wingdings 2" w:hint="default"/>
+        <w:u w:val="none"/>
+      </w:rPr>
+    </w:lvl>
+    <w:lvl w:ilvl="2">
+      <w:start w:val="1"/>
+      <w:numFmt w:val="bullet"/>
+      <w:lvlText w:val="■"/>
+      <w:lvlJc w:val="left"/>
+      <w:pPr>
+        <w:tabs>
+          <w:tab w:val="num" w:pos="0"/>
+        </w:tabs>
+        <w:ind w:left="2160" w:hanging="360"/>
+      </w:pPr>
+      <w:rPr>
+        <w:rFonts w:ascii="OpenSymbol" w:hAnsi="OpenSymbol" w:cs="OpenSymbol" w:hint="default"/>
+        <w:u w:val="none"/>
+      </w:rPr>
+    </w:lvl>
+    <w:lvl w:ilvl="3">
+      <w:start w:val="1"/>
+      <w:numFmt w:val="bullet"/>
+      <w:lvlText w:val=""/>
+      <w:lvlJc w:val="left"/>
+      <w:pPr>
+        <w:tabs>
+          <w:tab w:val="num" w:pos="0"/>
+        </w:tabs>
+        <w:ind w:left="2880" w:hanging="360"/>
+      </w:pPr>
+      <w:rPr>
+        <w:rFonts w:ascii="Wingdings" w:hAnsi="Wingdings" w:cs="Wingdings" w:hint="default"/>
+        <w:u w:val="none"/>
+      </w:rPr>
+    </w:lvl>
+    <w:lvl w:ilvl="4">
+      <w:start w:val="1"/>
+      <w:numFmt w:val="bullet"/>
+      <w:lvlText w:val=""/>
+      <w:lvlJc w:val="left"/>
+      <w:pPr>
+        <w:tabs>
+          <w:tab w:val="num" w:pos="0"/>
+        </w:tabs>
+        <w:ind w:left="3600" w:hanging="360"/>
+      </w:pPr>
+      <w:rPr>
+        <w:rFonts w:ascii="Wingdings 2" w:hAnsi="Wingdings 2" w:cs="Wingdings 2" w:hint="default"/>
+        <w:u w:val="none"/>
+      </w:rPr>
+    </w:lvl>
+    <w:lvl w:ilvl="5">
+      <w:start w:val="1"/>
+      <w:numFmt w:val="bullet"/>
+      <w:lvlText w:val="■"/>
+      <w:lvlJc w:val="left"/>
+      <w:pPr>
+        <w:tabs>
+          <w:tab w:val="num" w:pos="0"/>
+        </w:tabs>
+        <w:ind w:left="4320" w:hanging="360"/>
+      </w:pPr>
+      <w:rPr>
+        <w:rFonts w:ascii="OpenSymbol" w:hAnsi="OpenSymbol" w:cs="OpenSymbol" w:hint="default"/>
+        <w:u w:val="none"/>
+      </w:rPr>
+    </w:lvl>
+    <w:lvl w:ilvl="6">
+      <w:start w:val="1"/>
+      <w:numFmt w:val="bullet"/>
+      <w:lvlText w:val=""/>
+      <w:lvlJc w:val="left"/>
+      <w:pPr>
+        <w:tabs>
+          <w:tab w:val="num" w:pos="0"/>
+        </w:tabs>
+        <w:ind w:left="5040" w:hanging="360"/>
+      </w:pPr>
+      <w:rPr>
+        <w:rFonts w:ascii="Wingdings" w:hAnsi="Wingdings" w:cs="Wingdings" w:hint="default"/>
+        <w:u w:val="none"/>
+      </w:rPr>
+    </w:lvl>
+    <w:lvl w:ilvl="7">
+      <w:start w:val="1"/>
+      <w:numFmt w:val="bullet"/>
+      <w:lvlText w:val=""/>
+      <w:lvlJc w:val="left"/>
+      <w:pPr>
+        <w:tabs>
+          <w:tab w:val="num" w:pos="0"/>
+        </w:tabs>
+        <w:ind w:left="5760" w:hanging="360"/>
+      </w:pPr>
+      <w:rPr>
+        <w:rFonts w:ascii="Wingdings 2" w:hAnsi="Wingdings 2" w:cs="Wingdings 2" w:hint="default"/>
+        <w:u w:val="none"/>
+      </w:rPr>
+    </w:lvl>
+    <w:lvl w:ilvl="8">
+      <w:start w:val="1"/>
+      <w:numFmt w:val="bullet"/>
+      <w:lvlText w:val="■"/>
+      <w:lvlJc w:val="left"/>
+      <w:pPr>
+        <w:tabs>
+          <w:tab w:val="num" w:pos="0"/>
+        </w:tabs>
+        <w:ind w:left="6480" w:hanging="360"/>
+      </w:pPr>
+      <w:rPr>
+        <w:rFonts w:ascii="OpenSymbol" w:hAnsi="OpenSymbol" w:cs="OpenSymbol" w:hint="default"/>
+        <w:u w:val="none"/>
+      </w:rPr>
+    </w:lvl>
+  </w:abstractNum>
+  <w:abstractNum w:abstractNumId="8" w15:restartNumberingAfterBreak="0">
+    <w:nsid w:val="72225B2C"/>
+    <w:multiLevelType w:val="multilevel"/>
+    <w:tmpl w:val="E89C39E0"/>
+    <w:lvl w:ilvl="0">
+      <w:start w:val="1"/>
+      <w:numFmt w:val="bullet"/>
+      <w:lvlText w:val=""/>
+      <w:lvlJc w:val="left"/>
+      <w:pPr>
+        <w:tabs>
+          <w:tab w:val="num" w:pos="0"/>
+        </w:tabs>
+        <w:ind w:left="720" w:hanging="360"/>
+      </w:pPr>
+      <w:rPr>
+        <w:rFonts w:ascii="Wingdings" w:hAnsi="Wingdings" w:cs="Wingdings" w:hint="default"/>
+        <w:u w:val="none"/>
+      </w:rPr>
+    </w:lvl>
+    <w:lvl w:ilvl="1">
+      <w:start w:val="1"/>
+      <w:numFmt w:val="bullet"/>
+      <w:lvlText w:val=""/>
+      <w:lvlJc w:val="left"/>
+      <w:pPr>
+        <w:tabs>
+          <w:tab w:val="num" w:pos="0"/>
+        </w:tabs>
+        <w:ind w:left="1440" w:hanging="360"/>
+      </w:pPr>
+      <w:rPr>
+        <w:rFonts w:ascii="Wingdings 2" w:hAnsi="Wingdings 2" w:cs="Wingdings 2" w:hint="default"/>
+        <w:u w:val="none"/>
+      </w:rPr>
+    </w:lvl>
+    <w:lvl w:ilvl="2">
+      <w:start w:val="1"/>
+      <w:numFmt w:val="bullet"/>
+      <w:lvlText w:val="■"/>
+      <w:lvlJc w:val="left"/>
+      <w:pPr>
+        <w:tabs>
+          <w:tab w:val="num" w:pos="0"/>
+        </w:tabs>
+        <w:ind w:left="2160" w:hanging="360"/>
+      </w:pPr>
+      <w:rPr>
+        <w:rFonts w:ascii="OpenSymbol" w:hAnsi="OpenSymbol" w:cs="OpenSymbol" w:hint="default"/>
+        <w:u w:val="none"/>
+      </w:rPr>
+    </w:lvl>
+    <w:lvl w:ilvl="3">
+      <w:start w:val="1"/>
+      <w:numFmt w:val="bullet"/>
+      <w:lvlText w:val=""/>
+      <w:lvlJc w:val="left"/>
+      <w:pPr>
+        <w:tabs>
+          <w:tab w:val="num" w:pos="0"/>
+        </w:tabs>
+        <w:ind w:left="2880" w:hanging="360"/>
+      </w:pPr>
+      <w:rPr>
+        <w:rFonts w:ascii="Wingdings" w:hAnsi="Wingdings" w:cs="Wingdings" w:hint="default"/>
+        <w:u w:val="none"/>
+      </w:rPr>
+    </w:lvl>
+    <w:lvl w:ilvl="4">
+      <w:start w:val="1"/>
+      <w:numFmt w:val="bullet"/>
+      <w:lvlText w:val=""/>
+      <w:lvlJc w:val="left"/>
+      <w:pPr>
+        <w:tabs>
+          <w:tab w:val="num" w:pos="0"/>
+        </w:tabs>
+        <w:ind w:left="3600" w:hanging="360"/>
+      </w:pPr>
+      <w:rPr>
+        <w:rFonts w:ascii="Wingdings 2" w:hAnsi="Wingdings 2" w:cs="Wingdings 2" w:hint="default"/>
+        <w:u w:val="none"/>
+      </w:rPr>
+    </w:lvl>
+    <w:lvl w:ilvl="5">
+      <w:start w:val="1"/>
+      <w:numFmt w:val="bullet"/>
+      <w:lvlText w:val="■"/>
+      <w:lvlJc w:val="left"/>
+      <w:pPr>
+        <w:tabs>
+          <w:tab w:val="num" w:pos="0"/>
+        </w:tabs>
+        <w:ind w:left="4320" w:hanging="360"/>
+      </w:pPr>
+      <w:rPr>
+        <w:rFonts w:ascii="OpenSymbol" w:hAnsi="OpenSymbol" w:cs="OpenSymbol" w:hint="default"/>
+        <w:u w:val="none"/>
+      </w:rPr>
+    </w:lvl>
+    <w:lvl w:ilvl="6">
+      <w:start w:val="1"/>
+      <w:numFmt w:val="bullet"/>
+      <w:lvlText w:val=""/>
+      <w:lvlJc w:val="left"/>
+      <w:pPr>
+        <w:tabs>
+          <w:tab w:val="num" w:pos="0"/>
+        </w:tabs>
+        <w:ind w:left="5040" w:hanging="360"/>
+      </w:pPr>
+      <w:rPr>
+        <w:rFonts w:ascii="Wingdings" w:hAnsi="Wingdings" w:cs="Wingdings" w:hint="default"/>
+        <w:u w:val="none"/>
+      </w:rPr>
+    </w:lvl>
+    <w:lvl w:ilvl="7">
+      <w:start w:val="1"/>
+      <w:numFmt w:val="bullet"/>
+      <w:lvlText w:val=""/>
+      <w:lvlJc w:val="left"/>
+      <w:pPr>
+        <w:tabs>
+          <w:tab w:val="num" w:pos="0"/>
+        </w:tabs>
+        <w:ind w:left="5760" w:hanging="360"/>
+      </w:pPr>
+      <w:rPr>
+        <w:rFonts w:ascii="Wingdings 2" w:hAnsi="Wingdings 2" w:cs="Wingdings 2" w:hint="default"/>
+        <w:u w:val="none"/>
+      </w:rPr>
+    </w:lvl>
+    <w:lvl w:ilvl="8">
+      <w:start w:val="1"/>
+      <w:numFmt w:val="bullet"/>
+      <w:lvlText w:val="■"/>
+      <w:lvlJc w:val="left"/>
+      <w:pPr>
+        <w:tabs>
+          <w:tab w:val="num" w:pos="0"/>
+        </w:tabs>
+        <w:ind w:left="6480" w:hanging="360"/>
+      </w:pPr>
+      <w:rPr>
+        <w:rFonts w:ascii="OpenSymbol" w:hAnsi="OpenSymbol" w:cs="OpenSymbol" w:hint="default"/>
+        <w:u w:val="none"/>
+      </w:rPr>
     </w:lvl>
   </w:abstractNum>
   <w:num w:numId="1">
     <w:abstractNumId w:val="1"/>
   </w:num>
   <w:num w:numId="2">
-    <w:abstractNumId w:val="2"/>
+    <w:abstractNumId w:val="7"/>
   </w:num>
   <w:num w:numId="3">
     <w:abstractNumId w:val="3"/>
@@ -2831,29 +2843,29 @@
     <w:abstractNumId w:val="4"/>
   </w:num>
   <w:num w:numId="5">
-    <w:abstractNumId w:val="5"/>
+    <w:abstractNumId w:val="2"/>
   </w:num>
   <w:num w:numId="6">
+    <w:abstractNumId w:val="0"/>
+  </w:num>
+  <w:num w:numId="7">
+    <w:abstractNumId w:val="8"/>
+  </w:num>
+  <w:num w:numId="8">
     <w:abstractNumId w:val="6"/>
   </w:num>
-  <w:num w:numId="7">
-    <w:abstractNumId w:val="7"/>
-  </w:num>
-  <w:num w:numId="8">
-    <w:abstractNumId w:val="8"/>
-  </w:num>
   <w:num w:numId="9">
-    <w:abstractNumId w:val="9"/>
+    <w:abstractNumId w:val="5"/>
   </w:num>
 </w:numbering>
 </file>
 
 <file path=word/styles.xml><?xml version="1.0" encoding="utf-8"?>
-<w:styles xmlns:w="http://schemas.openxmlformats.org/wordprocessingml/2006/main" xmlns:w14="http://schemas.microsoft.com/office/word/2010/wordml" xmlns:mc="http://schemas.openxmlformats.org/markup-compatibility/2006" mc:Ignorable="w14">
+<w:styles xmlns:mc="http://schemas.openxmlformats.org/markup-compatibility/2006" xmlns:r="http://schemas.openxmlformats.org/officeDocument/2006/relationships" xmlns:w="http://schemas.openxmlformats.org/wordprocessingml/2006/main" xmlns:w14="http://schemas.microsoft.com/office/word/2010/wordml" xmlns:w15="http://schemas.microsoft.com/office/word/2012/wordml" xmlns:w16se="http://schemas.microsoft.com/office/word/2015/wordml/symex" mc:Ignorable="w14 w15 w16se">
   <w:docDefaults>
     <w:rPrDefault>
       <w:rPr>
-        <w:rFonts w:ascii="Arial" w:hAnsi="Arial" w:eastAsia="Arial" w:cs="Arial"/>
+        <w:rFonts w:ascii="Arial" w:eastAsia="PMingLiU" w:hAnsi="Arial" w:cs="Arial"/>
         <w:sz w:val="22"/>
         <w:szCs w:val="22"/>
         <w:lang w:val="en-US" w:eastAsia="zh-CN" w:bidi="hi-IN"/>
@@ -2861,26 +2873,391 @@
     </w:rPrDefault>
     <w:pPrDefault>
       <w:pPr>
-        <w:suppressAutoHyphens w:val="true"/>
+        <w:suppressAutoHyphens/>
       </w:pPr>
     </w:pPrDefault>
   </w:docDefaults>
-  <w:style w:type="paragraph" w:styleId="Normal">
+  <w:latentStyles w:defLockedState="0" w:defUIPriority="99" w:defSemiHidden="0" w:defUnhideWhenUsed="0" w:defQFormat="0" w:count="371">
+    <w:lsdException w:name="Normal" w:uiPriority="0" w:qFormat="1"/>
+    <w:lsdException w:name="heading 1" w:uiPriority="9" w:qFormat="1"/>
+    <w:lsdException w:name="heading 2" w:semiHidden="1" w:uiPriority="9" w:unhideWhenUsed="1" w:qFormat="1"/>
+    <w:lsdException w:name="heading 3" w:semiHidden="1" w:uiPriority="9" w:unhideWhenUsed="1" w:qFormat="1"/>
+    <w:lsdException w:name="heading 4" w:semiHidden="1" w:uiPriority="9" w:unhideWhenUsed="1" w:qFormat="1"/>
+    <w:lsdException w:name="heading 5" w:semiHidden="1" w:uiPriority="9" w:unhideWhenUsed="1" w:qFormat="1"/>
+    <w:lsdException w:name="heading 6" w:semiHidden="1" w:uiPriority="9" w:unhideWhenUsed="1" w:qFormat="1"/>
+    <w:lsdException w:name="heading 7" w:semiHidden="1" w:uiPriority="9" w:unhideWhenUsed="1" w:qFormat="1"/>
+    <w:lsdException w:name="heading 8" w:semiHidden="1" w:uiPriority="9" w:unhideWhenUsed="1" w:qFormat="1"/>
+    <w:lsdException w:name="heading 9" w:semiHidden="1" w:uiPriority="9" w:unhideWhenUsed="1" w:qFormat="1"/>
+    <w:lsdException w:name="index 1" w:semiHidden="1" w:unhideWhenUsed="1"/>
+    <w:lsdException w:name="index 2" w:semiHidden="1" w:unhideWhenUsed="1"/>
+    <w:lsdException w:name="index 3" w:semiHidden="1" w:unhideWhenUsed="1"/>
+    <w:lsdException w:name="index 4" w:semiHidden="1" w:unhideWhenUsed="1"/>
+    <w:lsdException w:name="index 5" w:semiHidden="1" w:unhideWhenUsed="1"/>
+    <w:lsdException w:name="index 6" w:semiHidden="1" w:unhideWhenUsed="1"/>
+    <w:lsdException w:name="index 7" w:semiHidden="1" w:unhideWhenUsed="1"/>
+    <w:lsdException w:name="index 8" w:semiHidden="1" w:unhideWhenUsed="1"/>
+    <w:lsdException w:name="index 9" w:semiHidden="1" w:unhideWhenUsed="1"/>
+    <w:lsdException w:name="toc 1" w:semiHidden="1" w:uiPriority="39" w:unhideWhenUsed="1"/>
+    <w:lsdException w:name="toc 2" w:semiHidden="1" w:uiPriority="39" w:unhideWhenUsed="1"/>
+    <w:lsdException w:name="toc 3" w:semiHidden="1" w:uiPriority="39" w:unhideWhenUsed="1"/>
+    <w:lsdException w:name="toc 4" w:semiHidden="1" w:uiPriority="39" w:unhideWhenUsed="1"/>
+    <w:lsdException w:name="toc 5" w:semiHidden="1" w:uiPriority="39" w:unhideWhenUsed="1"/>
+    <w:lsdException w:name="toc 6" w:semiHidden="1" w:uiPriority="39" w:unhideWhenUsed="1"/>
+    <w:lsdException w:name="toc 7" w:semiHidden="1" w:uiPriority="39" w:unhideWhenUsed="1"/>
+    <w:lsdException w:name="toc 8" w:semiHidden="1" w:uiPriority="39" w:unhideWhenUsed="1"/>
+    <w:lsdException w:name="toc 9" w:semiHidden="1" w:uiPriority="39" w:unhideWhenUsed="1"/>
+    <w:lsdException w:name="Normal Indent" w:semiHidden="1" w:unhideWhenUsed="1"/>
+    <w:lsdException w:name="footnote text" w:semiHidden="1" w:unhideWhenUsed="1"/>
+    <w:lsdException w:name="annotation text" w:semiHidden="1" w:unhideWhenUsed="1"/>
+    <w:lsdException w:name="header" w:semiHidden="1" w:unhideWhenUsed="1"/>
+    <w:lsdException w:name="footer" w:semiHidden="1" w:unhideWhenUsed="1"/>
+    <w:lsdException w:name="index heading" w:semiHidden="1" w:unhideWhenUsed="1"/>
+    <w:lsdException w:name="caption" w:semiHidden="1" w:uiPriority="35" w:unhideWhenUsed="1" w:qFormat="1"/>
+    <w:lsdException w:name="table of figures" w:semiHidden="1" w:unhideWhenUsed="1"/>
+    <w:lsdException w:name="envelope address" w:semiHidden="1" w:unhideWhenUsed="1"/>
+    <w:lsdException w:name="envelope return" w:semiHidden="1" w:unhideWhenUsed="1"/>
+    <w:lsdException w:name="footnote reference" w:semiHidden="1" w:unhideWhenUsed="1"/>
+    <w:lsdException w:name="annotation reference" w:semiHidden="1" w:unhideWhenUsed="1"/>
+    <w:lsdException w:name="line number" w:semiHidden="1" w:unhideWhenUsed="1"/>
+    <w:lsdException w:name="page number" w:semiHidden="1" w:unhideWhenUsed="1"/>
+    <w:lsdException w:name="endnote reference" w:semiHidden="1" w:unhideWhenUsed="1"/>
+    <w:lsdException w:name="endnote text" w:semiHidden="1" w:unhideWhenUsed="1"/>
+    <w:lsdException w:name="table of authorities" w:semiHidden="1" w:unhideWhenUsed="1"/>
+    <w:lsdException w:name="macro" w:semiHidden="1" w:unhideWhenUsed="1"/>
+    <w:lsdException w:name="toa heading" w:semiHidden="1" w:unhideWhenUsed="1"/>
+    <w:lsdException w:name="List" w:semiHidden="1" w:unhideWhenUsed="1"/>
+    <w:lsdException w:name="List Bullet" w:semiHidden="1" w:unhideWhenUsed="1"/>
+    <w:lsdException w:name="List Number" w:semiHidden="1" w:unhideWhenUsed="1"/>
+    <w:lsdException w:name="List 2" w:semiHidden="1" w:unhideWhenUsed="1"/>
+    <w:lsdException w:name="List 3" w:semiHidden="1" w:unhideWhenUsed="1"/>
+    <w:lsdException w:name="List 4" w:semiHidden="1" w:unhideWhenUsed="1"/>
+    <w:lsdException w:name="List 5" w:semiHidden="1" w:unhideWhenUsed="1"/>
+    <w:lsdException w:name="List Bullet 2" w:semiHidden="1" w:unhideWhenUsed="1"/>
+    <w:lsdException w:name="List Bullet 3" w:semiHidden="1" w:unhideWhenUsed="1"/>
+    <w:lsdException w:name="List Bullet 4" w:semiHidden="1" w:unhideWhenUsed="1"/>
+    <w:lsdException w:name="List Bullet 5" w:semiHidden="1" w:unhideWhenUsed="1"/>
+    <w:lsdException w:name="List Number 2" w:semiHidden="1" w:unhideWhenUsed="1"/>
+    <w:lsdException w:name="List Number 3" w:semiHidden="1" w:unhideWhenUsed="1"/>
+    <w:lsdException w:name="List Number 4" w:semiHidden="1" w:unhideWhenUsed="1"/>
+    <w:lsdException w:name="List Number 5" w:semiHidden="1" w:unhideWhenUsed="1"/>
+    <w:lsdException w:name="Title" w:uiPriority="10" w:qFormat="1"/>
+    <w:lsdException w:name="Closing" w:semiHidden="1" w:unhideWhenUsed="1"/>
+    <w:lsdException w:name="Signature" w:semiHidden="1" w:unhideWhenUsed="1"/>
+    <w:lsdException w:name="Default Paragraph Font" w:semiHidden="1" w:uiPriority="1" w:unhideWhenUsed="1"/>
+    <w:lsdException w:name="Body Text" w:semiHidden="1" w:unhideWhenUsed="1"/>
+    <w:lsdException w:name="Body Text Indent" w:semiHidden="1" w:unhideWhenUsed="1"/>
+    <w:lsdException w:name="List Continue" w:semiHidden="1" w:unhideWhenUsed="1"/>
+    <w:lsdException w:name="List Continue 2" w:semiHidden="1" w:unhideWhenUsed="1"/>
+    <w:lsdException w:name="List Continue 3" w:semiHidden="1" w:unhideWhenUsed="1"/>
+    <w:lsdException w:name="List Continue 4" w:semiHidden="1" w:unhideWhenUsed="1"/>
+    <w:lsdException w:name="List Continue 5" w:semiHidden="1" w:unhideWhenUsed="1"/>
+    <w:lsdException w:name="Message Header" w:semiHidden="1" w:unhideWhenUsed="1"/>
+    <w:lsdException w:name="Subtitle" w:uiPriority="11" w:qFormat="1"/>
+    <w:lsdException w:name="Salutation" w:semiHidden="1" w:unhideWhenUsed="1"/>
+    <w:lsdException w:name="Date" w:semiHidden="1" w:unhideWhenUsed="1"/>
+    <w:lsdException w:name="Body Text First Indent" w:semiHidden="1" w:unhideWhenUsed="1"/>
+    <w:lsdException w:name="Body Text First Indent 2" w:semiHidden="1" w:unhideWhenUsed="1"/>
+    <w:lsdException w:name="Note Heading" w:semiHidden="1" w:unhideWhenUsed="1"/>
+    <w:lsdException w:name="Body Text 2" w:semiHidden="1" w:unhideWhenUsed="1"/>
+    <w:lsdException w:name="Body Text 3" w:semiHidden="1" w:unhideWhenUsed="1"/>
+    <w:lsdException w:name="Body Text Indent 2" w:semiHidden="1" w:unhideWhenUsed="1"/>
+    <w:lsdException w:name="Body Text Indent 3" w:semiHidden="1" w:unhideWhenUsed="1"/>
+    <w:lsdException w:name="Block Text" w:semiHidden="1" w:unhideWhenUsed="1"/>
+    <w:lsdException w:name="Hyperlink" w:semiHidden="1" w:unhideWhenUsed="1"/>
+    <w:lsdException w:name="FollowedHyperlink" w:semiHidden="1" w:unhideWhenUsed="1"/>
+    <w:lsdException w:name="Strong" w:uiPriority="22" w:qFormat="1"/>
+    <w:lsdException w:name="Emphasis" w:uiPriority="20" w:qFormat="1"/>
+    <w:lsdException w:name="Document Map" w:semiHidden="1" w:unhideWhenUsed="1"/>
+    <w:lsdException w:name="Plain Text" w:semiHidden="1" w:unhideWhenUsed="1"/>
+    <w:lsdException w:name="E-mail Signature" w:semiHidden="1" w:unhideWhenUsed="1"/>
+    <w:lsdException w:name="HTML Top of Form" w:semiHidden="1" w:unhideWhenUsed="1"/>
+    <w:lsdException w:name="HTML Bottom of Form" w:semiHidden="1" w:unhideWhenUsed="1"/>
+    <w:lsdException w:name="Normal (Web)" w:semiHidden="1" w:unhideWhenUsed="1"/>
+    <w:lsdException w:name="HTML Acronym" w:semiHidden="1" w:unhideWhenUsed="1"/>
+    <w:lsdException w:name="HTML Address" w:semiHidden="1" w:unhideWhenUsed="1"/>
+    <w:lsdException w:name="HTML Cite" w:semiHidden="1" w:unhideWhenUsed="1"/>
+    <w:lsdException w:name="HTML Code" w:semiHidden="1" w:unhideWhenUsed="1"/>
+    <w:lsdException w:name="HTML Definition" w:semiHidden="1" w:unhideWhenUsed="1"/>
+    <w:lsdException w:name="HTML Keyboard" w:semiHidden="1" w:unhideWhenUsed="1"/>
+    <w:lsdException w:name="HTML Preformatted" w:semiHidden="1" w:unhideWhenUsed="1"/>
+    <w:lsdException w:name="HTML Sample" w:semiHidden="1" w:unhideWhenUsed="1"/>
+    <w:lsdException w:name="HTML Typewriter" w:semiHidden="1" w:unhideWhenUsed="1"/>
+    <w:lsdException w:name="HTML Variable" w:semiHidden="1" w:unhideWhenUsed="1"/>
+    <w:lsdException w:name="Normal Table" w:semiHidden="1" w:unhideWhenUsed="1"/>
+    <w:lsdException w:name="annotation subject" w:semiHidden="1" w:unhideWhenUsed="1"/>
+    <w:lsdException w:name="No List" w:semiHidden="1" w:unhideWhenUsed="1"/>
+    <w:lsdException w:name="Outline List 1" w:semiHidden="1" w:unhideWhenUsed="1"/>
+    <w:lsdException w:name="Outline List 2" w:semiHidden="1" w:unhideWhenUsed="1"/>
+    <w:lsdException w:name="Outline List 3" w:semiHidden="1" w:unhideWhenUsed="1"/>
+    <w:lsdException w:name="Table Simple 1" w:semiHidden="1" w:unhideWhenUsed="1"/>
+    <w:lsdException w:name="Table Simple 2" w:semiHidden="1" w:unhideWhenUsed="1"/>
+    <w:lsdException w:name="Table Simple 3" w:semiHidden="1" w:unhideWhenUsed="1"/>
+    <w:lsdException w:name="Table Classic 1" w:semiHidden="1" w:unhideWhenUsed="1"/>
+    <w:lsdException w:name="Table Classic 2" w:semiHidden="1" w:unhideWhenUsed="1"/>
+    <w:lsdException w:name="Table Classic 3" w:semiHidden="1" w:unhideWhenUsed="1"/>
+    <w:lsdException w:name="Table Classic 4" w:semiHidden="1" w:unhideWhenUsed="1"/>
+    <w:lsdException w:name="Table Colorful 1" w:semiHidden="1" w:unhideWhenUsed="1"/>
+    <w:lsdException w:name="Table Colorful 2" w:semiHidden="1" w:unhideWhenUsed="1"/>
+    <w:lsdException w:name="Table Colorful 3" w:semiHidden="1" w:unhideWhenUsed="1"/>
+    <w:lsdException w:name="Table Columns 1" w:semiHidden="1" w:unhideWhenUsed="1"/>
+    <w:lsdException w:name="Table Columns 2" w:semiHidden="1" w:unhideWhenUsed="1"/>
+    <w:lsdException w:name="Table Columns 3" w:semiHidden="1" w:unhideWhenUsed="1"/>
+    <w:lsdException w:name="Table Columns 4" w:semiHidden="1" w:unhideWhenUsed="1"/>
+    <w:lsdException w:name="Table Columns 5" w:semiHidden="1" w:unhideWhenUsed="1"/>
+    <w:lsdException w:name="Table Grid 1" w:semiHidden="1" w:unhideWhenUsed="1"/>
+    <w:lsdException w:name="Table Grid 2" w:semiHidden="1" w:unhideWhenUsed="1"/>
+    <w:lsdException w:name="Table Grid 3" w:semiHidden="1" w:unhideWhenUsed="1"/>
+    <w:lsdException w:name="Table Grid 4" w:semiHidden="1" w:unhideWhenUsed="1"/>
+    <w:lsdException w:name="Table Grid 5" w:semiHidden="1" w:unhideWhenUsed="1"/>
+    <w:lsdException w:name="Table Grid 6" w:semiHidden="1" w:unhideWhenUsed="1"/>
+    <w:lsdException w:name="Table Grid 7" w:semiHidden="1" w:unhideWhenUsed="1"/>
+    <w:lsdException w:name="Table Grid 8" w:semiHidden="1" w:unhideWhenUsed="1"/>
+    <w:lsdException w:name="Table List 1" w:semiHidden="1" w:unhideWhenUsed="1"/>
+    <w:lsdException w:name="Table List 2" w:semiHidden="1" w:unhideWhenUsed="1"/>
+    <w:lsdException w:name="Table List 3" w:semiHidden="1" w:unhideWhenUsed="1"/>
+    <w:lsdException w:name="Table List 4" w:semiHidden="1" w:unhideWhenUsed="1"/>
+    <w:lsdException w:name="Table List 5" w:semiHidden="1" w:unhideWhenUsed="1"/>
+    <w:lsdException w:name="Table List 6" w:semiHidden="1" w:unhideWhenUsed="1"/>
+    <w:lsdException w:name="Table List 7" w:semiHidden="1" w:unhideWhenUsed="1"/>
+    <w:lsdException w:name="Table List 8" w:semiHidden="1" w:unhideWhenUsed="1"/>
+    <w:lsdException w:name="Table 3D effects 1" w:semiHidden="1" w:unhideWhenUsed="1"/>
+    <w:lsdException w:name="Table 3D effects 2" w:semiHidden="1" w:unhideWhenUsed="1"/>
+    <w:lsdException w:name="Table 3D effects 3" w:semiHidden="1" w:unhideWhenUsed="1"/>
+    <w:lsdException w:name="Table Contemporary" w:semiHidden="1" w:unhideWhenUsed="1"/>
+    <w:lsdException w:name="Table Elegant" w:semiHidden="1" w:unhideWhenUsed="1"/>
+    <w:lsdException w:name="Table Professional" w:semiHidden="1" w:unhideWhenUsed="1"/>
+    <w:lsdException w:name="Table Subtle 1" w:semiHidden="1" w:unhideWhenUsed="1"/>
+    <w:lsdException w:name="Table Subtle 2" w:semiHidden="1" w:unhideWhenUsed="1"/>
+    <w:lsdException w:name="Table Web 1" w:semiHidden="1" w:unhideWhenUsed="1"/>
+    <w:lsdException w:name="Table Web 2" w:semiHidden="1" w:unhideWhenUsed="1"/>
+    <w:lsdException w:name="Table Web 3" w:semiHidden="1" w:unhideWhenUsed="1"/>
+    <w:lsdException w:name="Balloon Text" w:semiHidden="1" w:unhideWhenUsed="1"/>
+    <w:lsdException w:name="Table Grid" w:uiPriority="39"/>
+    <w:lsdException w:name="Table Theme" w:semiHidden="1" w:unhideWhenUsed="1"/>
+    <w:lsdException w:name="Placeholder Text" w:semiHidden="1"/>
+    <w:lsdException w:name="No Spacing" w:uiPriority="1" w:qFormat="1"/>
+    <w:lsdException w:name="Light Shading" w:uiPriority="60"/>
+    <w:lsdException w:name="Light List" w:uiPriority="61"/>
+    <w:lsdException w:name="Light Grid" w:uiPriority="62"/>
+    <w:lsdException w:name="Medium Shading 1" w:uiPriority="63"/>
+    <w:lsdException w:name="Medium Shading 2" w:uiPriority="64"/>
+    <w:lsdException w:name="Medium List 1" w:uiPriority="65"/>
+    <w:lsdException w:name="Medium List 2" w:uiPriority="66"/>
+    <w:lsdException w:name="Medium Grid 1" w:uiPriority="67"/>
+    <w:lsdException w:name="Medium Grid 2" w:uiPriority="68"/>
+    <w:lsdException w:name="Medium Grid 3" w:uiPriority="69"/>
+    <w:lsdException w:name="Dark List" w:uiPriority="70"/>
+    <w:lsdException w:name="Colorful Shading" w:uiPriority="71"/>
+    <w:lsdException w:name="Colorful List" w:uiPriority="72"/>
+    <w:lsdException w:name="Colorful Grid" w:uiPriority="73"/>
+    <w:lsdException w:name="Light Shading Accent 1" w:uiPriority="60"/>
+    <w:lsdException w:name="Light List Accent 1" w:uiPriority="61"/>
+    <w:lsdException w:name="Light Grid Accent 1" w:uiPriority="62"/>
+    <w:lsdException w:name="Medium Shading 1 Accent 1" w:uiPriority="63"/>
+    <w:lsdException w:name="Medium Shading 2 Accent 1" w:uiPriority="64"/>
+    <w:lsdException w:name="Medium List 1 Accent 1" w:uiPriority="65"/>
+    <w:lsdException w:name="Revision" w:semiHidden="1"/>
+    <w:lsdException w:name="List Paragraph" w:uiPriority="34" w:qFormat="1"/>
+    <w:lsdException w:name="Quote" w:uiPriority="29" w:qFormat="1"/>
+    <w:lsdException w:name="Intense Quote" w:uiPriority="30" w:qFormat="1"/>
+    <w:lsdException w:name="Medium List 2 Accent 1" w:uiPriority="66"/>
+    <w:lsdException w:name="Medium Grid 1 Accent 1" w:uiPriority="67"/>
+    <w:lsdException w:name="Medium Grid 2 Accent 1" w:uiPriority="68"/>
+    <w:lsdException w:name="Medium Grid 3 Accent 1" w:uiPriority="69"/>
+    <w:lsdException w:name="Dark List Accent 1" w:uiPriority="70"/>
+    <w:lsdException w:name="Colorful Shading Accent 1" w:uiPriority="71"/>
+    <w:lsdException w:name="Colorful List Accent 1" w:uiPriority="72"/>
+    <w:lsdException w:name="Colorful Grid Accent 1" w:uiPriority="73"/>
+    <w:lsdException w:name="Light Shading Accent 2" w:uiPriority="60"/>
+    <w:lsdException w:name="Light List Accent 2" w:uiPriority="61"/>
+    <w:lsdException w:name="Light Grid Accent 2" w:uiPriority="62"/>
+    <w:lsdException w:name="Medium Shading 1 Accent 2" w:uiPriority="63"/>
+    <w:lsdException w:name="Medium Shading 2 Accent 2" w:uiPriority="64"/>
+    <w:lsdException w:name="Medium List 1 Accent 2" w:uiPriority="65"/>
+    <w:lsdException w:name="Medium List 2 Accent 2" w:uiPriority="66"/>
+    <w:lsdException w:name="Medium Grid 1 Accent 2" w:uiPriority="67"/>
+    <w:lsdException w:name="Medium Grid 2 Accent 2" w:uiPriority="68"/>
+    <w:lsdException w:name="Medium Grid 3 Accent 2" w:uiPriority="69"/>
+    <w:lsdException w:name="Dark List Accent 2" w:uiPriority="70"/>
+    <w:lsdException w:name="Colorful Shading Accent 2" w:uiPriority="71"/>
+    <w:lsdException w:name="Colorful List Accent 2" w:uiPriority="72"/>
+    <w:lsdException w:name="Colorful Grid Accent 2" w:uiPriority="73"/>
+    <w:lsdException w:name="Light Shading Accent 3" w:uiPriority="60"/>
+    <w:lsdException w:name="Light List Accent 3" w:uiPriority="61"/>
+    <w:lsdException w:name="Light Grid Accent 3" w:uiPriority="62"/>
+    <w:lsdException w:name="Medium Shading 1 Accent 3" w:uiPriority="63"/>
+    <w:lsdException w:name="Medium Shading 2 Accent 3" w:uiPriority="64"/>
+    <w:lsdException w:name="Medium List 1 Accent 3" w:uiPriority="65"/>
+    <w:lsdException w:name="Medium List 2 Accent 3" w:uiPriority="66"/>
+    <w:lsdException w:name="Medium Grid 1 Accent 3" w:uiPriority="67"/>
+    <w:lsdException w:name="Medium Grid 2 Accent 3" w:uiPriority="68"/>
+    <w:lsdException w:name="Medium Grid 3 Accent 3" w:uiPriority="69"/>
+    <w:lsdException w:name="Dark List Accent 3" w:uiPriority="70"/>
+    <w:lsdException w:name="Colorful Shading Accent 3" w:uiPriority="71"/>
+    <w:lsdException w:name="Colorful List Accent 3" w:uiPriority="72"/>
+    <w:lsdException w:name="Colorful Grid Accent 3" w:uiPriority="73"/>
+    <w:lsdException w:name="Light Shading Accent 4" w:uiPriority="60"/>
+    <w:lsdException w:name="Light List Accent 4" w:uiPriority="61"/>
+    <w:lsdException w:name="Light Grid Accent 4" w:uiPriority="62"/>
+    <w:lsdException w:name="Medium Shading 1 Accent 4" w:uiPriority="63"/>
+    <w:lsdException w:name="Medium Shading 2 Accent 4" w:uiPriority="64"/>
+    <w:lsdException w:name="Medium List 1 Accent 4" w:uiPriority="65"/>
+    <w:lsdException w:name="Medium List 2 Accent 4" w:uiPriority="66"/>
+    <w:lsdException w:name="Medium Grid 1 Accent 4" w:uiPriority="67"/>
+    <w:lsdException w:name="Medium Grid 2 Accent 4" w:uiPriority="68"/>
+    <w:lsdException w:name="Medium Grid 3 Accent 4" w:uiPriority="69"/>
+    <w:lsdException w:name="Dark List Accent 4" w:uiPriority="70"/>
+    <w:lsdException w:name="Colorful Shading Accent 4" w:uiPriority="71"/>
+    <w:lsdException w:name="Colorful List Accent 4" w:uiPriority="72"/>
+    <w:lsdException w:name="Colorful Grid Accent 4" w:uiPriority="73"/>
+    <w:lsdException w:name="Light Shading Accent 5" w:uiPriority="60"/>
+    <w:lsdException w:name="Light List Accent 5" w:uiPriority="61"/>
+    <w:lsdException w:name="Light Grid Accent 5" w:uiPriority="62"/>
+    <w:lsdException w:name="Medium Shading 1 Accent 5" w:uiPriority="63"/>
+    <w:lsdException w:name="Medium Shading 2 Accent 5" w:uiPriority="64"/>
+    <w:lsdException w:name="Medium List 1 Accent 5" w:uiPriority="65"/>
+    <w:lsdException w:name="Medium List 2 Accent 5" w:uiPriority="66"/>
+    <w:lsdException w:name="Medium Grid 1 Accent 5" w:uiPriority="67"/>
+    <w:lsdException w:name="Medium Grid 2 Accent 5" w:uiPriority="68"/>
+    <w:lsdException w:name="Medium Grid 3 Accent 5" w:uiPriority="69"/>
+    <w:lsdException w:name="Dark List Accent 5" w:uiPriority="70"/>
+    <w:lsdException w:name="Colorful Shading Accent 5" w:uiPriority="71"/>
+    <w:lsdException w:name="Colorful List Accent 5" w:uiPriority="72"/>
+    <w:lsdException w:name="Colorful Grid Accent 5" w:uiPriority="73"/>
+    <w:lsdException w:name="Light Shading Accent 6" w:uiPriority="60"/>
+    <w:lsdException w:name="Light List Accent 6" w:uiPriority="61"/>
+    <w:lsdException w:name="Light Grid Accent 6" w:uiPriority="62"/>
+    <w:lsdException w:name="Medium Shading 1 Accent 6" w:uiPriority="63"/>
+    <w:lsdException w:name="Medium Shading 2 Accent 6" w:uiPriority="64"/>
+    <w:lsdException w:name="Medium List 1 Accent 6" w:uiPriority="65"/>
+    <w:lsdException w:name="Medium List 2 Accent 6" w:uiPriority="66"/>
+    <w:lsdException w:name="Medium Grid 1 Accent 6" w:uiPriority="67"/>
+    <w:lsdException w:name="Medium Grid 2 Accent 6" w:uiPriority="68"/>
+    <w:lsdException w:name="Medium Grid 3 Accent 6" w:uiPriority="69"/>
+    <w:lsdException w:name="Dark List Accent 6" w:uiPriority="70"/>
+    <w:lsdException w:name="Colorful Shading Accent 6" w:uiPriority="71"/>
+    <w:lsdException w:name="Colorful List Accent 6" w:uiPriority="72"/>
+    <w:lsdException w:name="Colorful Grid Accent 6" w:uiPriority="73"/>
+    <w:lsdException w:name="Subtle Emphasis" w:uiPriority="19" w:qFormat="1"/>
+    <w:lsdException w:name="Intense Emphasis" w:uiPriority="21" w:qFormat="1"/>
+    <w:lsdException w:name="Subtle Reference" w:uiPriority="31" w:qFormat="1"/>
+    <w:lsdException w:name="Intense Reference" w:uiPriority="32" w:qFormat="1"/>
+    <w:lsdException w:name="Book Title" w:uiPriority="33" w:qFormat="1"/>
+    <w:lsdException w:name="Bibliography" w:semiHidden="1" w:uiPriority="37" w:unhideWhenUsed="1"/>
+    <w:lsdException w:name="TOC Heading" w:semiHidden="1" w:uiPriority="39" w:unhideWhenUsed="1" w:qFormat="1"/>
+    <w:lsdException w:name="Plain Table 1" w:uiPriority="41"/>
+    <w:lsdException w:name="Plain Table 2" w:uiPriority="42"/>
+    <w:lsdException w:name="Plain Table 3" w:uiPriority="43"/>
+    <w:lsdException w:name="Plain Table 4" w:uiPriority="44"/>
+    <w:lsdException w:name="Plain Table 5" w:uiPriority="45"/>
+    <w:lsdException w:name="Grid Table Light" w:uiPriority="40"/>
+    <w:lsdException w:name="Grid Table 1 Light" w:uiPriority="46"/>
+    <w:lsdException w:name="Grid Table 2" w:uiPriority="47"/>
+    <w:lsdException w:name="Grid Table 3" w:uiPriority="48"/>
+    <w:lsdException w:name="Grid Table 4" w:uiPriority="49"/>
+    <w:lsdException w:name="Grid Table 5 Dark" w:uiPriority="50"/>
+    <w:lsdException w:name="Grid Table 6 Colorful" w:uiPriority="51"/>
+    <w:lsdException w:name="Grid Table 7 Colorful" w:uiPriority="52"/>
+    <w:lsdException w:name="Grid Table 1 Light Accent 1" w:uiPriority="46"/>
+    <w:lsdException w:name="Grid Table 2 Accent 1" w:uiPriority="47"/>
+    <w:lsdException w:name="Grid Table 3 Accent 1" w:uiPriority="48"/>
+    <w:lsdException w:name="Grid Table 4 Accent 1" w:uiPriority="49"/>
+    <w:lsdException w:name="Grid Table 5 Dark Accent 1" w:uiPriority="50"/>
+    <w:lsdException w:name="Grid Table 6 Colorful Accent 1" w:uiPriority="51"/>
+    <w:lsdException w:name="Grid Table 7 Colorful Accent 1" w:uiPriority="52"/>
+    <w:lsdException w:name="Grid Table 1 Light Accent 2" w:uiPriority="46"/>
+    <w:lsdException w:name="Grid Table 2 Accent 2" w:uiPriority="47"/>
+    <w:lsdException w:name="Grid Table 3 Accent 2" w:uiPriority="48"/>
+    <w:lsdException w:name="Grid Table 4 Accent 2" w:uiPriority="49"/>
+    <w:lsdException w:name="Grid Table 5 Dark Accent 2" w:uiPriority="50"/>
+    <w:lsdException w:name="Grid Table 6 Colorful Accent 2" w:uiPriority="51"/>
+    <w:lsdException w:name="Grid Table 7 Colorful Accent 2" w:uiPriority="52"/>
+    <w:lsdException w:name="Grid Table 1 Light Accent 3" w:uiPriority="46"/>
+    <w:lsdException w:name="Grid Table 2 Accent 3" w:uiPriority="47"/>
+    <w:lsdException w:name="Grid Table 3 Accent 3" w:uiPriority="48"/>
+    <w:lsdException w:name="Grid Table 4 Accent 3" w:uiPriority="49"/>
+    <w:lsdException w:name="Grid Table 5 Dark Accent 3" w:uiPriority="50"/>
+    <w:lsdException w:name="Grid Table 6 Colorful Accent 3" w:uiPriority="51"/>
+    <w:lsdException w:name="Grid Table 7 Colorful Accent 3" w:uiPriority="52"/>
+    <w:lsdException w:name="Grid Table 1 Light Accent 4" w:uiPriority="46"/>
+    <w:lsdException w:name="Grid Table 2 Accent 4" w:uiPriority="47"/>
+    <w:lsdException w:name="Grid Table 3 Accent 4" w:uiPriority="48"/>
+    <w:lsdException w:name="Grid Table 4 Accent 4" w:uiPriority="49"/>
+    <w:lsdException w:name="Grid Table 5 Dark Accent 4" w:uiPriority="50"/>
+    <w:lsdException w:name="Grid Table 6 Colorful Accent 4" w:uiPriority="51"/>
+    <w:lsdException w:name="Grid Table 7 Colorful Accent 4" w:uiPriority="52"/>
+    <w:lsdException w:name="Grid Table 1 Light Accent 5" w:uiPriority="46"/>
+    <w:lsdException w:name="Grid Table 2 Accent 5" w:uiPriority="47"/>
+    <w:lsdException w:name="Grid Table 3 Accent 5" w:uiPriority="48"/>
+    <w:lsdException w:name="Grid Table 4 Accent 5" w:uiPriority="49"/>
+    <w:lsdException w:name="Grid Table 5 Dark Accent 5" w:uiPriority="50"/>
+    <w:lsdException w:name="Grid Table 6 Colorful Accent 5" w:uiPriority="51"/>
+    <w:lsdException w:name="Grid Table 7 Colorful Accent 5" w:uiPriority="52"/>
+    <w:lsdException w:name="Grid Table 1 Light Accent 6" w:uiPriority="46"/>
+    <w:lsdException w:name="Grid Table 2 Accent 6" w:uiPriority="47"/>
+    <w:lsdException w:name="Grid Table 3 Accent 6" w:uiPriority="48"/>
+    <w:lsdException w:name="Grid Table 4 Accent 6" w:uiPriority="49"/>
+    <w:lsdException w:name="Grid Table 5 Dark Accent 6" w:uiPriority="50"/>
+    <w:lsdException w:name="Grid Table 6 Colorful Accent 6" w:uiPriority="51"/>
+    <w:lsdException w:name="Grid Table 7 Colorful Accent 6" w:uiPriority="52"/>
+    <w:lsdException w:name="List Table 1 Light" w:uiPriority="46"/>
+    <w:lsdException w:name="List Table 2" w:uiPriority="47"/>
+    <w:lsdException w:name="List Table 3" w:uiPriority="48"/>
+    <w:lsdException w:name="List Table 4" w:uiPriority="49"/>
+    <w:lsdException w:name="List Table 5 Dark" w:uiPriority="50"/>
+    <w:lsdException w:name="List Table 6 Colorful" w:uiPriority="51"/>
+    <w:lsdException w:name="List Table 7 Colorful" w:uiPriority="52"/>
+    <w:lsdException w:name="List Table 1 Light Accent 1" w:uiPriority="46"/>
+    <w:lsdException w:name="List Table 2 Accent 1" w:uiPriority="47"/>
+    <w:lsdException w:name="List Table 3 Accent 1" w:uiPriority="48"/>
+    <w:lsdException w:name="List Table 4 Accent 1" w:uiPriority="49"/>
+    <w:lsdException w:name="List Table 5 Dark Accent 1" w:uiPriority="50"/>
+    <w:lsdException w:name="List Table 6 Colorful Accent 1" w:uiPriority="51"/>
+    <w:lsdException w:name="List Table 7 Colorful Accent 1" w:uiPriority="52"/>
+    <w:lsdException w:name="List Table 1 Light Accent 2" w:uiPriority="46"/>
+    <w:lsdException w:name="List Table 2 Accent 2" w:uiPriority="47"/>
+    <w:lsdException w:name="List Table 3 Accent 2" w:uiPriority="48"/>
+    <w:lsdException w:name="List Table 4 Accent 2" w:uiPriority="49"/>
+    <w:lsdException w:name="List Table 5 Dark Accent 2" w:uiPriority="50"/>
+    <w:lsdException w:name="List Table 6 Colorful Accent 2" w:uiPriority="51"/>
+    <w:lsdException w:name="List Table 7 Colorful Accent 2" w:uiPriority="52"/>
+    <w:lsdException w:name="List Table 1 Light Accent 3" w:uiPriority="46"/>
+    <w:lsdException w:name="List Table 2 Accent 3" w:uiPriority="47"/>
+    <w:lsdException w:name="List Table 3 Accent 3" w:uiPriority="48"/>
+    <w:lsdException w:name="List Table 4 Accent 3" w:uiPriority="49"/>
+    <w:lsdException w:name="List Table 5 Dark Accent 3" w:uiPriority="50"/>
+    <w:lsdException w:name="List Table 6 Colorful Accent 3" w:uiPriority="51"/>
+    <w:lsdException w:name="List Table 7 Colorful Accent 3" w:uiPriority="52"/>
+    <w:lsdException w:name="List Table 1 Light Accent 4" w:uiPriority="46"/>
+    <w:lsdException w:name="List Table 2 Accent 4" w:uiPriority="47"/>
+    <w:lsdException w:name="List Table 3 Accent 4" w:uiPriority="48"/>
+    <w:lsdException w:name="List Table 4 Accent 4" w:uiPriority="49"/>
+    <w:lsdException w:name="List Table 5 Dark Accent 4" w:uiPriority="50"/>
+    <w:lsdException w:name="List Table 6 Colorful Accent 4" w:uiPriority="51"/>
+    <w:lsdException w:name="List Table 7 Colorful Accent 4" w:uiPriority="52"/>
+    <w:lsdException w:name="List Table 1 Light Accent 5" w:uiPriority="46"/>
+    <w:lsdException w:name="List Table 2 Accent 5" w:uiPriority="47"/>
+    <w:lsdException w:name="List Table 3 Accent 5" w:uiPriority="48"/>
+    <w:lsdException w:name="List Table 4 Accent 5" w:uiPriority="49"/>
+    <w:lsdException w:name="List Table 5 Dark Accent 5" w:uiPriority="50"/>
+    <w:lsdException w:name="List Table 6 Colorful Accent 5" w:uiPriority="51"/>
+    <w:lsdException w:name="List Table 7 Colorful Accent 5" w:uiPriority="52"/>
+    <w:lsdException w:name="List Table 1 Light Accent 6" w:uiPriority="46"/>
+    <w:lsdException w:name="List Table 2 Accent 6" w:uiPriority="47"/>
+    <w:lsdException w:name="List Table 3 Accent 6" w:uiPriority="48"/>
+    <w:lsdException w:name="List Table 4 Accent 6" w:uiPriority="49"/>
+    <w:lsdException w:name="List Table 5 Dark Accent 6" w:uiPriority="50"/>
+    <w:lsdException w:name="List Table 6 Colorful Accent 6" w:uiPriority="51"/>
+    <w:lsdException w:name="List Table 7 Colorful Accent 6" w:uiPriority="52"/>
+  </w:latentStyles>
+  <w:style w:type="paragraph" w:default="1" w:styleId="Normal">
     <w:name w:val="Normal"/>
     <w:qFormat/>
     <w:pPr>
-      <w:widowControl/>
-      <w:bidi w:val="0"/>
-      <w:spacing w:lineRule="auto" w:line="276" w:before="0" w:after="0"/>
-      <w:jc w:val="start"/>
+      <w:spacing w:line="276" w:lineRule="auto"/>
     </w:pPr>
     <w:rPr>
-      <w:rFonts w:ascii="Arial" w:hAnsi="Arial" w:eastAsia="Arial" w:cs="Arial"/>
-      <w:color w:val="auto"/>
-      <w:kern w:val="0"/>
-      <w:sz w:val="22"/>
-      <w:szCs w:val="22"/>
-      <w:lang w:val="en-US" w:eastAsia="zh-CN" w:bidi="hi-IN"/>
+      <w:rFonts w:eastAsia="Arial"/>
     </w:rPr>
   </w:style>
   <w:style w:type="paragraph" w:styleId="Heading1">
@@ -2889,10 +3266,10 @@
     <w:next w:val="normal1"/>
     <w:qFormat/>
     <w:pPr>
-      <w:keepNext w:val="true"/>
+      <w:keepNext/>
       <w:keepLines/>
-      <w:pageBreakBefore w:val="false"/>
-      <w:spacing w:lineRule="auto" w:line="240" w:before="400" w:after="120"/>
+      <w:spacing w:before="400" w:after="120" w:line="240" w:lineRule="auto"/>
+      <w:outlineLvl w:val="0"/>
     </w:pPr>
     <w:rPr>
       <w:sz w:val="40"/>
@@ -2905,14 +3282,12 @@
     <w:next w:val="normal1"/>
     <w:qFormat/>
     <w:pPr>
-      <w:keepNext w:val="true"/>
+      <w:keepNext/>
       <w:keepLines/>
-      <w:pageBreakBefore w:val="false"/>
-      <w:spacing w:lineRule="auto" w:line="240" w:before="360" w:after="120"/>
+      <w:spacing w:before="360" w:after="120" w:line="240" w:lineRule="auto"/>
+      <w:outlineLvl w:val="1"/>
     </w:pPr>
     <w:rPr>
-      <w:b w:val="false"/>
-      <w:bCs w:val="false"/>
       <w:sz w:val="32"/>
       <w:szCs w:val="32"/>
     </w:rPr>
@@ -2923,14 +3298,12 @@
     <w:next w:val="normal1"/>
     <w:qFormat/>
     <w:pPr>
-      <w:keepNext w:val="true"/>
+      <w:keepNext/>
       <w:keepLines/>
-      <w:pageBreakBefore w:val="false"/>
-      <w:spacing w:lineRule="auto" w:line="240" w:before="320" w:after="80"/>
+      <w:spacing w:before="320" w:after="80" w:line="240" w:lineRule="auto"/>
+      <w:outlineLvl w:val="2"/>
     </w:pPr>
     <w:rPr>
-      <w:b w:val="false"/>
-      <w:bCs w:val="false"/>
       <w:color w:val="434343"/>
       <w:sz w:val="28"/>
       <w:szCs w:val="28"/>
@@ -2942,10 +3315,10 @@
     <w:next w:val="normal1"/>
     <w:qFormat/>
     <w:pPr>
-      <w:keepNext w:val="true"/>
+      <w:keepNext/>
       <w:keepLines/>
-      <w:pageBreakBefore w:val="false"/>
-      <w:spacing w:lineRule="auto" w:line="240" w:before="280" w:after="80"/>
+      <w:spacing w:before="280" w:after="80" w:line="240" w:lineRule="auto"/>
+      <w:outlineLvl w:val="3"/>
     </w:pPr>
     <w:rPr>
       <w:color w:val="666666"/>
@@ -2959,15 +3332,13 @@
     <w:next w:val="normal1"/>
     <w:qFormat/>
     <w:pPr>
-      <w:keepNext w:val="true"/>
+      <w:keepNext/>
       <w:keepLines/>
-      <w:pageBreakBefore w:val="false"/>
-      <w:spacing w:lineRule="auto" w:line="240" w:before="240" w:after="80"/>
+      <w:spacing w:before="240" w:after="80" w:line="240" w:lineRule="auto"/>
+      <w:outlineLvl w:val="4"/>
     </w:pPr>
     <w:rPr>
       <w:color w:val="666666"/>
-      <w:sz w:val="22"/>
-      <w:szCs w:val="22"/>
     </w:rPr>
   </w:style>
   <w:style w:type="paragraph" w:styleId="Heading6">
@@ -2976,30 +3347,55 @@
     <w:next w:val="normal1"/>
     <w:qFormat/>
     <w:pPr>
-      <w:keepNext w:val="true"/>
+      <w:keepNext/>
       <w:keepLines/>
-      <w:pageBreakBefore w:val="false"/>
-      <w:spacing w:lineRule="auto" w:line="240" w:before="240" w:after="80"/>
+      <w:spacing w:before="240" w:after="80" w:line="240" w:lineRule="auto"/>
+      <w:outlineLvl w:val="5"/>
     </w:pPr>
     <w:rPr>
       <w:i/>
       <w:iCs/>
       <w:color w:val="666666"/>
-      <w:sz w:val="22"/>
-      <w:szCs w:val="22"/>
     </w:rPr>
   </w:style>
-  <w:style w:type="paragraph" w:styleId="Heading">
+  <w:style w:type="character" w:default="1" w:styleId="DefaultParagraphFont">
+    <w:name w:val="Default Paragraph Font"/>
+    <w:uiPriority w:val="1"/>
+    <w:semiHidden/>
+    <w:unhideWhenUsed/>
+  </w:style>
+  <w:style w:type="table" w:default="1" w:styleId="TableNormal">
+    <w:name w:val="Normal Table"/>
+    <w:uiPriority w:val="99"/>
+    <w:semiHidden/>
+    <w:unhideWhenUsed/>
+    <w:tblPr>
+      <w:tblInd w:w="0" w:type="dxa"/>
+      <w:tblCellMar>
+        <w:top w:w="0" w:type="dxa"/>
+        <w:left w:w="108" w:type="dxa"/>
+        <w:bottom w:w="0" w:type="dxa"/>
+        <w:right w:w="108" w:type="dxa"/>
+      </w:tblCellMar>
+    </w:tblPr>
+  </w:style>
+  <w:style w:type="numbering" w:default="1" w:styleId="NoList">
+    <w:name w:val="No List"/>
+    <w:uiPriority w:val="99"/>
+    <w:semiHidden/>
+    <w:unhideWhenUsed/>
+  </w:style>
+  <w:style w:type="paragraph" w:customStyle="1" w:styleId="Heading">
     <w:name w:val="Heading"/>
     <w:basedOn w:val="Normal"/>
     <w:next w:val="BodyText"/>
     <w:qFormat/>
     <w:pPr>
-      <w:keepNext w:val="true"/>
+      <w:keepNext/>
       <w:spacing w:before="240" w:after="120"/>
     </w:pPr>
     <w:rPr>
-      <w:rFonts w:ascii="Liberation Sans" w:hAnsi="Liberation Sans" w:eastAsia="Microsoft YaHei" w:cs="Lucida Sans"/>
+      <w:rFonts w:ascii="Liberation Sans" w:eastAsia="微软雅黑" w:hAnsi="Liberation Sans" w:cs="Lucida Sans"/>
       <w:sz w:val="28"/>
       <w:szCs w:val="28"/>
     </w:rPr>
@@ -3008,14 +3404,12 @@
     <w:name w:val="Body Text"/>
     <w:basedOn w:val="Normal"/>
     <w:pPr>
-      <w:spacing w:lineRule="auto" w:line="276" w:before="0" w:after="140"/>
+      <w:spacing w:after="140"/>
     </w:pPr>
-    <w:rPr/>
   </w:style>
   <w:style w:type="paragraph" w:styleId="List">
     <w:name w:val="List"/>
     <w:basedOn w:val="BodyText"/>
-    <w:pPr/>
     <w:rPr>
       <w:rFonts w:cs="Lucida Sans"/>
     </w:rPr>
@@ -3036,7 +3430,7 @@
       <w:szCs w:val="24"/>
     </w:rPr>
   </w:style>
-  <w:style w:type="paragraph" w:styleId="Index">
+  <w:style w:type="paragraph" w:customStyle="1" w:styleId="Index">
     <w:name w:val="Index"/>
     <w:basedOn w:val="Normal"/>
     <w:qFormat/>
@@ -3047,22 +3441,14 @@
       <w:rFonts w:cs="Lucida Sans"/>
     </w:rPr>
   </w:style>
-  <w:style w:type="paragraph" w:styleId="normal1" w:default="1">
+  <w:style w:type="paragraph" w:customStyle="1" w:styleId="normal1">
     <w:name w:val="normal1"/>
     <w:qFormat/>
     <w:pPr>
-      <w:widowControl/>
-      <w:bidi w:val="0"/>
-      <w:spacing w:lineRule="auto" w:line="276" w:before="0" w:after="0"/>
-      <w:jc w:val="start"/>
+      <w:spacing w:line="276" w:lineRule="auto"/>
     </w:pPr>
     <w:rPr>
-      <w:rFonts w:ascii="Arial" w:hAnsi="Arial" w:eastAsia="Arial" w:cs="Arial"/>
-      <w:color w:val="auto"/>
-      <w:kern w:val="0"/>
-      <w:sz w:val="22"/>
-      <w:szCs w:val="22"/>
-      <w:lang w:val="en-US" w:eastAsia="zh-CN" w:bidi="hi-IN"/>
+      <w:rFonts w:eastAsia="Arial"/>
     </w:rPr>
   </w:style>
   <w:style w:type="paragraph" w:styleId="Title">
@@ -3071,10 +3457,9 @@
     <w:next w:val="normal1"/>
     <w:qFormat/>
     <w:pPr>
-      <w:keepNext w:val="true"/>
+      <w:keepNext/>
       <w:keepLines/>
-      <w:pageBreakBefore w:val="false"/>
-      <w:spacing w:lineRule="auto" w:line="240" w:before="0" w:after="60"/>
+      <w:spacing w:after="60" w:line="240" w:lineRule="auto"/>
     </w:pPr>
     <w:rPr>
       <w:sz w:val="52"/>
@@ -3087,21 +3472,17 @@
     <w:next w:val="normal1"/>
     <w:qFormat/>
     <w:pPr>
-      <w:keepNext w:val="true"/>
+      <w:keepNext/>
       <w:keepLines/>
-      <w:pageBreakBefore w:val="false"/>
-      <w:spacing w:lineRule="auto" w:line="240" w:before="0" w:after="320"/>
+      <w:spacing w:after="320" w:line="240" w:lineRule="auto"/>
     </w:pPr>
     <w:rPr>
-      <w:rFonts w:ascii="Arial" w:hAnsi="Arial" w:eastAsia="Arial" w:cs="Arial"/>
-      <w:i w:val="false"/>
-      <w:iCs w:val="false"/>
       <w:color w:val="666666"/>
       <w:sz w:val="30"/>
       <w:szCs w:val="30"/>
     </w:rPr>
   </w:style>
-  <w:style w:type="table" w:default="1" w:styleId="TableNormal">
+  <w:style w:type="table" w:customStyle="1" w:styleId="TableNormal0">
     <w:name w:val="TableNormal"/>
     <w:tblPr>
       <w:tblCellMar>
@@ -3116,7 +3497,7 @@
 </file>
 
 <file path=word/theme/theme1.xml><?xml version="1.0" encoding="utf-8"?>
-<a:theme xmlns:a="http://schemas.openxmlformats.org/drawingml/2006/main" xmlns:r="http://schemas.openxmlformats.org/officeDocument/2006/relationships" name="Office Theme">
+<a:theme xmlns:a="http://schemas.openxmlformats.org/drawingml/2006/main" name="Office Theme">
   <a:themeElements>
     <a:clrScheme name="Office">
       <a:dk1>
@@ -3158,13 +3539,13 @@
     </a:clrScheme>
     <a:fontScheme name="Office">
       <a:majorFont>
-        <a:latin typeface="Calibri" pitchFamily="0" charset="1"/>
-        <a:ea typeface=""/>
+        <a:latin typeface="Calibri"/>
+        <a:ea typeface="MingLiU"/>
         <a:cs typeface=""/>
       </a:majorFont>
       <a:minorFont>
-        <a:latin typeface="Cambria" pitchFamily="0" charset="1"/>
-        <a:ea typeface=""/>
+        <a:latin typeface="Cambria"/>
+        <a:ea typeface="PMingLiU"/>
         <a:cs typeface=""/>
       </a:minorFont>
     </a:fontScheme>
@@ -3192,7 +3573,7 @@
             </a:gs>
           </a:gsLst>
           <a:lin ang="16200000" scaled="1"/>
-          <a:tileRect l="0" t="0" r="0" b="0"/>
+          <a:tileRect/>
         </a:gradFill>
         <a:gradFill>
           <a:gsLst>
@@ -3210,7 +3591,7 @@
             </a:gs>
           </a:gsLst>
           <a:lin ang="16200000" scaled="0"/>
-          <a:tileRect l="0" t="0" r="0" b="0"/>
+          <a:tileRect/>
         </a:gradFill>
       </a:fillStyleLst>
       <a:lnStyleLst>
@@ -3261,7 +3642,7 @@
           <a:path path="circle">
             <a:fillToRect l="50000" t="-80000" r="50000" b="180000"/>
           </a:path>
-          <a:tileRect l="0" t="0" r="0" b="0"/>
+          <a:tileRect/>
         </a:gradFill>
         <a:gradFill>
           <a:gsLst>
@@ -3279,10 +3660,12 @@
           <a:path path="circle">
             <a:fillToRect l="50000" t="50000" r="50000" b="50000"/>
           </a:path>
-          <a:tileRect l="0" t="0" r="0" b="0"/>
+          <a:tileRect/>
         </a:gradFill>
       </a:bgFillStyleLst>
     </a:fmtScheme>
   </a:themeElements>
+  <a:objectDefaults/>
+  <a:extraClrSchemeLst/>
 </a:theme>
 </file>